--- a/public/labs/os/ЛР7_ОС_Файлова_система_та_управління_даними_в_Linux.docx
+++ b/public/labs/os/ЛР7_ОС_Файлова_система_та_управління_даними_в_Linux.docx
@@ -7,6 +7,14 @@
         <w:pStyle w:val="Title"/>
       </w:pPr>
       <w:r>
+        <w:t xml:space="preserve">Лабораторна робота №7</w:t>
+      </w:r>
+    </w:p>
+    <w:p>
+      <w:pPr>
+        <w:pStyle w:val="Subtitle"/>
+      </w:pPr>
+      <w:r>
         <w:t xml:space="preserve">Файлова система та управління даними в Linux</w:t>
       </w:r>
     </w:p>
@@ -19,9 +27,10 @@
       </w:r>
     </w:p>
     <w:sectPr>
-      <w:footnotePr>
-        <w:numRestart w:val="eachSect"/>
-      </w:footnotePr>
+      <w:pgSz w:h="16838" w:orient="portrait" w:w="11906"/>
+      <w:pgMar w:bottom="1134" w:footer="708" w:gutter="0" w:header="708" w:left="1418" w:right="851" w:top="1134"/>
+      <w:pgNumType w:start="1"/>
+      <w:docGrid w:linePitch="360"/>
     </w:sectPr>
   </w:body>
 </w:document>
@@ -57,74 +66,74 @@
     <w:multiLevelType w:val="multilevel"/>
     <w:lvl w:ilvl="0">
       <w:numFmt w:val="bullet"/>
-      <w:lvlText w:val=" "/>
+      <w:lvlText w:val="–"/>
       <w:lvlJc w:val="left"/>
       <w:pPr>
-        <w:ind w:left="720" w:hanging="360"/>
+        <w:ind w:left="1134" w:hanging="425"/>
       </w:pPr>
     </w:lvl>
     <w:lvl w:ilvl="1">
       <w:numFmt w:val="bullet"/>
-      <w:lvlText w:val=" "/>
+      <w:lvlText w:val="–"/>
       <w:lvlJc w:val="left"/>
       <w:pPr>
-        <w:ind w:left="1440" w:hanging="360"/>
+        <w:ind w:left="1701" w:hanging="425"/>
       </w:pPr>
     </w:lvl>
     <w:lvl w:ilvl="2">
       <w:numFmt w:val="bullet"/>
-      <w:lvlText w:val=" "/>
+      <w:lvlText w:val="–"/>
       <w:lvlJc w:val="left"/>
       <w:pPr>
-        <w:ind w:left="2160" w:hanging="360"/>
+        <w:ind w:left="2268" w:hanging="425"/>
       </w:pPr>
     </w:lvl>
     <w:lvl w:ilvl="3">
       <w:numFmt w:val="bullet"/>
-      <w:lvlText w:val=" "/>
+      <w:lvlText w:val="–"/>
       <w:lvlJc w:val="left"/>
       <w:pPr>
-        <w:ind w:left="2880" w:hanging="360"/>
+        <w:ind w:left="2835" w:hanging="425"/>
       </w:pPr>
     </w:lvl>
     <w:lvl w:ilvl="4">
       <w:numFmt w:val="bullet"/>
-      <w:lvlText w:val=" "/>
+      <w:lvlText w:val="–"/>
       <w:lvlJc w:val="left"/>
       <w:pPr>
-        <w:ind w:left="3600" w:hanging="360"/>
+        <w:ind w:left="3402" w:hanging="425"/>
       </w:pPr>
     </w:lvl>
     <w:lvl w:ilvl="5">
       <w:numFmt w:val="bullet"/>
-      <w:lvlText w:val=" "/>
+      <w:lvlText w:val="–"/>
       <w:lvlJc w:val="left"/>
       <w:pPr>
-        <w:ind w:left="4320" w:hanging="360"/>
+        <w:ind w:left="3969" w:hanging="425"/>
       </w:pPr>
     </w:lvl>
     <w:lvl w:ilvl="6">
       <w:numFmt w:val="bullet"/>
-      <w:lvlText w:val=" "/>
+      <w:lvlText w:val="–"/>
       <w:lvlJc w:val="left"/>
       <w:pPr>
-        <w:ind w:left="5040" w:hanging="360"/>
+        <w:ind w:left="4536" w:hanging="425"/>
       </w:pPr>
     </w:lvl>
     <w:lvl w:ilvl="7">
       <w:numFmt w:val="bullet"/>
-      <w:lvlText w:val=" "/>
+      <w:lvlText w:val="–"/>
       <w:lvlJc w:val="left"/>
       <w:pPr>
-        <w:ind w:left="5760" w:hanging="360"/>
+        <w:ind w:left="5103" w:hanging="425"/>
       </w:pPr>
     </w:lvl>
     <w:lvl w:ilvl="8">
       <w:numFmt w:val="bullet"/>
-      <w:lvlText w:val=" "/>
+      <w:lvlText w:val="–"/>
       <w:lvlJc w:val="left"/>
       <w:pPr>
-        <w:ind w:left="6480" w:hanging="360"/>
+        <w:ind w:left="5670" w:hanging="425"/>
       </w:pPr>
     </w:lvl>
   </w:abstractNum>
@@ -139,15 +148,15 @@
   <w:docDefaults>
     <w:rPrDefault>
       <w:rPr>
-        <w:rFonts w:asciiTheme="minorHAnsi" w:cstheme="minorBidi" w:eastAsiaTheme="minorEastAsia" w:hAnsiTheme="minorHAnsi"/>
-        <w:sz w:val="24"/>
-        <w:szCs w:val="24"/>
-        <w:lang w:bidi="ar-SA" w:eastAsia="zh-CN" w:val="en-US"/>
+        <w:rFonts w:ascii="Times New Roman" w:cs="Times New Roman" w:eastAsia="Times New Roman" w:hAnsi="Times New Roman"/>
+        <w:sz w:val="28"/>
+        <w:szCs w:val="28"/>
+        <w:lang w:val="uk-UA"/>
       </w:rPr>
     </w:rPrDefault>
     <w:pPrDefault>
       <w:pPr>
-        <w:spacing w:after="200"/>
+        <w:spacing w:after="0" w:before="0" w:line="312" w:lineRule="auto"/>
       </w:pPr>
     </w:pPrDefault>
   </w:docDefaults>
@@ -155,14 +164,19 @@
   <w:style w:default="1" w:styleId="Normal" w:type="paragraph">
     <w:name w:val="Normal"/>
     <w:qFormat/>
+    <w:pPr>
+      <w:spacing w:after="0" w:before="0" w:line="312" w:lineRule="auto"/>
+      <w:jc w:val="left"/>
+    </w:pPr>
   </w:style>
   <w:style w:styleId="BodyText" w:type="paragraph">
     <w:name w:val="Body Text"/>
     <w:basedOn w:val="Normal"/>
-    <w:link w:val="BodyTextChar"/>
-    <w:qFormat/>
-    <w:pPr>
-      <w:spacing w:after="180" w:before="180"/>
+    <w:qFormat/>
+    <w:pPr>
+      <w:spacing w:after="0" w:before="0" w:line="312" w:lineRule="auto"/>
+      <w:ind w:firstLine="709"/>
+      <w:jc w:val="both"/>
     </w:pPr>
   </w:style>
   <w:style w:customStyle="1" w:styleId="FirstParagraph" w:type="paragraph">
@@ -173,59 +187,57 @@
   </w:style>
   <w:style w:customStyle="1" w:styleId="Compact" w:type="paragraph">
     <w:name w:val="Compact"/>
-    <w:basedOn w:val="BodyText"/>
-    <w:qFormat/>
-    <w:pPr>
-      <w:spacing w:after="36" w:before="36"/>
+    <w:basedOn w:val="Normal"/>
+    <w:qFormat/>
+    <w:pPr>
+      <w:spacing w:after="0" w:before="0" w:line="312" w:lineRule="auto"/>
+      <w:ind w:firstLine="0"/>
+      <w:contextualSpacing/>
     </w:pPr>
   </w:style>
   <w:style w:styleId="Title" w:type="paragraph">
     <w:name w:val="Title"/>
     <w:basedOn w:val="Normal"/>
-    <w:next w:val="BodyText"/>
-    <w:link w:val="TitleChar"/>
+    <w:next w:val="Subtitle"/>
+    <w:qFormat/>
+    <w:pPr>
+      <w:spacing w:after="120" w:before="0" w:line="312" w:lineRule="auto"/>
+      <w:ind w:firstLine="0"/>
+      <w:jc w:val="center"/>
+    </w:pPr>
+    <w:rPr>
+      <w:rFonts w:ascii="Times New Roman" w:cs="Times New Roman" w:eastAsia="Times New Roman" w:hAnsi="Times New Roman"/>
+      <w:sz w:val="28"/>
+      <w:szCs w:val="28"/>
+    </w:rPr>
+  </w:style>
+  <w:style w:customStyle="1" w:styleId="TitleChar" w:type="character">
+    <w:name w:val="Title Char"/>
+    <w:basedOn w:val="DefaultParagraphFont"/>
+    <w:link w:val="Title"/>
     <w:uiPriority w:val="10"/>
-    <w:qFormat/>
-    <w:rsid w:val="00A10FD9"/>
-    <w:pPr>
-      <w:spacing w:after="80" w:line="240" w:lineRule="auto"/>
-      <w:contextualSpacing/>
-      <w:jc w:val="center"/>
-    </w:pPr>
+    <w:rsid w:val="00A10FD9"/>
     <w:rPr>
       <w:rFonts w:asciiTheme="majorHAnsi" w:cstheme="majorBidi" w:eastAsiaTheme="majorEastAsia" w:hAnsiTheme="majorHAnsi"/>
       <w:sz w:val="56"/>
       <w:szCs w:val="56"/>
     </w:rPr>
   </w:style>
-  <w:style w:customStyle="1" w:styleId="TitleChar" w:type="character">
-    <w:name w:val="Title Char"/>
-    <w:basedOn w:val="DefaultParagraphFont"/>
-    <w:link w:val="Title"/>
-    <w:uiPriority w:val="10"/>
-    <w:rsid w:val="00A10FD9"/>
-    <w:rPr>
-      <w:rFonts w:asciiTheme="majorHAnsi" w:cstheme="majorBidi" w:eastAsiaTheme="majorEastAsia" w:hAnsiTheme="majorHAnsi"/>
-      <w:sz w:val="56"/>
-      <w:szCs w:val="56"/>
-    </w:rPr>
-  </w:style>
   <w:style w:styleId="Subtitle" w:type="paragraph">
     <w:name w:val="Subtitle"/>
-    <w:basedOn w:val="Title"/>
-    <w:next w:val="BodyText"/>
-    <w:link w:val="SubtitleChar"/>
-    <w:uiPriority w:val="11"/>
-    <w:qFormat/>
-    <w:rsid w:val="00A10FD9"/>
-    <w:pPr>
-      <w:numPr>
-        <w:ilvl w:val="1"/>
-      </w:numPr>
-    </w:pPr>
-    <w:rPr>
-      <w:rFonts w:cstheme="majorBidi" w:eastAsiaTheme="majorEastAsia"/>
-      <w:spacing w:val="15"/>
+    <w:basedOn w:val="Normal"/>
+    <w:next w:val="FirstParagraph"/>
+    <w:qFormat/>
+    <w:pPr>
+      <w:spacing w:after="240" w:before="0" w:line="312" w:lineRule="auto"/>
+      <w:ind w:firstLine="0"/>
+      <w:jc w:val="center"/>
+    </w:pPr>
+    <w:rPr>
+      <w:rFonts w:ascii="Times New Roman" w:cs="Times New Roman" w:eastAsia="Times New Roman" w:hAnsi="Times New Roman"/>
+      <w:b/>
+      <w:bCs/>
+      <w:caps/>
       <w:sz w:val="28"/>
       <w:szCs w:val="28"/>
     </w:rPr>
@@ -315,17 +327,188 @@
   <w:style w:styleId="Heading1" w:type="paragraph">
     <w:name w:val="heading 1"/>
     <w:basedOn w:val="Normal"/>
+    <w:next w:val="FirstParagraph"/>
+    <w:qFormat/>
+    <w:pPr>
+      <w:keepNext/>
+      <w:spacing w:after="120" w:before="240" w:line="312" w:lineRule="auto"/>
+      <w:ind w:firstLine="0"/>
+      <w:jc w:val="center"/>
+    </w:pPr>
+    <w:rPr>
+      <w:rFonts w:ascii="Times New Roman" w:cs="Times New Roman" w:eastAsia="Times New Roman" w:hAnsi="Times New Roman"/>
+      <w:b/>
+      <w:bCs/>
+      <w:sz w:val="28"/>
+      <w:szCs w:val="28"/>
+    </w:rPr>
+  </w:style>
+  <w:style w:styleId="Heading2" w:type="paragraph">
+    <w:name w:val="heading 2"/>
+    <w:basedOn w:val="Normal"/>
+    <w:next w:val="FirstParagraph"/>
+    <w:qFormat/>
+    <w:pPr>
+      <w:keepNext/>
+      <w:spacing w:after="120" w:before="240" w:line="312" w:lineRule="auto"/>
+      <w:ind w:firstLine="0"/>
+      <w:jc w:val="center"/>
+    </w:pPr>
+    <w:rPr>
+      <w:rFonts w:ascii="Times New Roman" w:cs="Times New Roman" w:eastAsia="Times New Roman" w:hAnsi="Times New Roman"/>
+      <w:b/>
+      <w:bCs/>
+      <w:sz w:val="28"/>
+      <w:szCs w:val="28"/>
+    </w:rPr>
+  </w:style>
+  <w:style w:styleId="Heading3" w:type="paragraph">
+    <w:name w:val="heading 3"/>
+    <w:basedOn w:val="Normal"/>
+    <w:next w:val="FirstParagraph"/>
+    <w:qFormat/>
+    <w:pPr>
+      <w:keepNext/>
+      <w:spacing w:after="0" w:before="140" w:line="312" w:lineRule="auto"/>
+      <w:ind w:firstLine="709"/>
+      <w:jc w:val="left"/>
+    </w:pPr>
+    <w:rPr>
+      <w:rFonts w:ascii="Times New Roman" w:cs="Times New Roman" w:eastAsia="Times New Roman" w:hAnsi="Times New Roman"/>
+      <w:b/>
+      <w:bCs/>
+      <w:sz w:val="28"/>
+      <w:szCs w:val="28"/>
+    </w:rPr>
+  </w:style>
+  <w:style w:styleId="Heading4" w:type="paragraph">
+    <w:name w:val="heading 4"/>
+    <w:basedOn w:val="Normal"/>
+    <w:next w:val="FirstParagraph"/>
+    <w:qFormat/>
+    <w:pPr>
+      <w:keepNext/>
+      <w:spacing w:after="0" w:before="120" w:line="312" w:lineRule="auto"/>
+      <w:ind w:firstLine="709"/>
+      <w:jc w:val="left"/>
+    </w:pPr>
+    <w:rPr>
+      <w:rFonts w:ascii="Times New Roman" w:cs="Times New Roman" w:eastAsia="Times New Roman" w:hAnsi="Times New Roman"/>
+      <w:b/>
+      <w:bCs/>
+      <w:sz w:val="28"/>
+      <w:szCs w:val="28"/>
+    </w:rPr>
+  </w:style>
+  <w:style w:styleId="Heading5" w:type="paragraph">
+    <w:name w:val="heading 5"/>
+    <w:basedOn w:val="Normal"/>
+    <w:next w:val="FirstParagraph"/>
+    <w:qFormat/>
+    <w:pPr>
+      <w:keepNext/>
+      <w:spacing w:after="0" w:before="120" w:line="312" w:lineRule="auto"/>
+      <w:ind w:firstLine="709"/>
+      <w:jc w:val="left"/>
+    </w:pPr>
+    <w:rPr>
+      <w:rFonts w:ascii="Times New Roman" w:cs="Times New Roman" w:eastAsia="Times New Roman" w:hAnsi="Times New Roman"/>
+      <w:b/>
+      <w:bCs/>
+      <w:sz w:val="28"/>
+      <w:szCs w:val="28"/>
+    </w:rPr>
+  </w:style>
+  <w:style w:styleId="Heading6" w:type="paragraph">
+    <w:name w:val="heading 6"/>
+    <w:basedOn w:val="Normal"/>
+    <w:next w:val="FirstParagraph"/>
+    <w:qFormat/>
+    <w:pPr>
+      <w:keepNext/>
+      <w:spacing w:after="0" w:before="120" w:line="312" w:lineRule="auto"/>
+      <w:ind w:firstLine="709"/>
+      <w:jc w:val="left"/>
+    </w:pPr>
+    <w:rPr>
+      <w:rFonts w:ascii="Times New Roman" w:cs="Times New Roman" w:eastAsia="Times New Roman" w:hAnsi="Times New Roman"/>
+      <w:b/>
+      <w:bCs/>
+      <w:sz w:val="28"/>
+      <w:szCs w:val="28"/>
+    </w:rPr>
+  </w:style>
+  <w:style w:styleId="Heading7" w:type="paragraph">
+    <w:name w:val="heading 7"/>
+    <w:basedOn w:val="Normal"/>
     <w:next w:val="BodyText"/>
-    <w:link w:val="Heading1Char"/>
-    <w:uiPriority w:val="9"/>
+    <w:link w:val="Heading7Char"/>
+    <w:uiPriority w:val="9"/>
+    <w:semiHidden/>
+    <w:unhideWhenUsed/>
     <w:qFormat/>
     <w:rsid w:val="00A10FD9"/>
     <w:pPr>
       <w:keepNext/>
       <w:keepLines/>
-      <w:spacing w:after="80" w:before="360"/>
-      <w:outlineLvl w:val="0"/>
-    </w:pPr>
+      <w:spacing w:after="0" w:before="40"/>
+      <w:outlineLvl w:val="6"/>
+    </w:pPr>
+    <w:rPr>
+      <w:rFonts w:cstheme="majorBidi" w:eastAsiaTheme="majorEastAsia"/>
+      <w:color w:themeColor="text1" w:themeTint="A6" w:val="595959"/>
+    </w:rPr>
+  </w:style>
+  <w:style w:styleId="Heading8" w:type="paragraph">
+    <w:name w:val="heading 8"/>
+    <w:basedOn w:val="Normal"/>
+    <w:next w:val="BodyText"/>
+    <w:link w:val="Heading8Char"/>
+    <w:uiPriority w:val="9"/>
+    <w:semiHidden/>
+    <w:unhideWhenUsed/>
+    <w:qFormat/>
+    <w:rsid w:val="00A10FD9"/>
+    <w:pPr>
+      <w:keepNext/>
+      <w:keepLines/>
+      <w:spacing w:after="0"/>
+      <w:outlineLvl w:val="7"/>
+    </w:pPr>
+    <w:rPr>
+      <w:rFonts w:cstheme="majorBidi" w:eastAsiaTheme="majorEastAsia"/>
+      <w:i/>
+      <w:iCs/>
+      <w:color w:themeColor="text1" w:themeTint="D8" w:val="272727"/>
+    </w:rPr>
+  </w:style>
+  <w:style w:styleId="Heading9" w:type="paragraph">
+    <w:name w:val="heading 9"/>
+    <w:basedOn w:val="Normal"/>
+    <w:next w:val="BodyText"/>
+    <w:link w:val="Heading9Char"/>
+    <w:uiPriority w:val="9"/>
+    <w:semiHidden/>
+    <w:unhideWhenUsed/>
+    <w:qFormat/>
+    <w:rsid w:val="00A10FD9"/>
+    <w:pPr>
+      <w:keepNext/>
+      <w:keepLines/>
+      <w:spacing w:after="0"/>
+      <w:outlineLvl w:val="8"/>
+    </w:pPr>
+    <w:rPr>
+      <w:rFonts w:cstheme="majorBidi" w:eastAsiaTheme="majorEastAsia"/>
+      <w:color w:themeColor="text1" w:themeTint="D8" w:val="272727"/>
+    </w:rPr>
+  </w:style>
+  <w:style w:customStyle="1" w:styleId="Heading1Char" w:type="character">
+    <w:name w:val="Heading 1 Char"/>
+    <w:basedOn w:val="DefaultParagraphFont"/>
+    <w:link w:val="Heading1"/>
+    <w:uiPriority w:val="9"/>
+    <w:rsid w:val="00A10FD9"/>
     <w:rPr>
       <w:rFonts w:asciiTheme="majorHAnsi" w:cstheme="majorBidi" w:eastAsiaTheme="majorEastAsia" w:hAnsiTheme="majorHAnsi"/>
       <w:color w:themeColor="accent1" w:themeShade="BF" w:val="0F4761"/>
@@ -333,22 +516,13 @@
       <w:szCs w:val="40"/>
     </w:rPr>
   </w:style>
-  <w:style w:styleId="Heading2" w:type="paragraph">
-    <w:name w:val="heading 2"/>
-    <w:basedOn w:val="Normal"/>
-    <w:next w:val="BodyText"/>
-    <w:link w:val="Heading2Char"/>
+  <w:style w:customStyle="1" w:styleId="Heading2Char" w:type="character">
+    <w:name w:val="Heading 2 Char"/>
+    <w:basedOn w:val="DefaultParagraphFont"/>
+    <w:link w:val="Heading2"/>
     <w:uiPriority w:val="9"/>
     <w:semiHidden/>
-    <w:unhideWhenUsed/>
-    <w:qFormat/>
-    <w:rsid w:val="00A10FD9"/>
-    <w:pPr>
-      <w:keepNext/>
-      <w:keepLines/>
-      <w:spacing w:after="80" w:before="160"/>
-      <w:outlineLvl w:val="1"/>
-    </w:pPr>
+    <w:rsid w:val="00A10FD9"/>
     <w:rPr>
       <w:rFonts w:asciiTheme="majorHAnsi" w:cstheme="majorBidi" w:eastAsiaTheme="majorEastAsia" w:hAnsiTheme="majorHAnsi"/>
       <w:color w:themeColor="accent1" w:themeShade="BF" w:val="0F4761"/>
@@ -356,22 +530,13 @@
       <w:szCs w:val="32"/>
     </w:rPr>
   </w:style>
-  <w:style w:styleId="Heading3" w:type="paragraph">
-    <w:name w:val="heading 3"/>
-    <w:basedOn w:val="Normal"/>
-    <w:next w:val="BodyText"/>
-    <w:link w:val="Heading3Char"/>
+  <w:style w:customStyle="1" w:styleId="Heading3Char" w:type="character">
+    <w:name w:val="Heading 3 Char"/>
+    <w:basedOn w:val="DefaultParagraphFont"/>
+    <w:link w:val="Heading3"/>
     <w:uiPriority w:val="9"/>
     <w:semiHidden/>
-    <w:unhideWhenUsed/>
-    <w:qFormat/>
-    <w:rsid w:val="00A10FD9"/>
-    <w:pPr>
-      <w:keepNext/>
-      <w:keepLines/>
-      <w:spacing w:after="80" w:before="160"/>
-      <w:outlineLvl w:val="2"/>
-    </w:pPr>
+    <w:rsid w:val="00A10FD9"/>
     <w:rPr>
       <w:rFonts w:cstheme="majorBidi" w:eastAsiaTheme="majorEastAsia"/>
       <w:color w:themeColor="accent1" w:themeShade="BF" w:val="0F4761"/>
@@ -379,22 +544,13 @@
       <w:szCs w:val="28"/>
     </w:rPr>
   </w:style>
-  <w:style w:styleId="Heading4" w:type="paragraph">
-    <w:name w:val="heading 4"/>
-    <w:basedOn w:val="Normal"/>
-    <w:next w:val="BodyText"/>
-    <w:link w:val="Heading4Char"/>
+  <w:style w:customStyle="1" w:styleId="Heading4Char" w:type="character">
+    <w:name w:val="Heading 4 Char"/>
+    <w:basedOn w:val="DefaultParagraphFont"/>
+    <w:link w:val="Heading4"/>
     <w:uiPriority w:val="9"/>
     <w:semiHidden/>
-    <w:unhideWhenUsed/>
-    <w:qFormat/>
-    <w:rsid w:val="00A10FD9"/>
-    <w:pPr>
-      <w:keepNext/>
-      <w:keepLines/>
-      <w:spacing w:after="40" w:before="80"/>
-      <w:outlineLvl w:val="3"/>
-    </w:pPr>
+    <w:rsid w:val="00A10FD9"/>
     <w:rPr>
       <w:rFonts w:cstheme="majorBidi" w:eastAsiaTheme="majorEastAsia"/>
       <w:i/>
@@ -402,43 +558,25 @@
       <w:color w:themeColor="accent1" w:themeShade="BF" w:val="0F4761"/>
     </w:rPr>
   </w:style>
-  <w:style w:styleId="Heading5" w:type="paragraph">
-    <w:name w:val="heading 5"/>
-    <w:basedOn w:val="Normal"/>
-    <w:next w:val="BodyText"/>
-    <w:link w:val="Heading5Char"/>
+  <w:style w:customStyle="1" w:styleId="Heading5Char" w:type="character">
+    <w:name w:val="Heading 5 Char"/>
+    <w:basedOn w:val="DefaultParagraphFont"/>
+    <w:link w:val="Heading5"/>
     <w:uiPriority w:val="9"/>
     <w:semiHidden/>
-    <w:unhideWhenUsed/>
-    <w:qFormat/>
-    <w:rsid w:val="00A10FD9"/>
-    <w:pPr>
-      <w:keepNext/>
-      <w:keepLines/>
-      <w:spacing w:after="40" w:before="80"/>
-      <w:outlineLvl w:val="4"/>
-    </w:pPr>
+    <w:rsid w:val="00A10FD9"/>
     <w:rPr>
       <w:rFonts w:cstheme="majorBidi" w:eastAsiaTheme="majorEastAsia"/>
       <w:color w:themeColor="accent1" w:themeShade="BF" w:val="0F4761"/>
     </w:rPr>
   </w:style>
-  <w:style w:styleId="Heading6" w:type="paragraph">
-    <w:name w:val="heading 6"/>
-    <w:basedOn w:val="Normal"/>
-    <w:next w:val="BodyText"/>
-    <w:link w:val="Heading6Char"/>
+  <w:style w:customStyle="1" w:styleId="Heading6Char" w:type="character">
+    <w:name w:val="Heading 6 Char"/>
+    <w:basedOn w:val="DefaultParagraphFont"/>
+    <w:link w:val="Heading6"/>
     <w:uiPriority w:val="9"/>
     <w:semiHidden/>
-    <w:unhideWhenUsed/>
-    <w:qFormat/>
-    <w:rsid w:val="00A10FD9"/>
-    <w:pPr>
-      <w:keepNext/>
-      <w:keepLines/>
-      <w:spacing w:after="0" w:before="40"/>
-      <w:outlineLvl w:val="5"/>
-    </w:pPr>
+    <w:rsid w:val="00A10FD9"/>
     <w:rPr>
       <w:rFonts w:cstheme="majorBidi" w:eastAsiaTheme="majorEastAsia"/>
       <w:i/>
@@ -446,43 +584,25 @@
       <w:color w:themeColor="text1" w:themeTint="A6" w:val="595959"/>
     </w:rPr>
   </w:style>
-  <w:style w:styleId="Heading7" w:type="paragraph">
-    <w:name w:val="heading 7"/>
-    <w:basedOn w:val="Normal"/>
-    <w:next w:val="BodyText"/>
-    <w:link w:val="Heading7Char"/>
+  <w:style w:customStyle="1" w:styleId="Heading7Char" w:type="character">
+    <w:name w:val="Heading 7 Char"/>
+    <w:basedOn w:val="DefaultParagraphFont"/>
+    <w:link w:val="Heading7"/>
     <w:uiPriority w:val="9"/>
     <w:semiHidden/>
-    <w:unhideWhenUsed/>
-    <w:qFormat/>
-    <w:rsid w:val="00A10FD9"/>
-    <w:pPr>
-      <w:keepNext/>
-      <w:keepLines/>
-      <w:spacing w:after="0" w:before="40"/>
-      <w:outlineLvl w:val="6"/>
-    </w:pPr>
+    <w:rsid w:val="00A10FD9"/>
     <w:rPr>
       <w:rFonts w:cstheme="majorBidi" w:eastAsiaTheme="majorEastAsia"/>
       <w:color w:themeColor="text1" w:themeTint="A6" w:val="595959"/>
     </w:rPr>
   </w:style>
-  <w:style w:styleId="Heading8" w:type="paragraph">
-    <w:name w:val="heading 8"/>
-    <w:basedOn w:val="Normal"/>
-    <w:next w:val="BodyText"/>
-    <w:link w:val="Heading8Char"/>
+  <w:style w:customStyle="1" w:styleId="Heading8Char" w:type="character">
+    <w:name w:val="Heading 8 Char"/>
+    <w:basedOn w:val="DefaultParagraphFont"/>
+    <w:link w:val="Heading8"/>
     <w:uiPriority w:val="9"/>
     <w:semiHidden/>
-    <w:unhideWhenUsed/>
-    <w:qFormat/>
-    <w:rsid w:val="00A10FD9"/>
-    <w:pPr>
-      <w:keepNext/>
-      <w:keepLines/>
-      <w:spacing w:after="0"/>
-      <w:outlineLvl w:val="7"/>
-    </w:pPr>
+    <w:rsid w:val="00A10FD9"/>
     <w:rPr>
       <w:rFonts w:cstheme="majorBidi" w:eastAsiaTheme="majorEastAsia"/>
       <w:i/>
@@ -490,134 +610,6 @@
       <w:color w:themeColor="text1" w:themeTint="D8" w:val="272727"/>
     </w:rPr>
   </w:style>
-  <w:style w:styleId="Heading9" w:type="paragraph">
-    <w:name w:val="heading 9"/>
-    <w:basedOn w:val="Normal"/>
-    <w:next w:val="BodyText"/>
-    <w:link w:val="Heading9Char"/>
-    <w:uiPriority w:val="9"/>
-    <w:semiHidden/>
-    <w:unhideWhenUsed/>
-    <w:qFormat/>
-    <w:rsid w:val="00A10FD9"/>
-    <w:pPr>
-      <w:keepNext/>
-      <w:keepLines/>
-      <w:spacing w:after="0"/>
-      <w:outlineLvl w:val="8"/>
-    </w:pPr>
-    <w:rPr>
-      <w:rFonts w:cstheme="majorBidi" w:eastAsiaTheme="majorEastAsia"/>
-      <w:color w:themeColor="text1" w:themeTint="D8" w:val="272727"/>
-    </w:rPr>
-  </w:style>
-  <w:style w:customStyle="1" w:styleId="Heading1Char" w:type="character">
-    <w:name w:val="Heading 1 Char"/>
-    <w:basedOn w:val="DefaultParagraphFont"/>
-    <w:link w:val="Heading1"/>
-    <w:uiPriority w:val="9"/>
-    <w:rsid w:val="00A10FD9"/>
-    <w:rPr>
-      <w:rFonts w:asciiTheme="majorHAnsi" w:cstheme="majorBidi" w:eastAsiaTheme="majorEastAsia" w:hAnsiTheme="majorHAnsi"/>
-      <w:color w:themeColor="accent1" w:themeShade="BF" w:val="0F4761"/>
-      <w:sz w:val="40"/>
-      <w:szCs w:val="40"/>
-    </w:rPr>
-  </w:style>
-  <w:style w:customStyle="1" w:styleId="Heading2Char" w:type="character">
-    <w:name w:val="Heading 2 Char"/>
-    <w:basedOn w:val="DefaultParagraphFont"/>
-    <w:link w:val="Heading2"/>
-    <w:uiPriority w:val="9"/>
-    <w:semiHidden/>
-    <w:rsid w:val="00A10FD9"/>
-    <w:rPr>
-      <w:rFonts w:asciiTheme="majorHAnsi" w:cstheme="majorBidi" w:eastAsiaTheme="majorEastAsia" w:hAnsiTheme="majorHAnsi"/>
-      <w:color w:themeColor="accent1" w:themeShade="BF" w:val="0F4761"/>
-      <w:sz w:val="32"/>
-      <w:szCs w:val="32"/>
-    </w:rPr>
-  </w:style>
-  <w:style w:customStyle="1" w:styleId="Heading3Char" w:type="character">
-    <w:name w:val="Heading 3 Char"/>
-    <w:basedOn w:val="DefaultParagraphFont"/>
-    <w:link w:val="Heading3"/>
-    <w:uiPriority w:val="9"/>
-    <w:semiHidden/>
-    <w:rsid w:val="00A10FD9"/>
-    <w:rPr>
-      <w:rFonts w:cstheme="majorBidi" w:eastAsiaTheme="majorEastAsia"/>
-      <w:color w:themeColor="accent1" w:themeShade="BF" w:val="0F4761"/>
-      <w:sz w:val="28"/>
-      <w:szCs w:val="28"/>
-    </w:rPr>
-  </w:style>
-  <w:style w:customStyle="1" w:styleId="Heading4Char" w:type="character">
-    <w:name w:val="Heading 4 Char"/>
-    <w:basedOn w:val="DefaultParagraphFont"/>
-    <w:link w:val="Heading4"/>
-    <w:uiPriority w:val="9"/>
-    <w:semiHidden/>
-    <w:rsid w:val="00A10FD9"/>
-    <w:rPr>
-      <w:rFonts w:cstheme="majorBidi" w:eastAsiaTheme="majorEastAsia"/>
-      <w:i/>
-      <w:iCs/>
-      <w:color w:themeColor="accent1" w:themeShade="BF" w:val="0F4761"/>
-    </w:rPr>
-  </w:style>
-  <w:style w:customStyle="1" w:styleId="Heading5Char" w:type="character">
-    <w:name w:val="Heading 5 Char"/>
-    <w:basedOn w:val="DefaultParagraphFont"/>
-    <w:link w:val="Heading5"/>
-    <w:uiPriority w:val="9"/>
-    <w:semiHidden/>
-    <w:rsid w:val="00A10FD9"/>
-    <w:rPr>
-      <w:rFonts w:cstheme="majorBidi" w:eastAsiaTheme="majorEastAsia"/>
-      <w:color w:themeColor="accent1" w:themeShade="BF" w:val="0F4761"/>
-    </w:rPr>
-  </w:style>
-  <w:style w:customStyle="1" w:styleId="Heading6Char" w:type="character">
-    <w:name w:val="Heading 6 Char"/>
-    <w:basedOn w:val="DefaultParagraphFont"/>
-    <w:link w:val="Heading6"/>
-    <w:uiPriority w:val="9"/>
-    <w:semiHidden/>
-    <w:rsid w:val="00A10FD9"/>
-    <w:rPr>
-      <w:rFonts w:cstheme="majorBidi" w:eastAsiaTheme="majorEastAsia"/>
-      <w:i/>
-      <w:iCs/>
-      <w:color w:themeColor="text1" w:themeTint="A6" w:val="595959"/>
-    </w:rPr>
-  </w:style>
-  <w:style w:customStyle="1" w:styleId="Heading7Char" w:type="character">
-    <w:name w:val="Heading 7 Char"/>
-    <w:basedOn w:val="DefaultParagraphFont"/>
-    <w:link w:val="Heading7"/>
-    <w:uiPriority w:val="9"/>
-    <w:semiHidden/>
-    <w:rsid w:val="00A10FD9"/>
-    <w:rPr>
-      <w:rFonts w:cstheme="majorBidi" w:eastAsiaTheme="majorEastAsia"/>
-      <w:color w:themeColor="text1" w:themeTint="A6" w:val="595959"/>
-    </w:rPr>
-  </w:style>
-  <w:style w:customStyle="1" w:styleId="Heading8Char" w:type="character">
-    <w:name w:val="Heading 8 Char"/>
-    <w:basedOn w:val="DefaultParagraphFont"/>
-    <w:link w:val="Heading8"/>
-    <w:uiPriority w:val="9"/>
-    <w:semiHidden/>
-    <w:rsid w:val="00A10FD9"/>
-    <w:rPr>
-      <w:rFonts w:cstheme="majorBidi" w:eastAsiaTheme="majorEastAsia"/>
-      <w:i/>
-      <w:iCs/>
-      <w:color w:themeColor="text1" w:themeTint="D8" w:val="272727"/>
-    </w:rPr>
-  </w:style>
   <w:style w:customStyle="1" w:styleId="Heading9Char" w:type="character">
     <w:name w:val="Heading 9 Char"/>
     <w:basedOn w:val="DefaultParagraphFont"/>
@@ -633,13 +625,10 @@
   <w:style w:styleId="BlockText" w:type="paragraph">
     <w:name w:val="Block Text"/>
     <w:basedOn w:val="BodyText"/>
-    <w:next w:val="BodyText"/>
-    <w:uiPriority w:val="9"/>
-    <w:unhideWhenUsed/>
-    <w:qFormat/>
-    <w:pPr>
-      <w:spacing w:after="100" w:before="100"/>
-      <w:ind w:firstLine="0" w:left="480" w:right="480"/>
+    <w:qFormat/>
+    <w:pPr>
+      <w:spacing w:after="0" w:before="0" w:line="312" w:lineRule="auto"/>
+      <w:ind w:firstLine="0" w:left="1134"/>
     </w:pPr>
   </w:style>
   <w:style w:styleId="FootnoteText" w:type="paragraph">
@@ -670,24 +659,44 @@
   <w:style w:default="1" w:styleId="Table" w:type="table">
     <w:name w:val="Table"/>
     <w:basedOn w:val="TableNormal"/>
-    <w:semiHidden/>
-    <w:unhideWhenUsed/>
-    <w:qFormat/>
+    <w:qFormat/>
+    <w:pPr>
+      <w:spacing w:after="0" w:before="0" w:line="240" w:lineRule="auto"/>
+      <w:ind w:firstLine="0"/>
+      <w:jc w:val="left"/>
+    </w:pPr>
+    <w:rPr>
+      <w:rFonts w:ascii="Times New Roman" w:cs="Times New Roman" w:eastAsia="Times New Roman" w:hAnsi="Times New Roman"/>
+      <w:sz w:val="24"/>
+      <w:szCs w:val="24"/>
+    </w:rPr>
     <w:tblPr>
       <w:tblInd w:type="dxa" w:w="0"/>
+      <w:tblBorders>
+        <w:top w:color="000000" w:space="0" w:sz="4" w:val="single"/>
+        <w:left w:color="000000" w:space="0" w:sz="4" w:val="single"/>
+        <w:bottom w:color="000000" w:space="0" w:sz="4" w:val="single"/>
+        <w:right w:color="000000" w:space="0" w:sz="4" w:val="single"/>
+        <w:insideH w:color="000000" w:space="0" w:sz="4" w:val="single"/>
+        <w:insideV w:color="000000" w:space="0" w:sz="4" w:val="single"/>
+      </w:tblBorders>
       <w:tblCellMar>
-        <w:top w:type="dxa" w:w="0"/>
-        <w:left w:type="dxa" w:w="108"/>
-        <w:bottom w:type="dxa" w:w="0"/>
-        <w:right w:type="dxa" w:w="108"/>
+        <w:top w:type="dxa" w:w="40"/>
+        <w:left w:type="dxa" w:w="70"/>
+        <w:bottom w:type="dxa" w:w="40"/>
+        <w:right w:type="dxa" w:w="70"/>
       </w:tblCellMar>
     </w:tblPr>
     <w:tblStylePr w:type="firstRow">
+      <w:pPr>
+        <w:jc w:val="center"/>
+      </w:pPr>
+      <w:rPr>
+        <w:b/>
+        <w:bCs/>
+      </w:rPr>
       <w:tcPr>
-        <w:tcBorders>
-          <w:bottom w:val="single"/>
-        </w:tcBorders>
-        <w:vAlign w:val="bottom"/>
+        <w:vAlign w:val="center"/>
       </w:tcPr>
     </w:tblStylePr>
   </w:style>
@@ -721,18 +730,48 @@
   </w:style>
   <w:style w:customStyle="1" w:styleId="TableCaption" w:type="paragraph">
     <w:name w:val="Table Caption"/>
-    <w:basedOn w:val="Caption"/>
-    <w:pPr>
-      <w:keepNext/>
-    </w:pPr>
+    <w:basedOn w:val="Normal"/>
+    <w:next w:val="FirstParagraph"/>
+    <w:qFormat/>
+    <w:pPr>
+      <w:keepNext/>
+      <w:spacing w:after="60" w:before="160" w:line="312" w:lineRule="auto"/>
+      <w:ind w:firstLine="0"/>
+      <w:jc w:val="center"/>
+    </w:pPr>
+    <w:rPr>
+      <w:rFonts w:ascii="Times New Roman" w:cs="Times New Roman" w:eastAsia="Times New Roman" w:hAnsi="Times New Roman"/>
+      <w:sz w:val="28"/>
+      <w:szCs w:val="28"/>
+    </w:rPr>
   </w:style>
   <w:style w:customStyle="1" w:styleId="ImageCaption" w:type="paragraph">
     <w:name w:val="Image Caption"/>
-    <w:basedOn w:val="Caption"/>
+    <w:basedOn w:val="Normal"/>
+    <w:next w:val="FirstParagraph"/>
+    <w:qFormat/>
+    <w:pPr>
+      <w:spacing w:after="160" w:before="60" w:line="312" w:lineRule="auto"/>
+      <w:ind w:firstLine="0"/>
+      <w:jc w:val="center"/>
+    </w:pPr>
+    <w:rPr>
+      <w:rFonts w:ascii="Times New Roman" w:cs="Times New Roman" w:eastAsia="Times New Roman" w:hAnsi="Times New Roman"/>
+      <w:sz w:val="28"/>
+      <w:szCs w:val="28"/>
+    </w:rPr>
   </w:style>
   <w:style w:customStyle="1" w:styleId="Figure" w:type="paragraph">
     <w:name w:val="Figure"/>
     <w:basedOn w:val="Normal"/>
+    <w:next w:val="ImageCaption"/>
+    <w:qFormat/>
+    <w:pPr>
+      <w:keepNext/>
+      <w:spacing w:after="60" w:before="160" w:line="312" w:lineRule="auto"/>
+      <w:ind w:firstLine="0"/>
+      <w:jc w:val="center"/>
+    </w:pPr>
   </w:style>
   <w:style w:customStyle="1" w:styleId="CaptionedFigure" w:type="paragraph">
     <w:name w:val="Captioned Figure"/>
@@ -748,10 +787,9 @@
   </w:style>
   <w:style w:customStyle="1" w:styleId="VerbatimChar" w:type="character">
     <w:name w:val="Verbatim Char"/>
-    <w:basedOn w:val="BodyTextChar"/>
-    <w:rPr>
-      <w:rFonts w:ascii="Consolas" w:hAnsi="Consolas"/>
-      <w:sz w:val="22"/>
+    <w:basedOn w:val="DefaultParagraphFont"/>
+    <w:rPr>
+      <w:rFonts w:ascii="Times New Roman" w:cs="Times New Roman" w:eastAsia="Times New Roman" w:hAnsi="Times New Roman"/>
     </w:rPr>
   </w:style>
   <w:style w:customStyle="1" w:styleId="SectionNumber" w:type="character">
@@ -790,239 +828,27 @@
       <w:color w:themeColor="accent1" w:themeShade="BF" w:val="365F91"/>
     </w:rPr>
   </w:style>
-  <w:style w:type="paragraph" w:customStyle="1" w:styleId="SourceCode">
+  <w:style w:customStyle="1" w:styleId="SourceCode" w:type="paragraph">
     <w:name w:val="Source Code"/>
     <w:basedOn w:val="Normal"/>
-    <w:link w:val="VerbatimChar"/>
-    <w:pPr>
-      <w:wordWrap w:val="off"/>
-    </w:pPr>
-  </w:style>
-  <w:style w:type="character" w:customStyle="1" w:styleId="KeywordTok">
-    <w:name w:val="KeywordTok"/>
-    <w:basedOn w:val="VerbatimChar"/>
-    <w:rPr>
-      <w:b/>
-      <w:color w:val="007020"/>
-    </w:rPr>
-  </w:style>
-  <w:style w:type="character" w:customStyle="1" w:styleId="DataTypeTok">
-    <w:name w:val="DataTypeTok"/>
-    <w:basedOn w:val="VerbatimChar"/>
-    <w:rPr>
-      <w:color w:val="902000"/>
-    </w:rPr>
-  </w:style>
-  <w:style w:type="character" w:customStyle="1" w:styleId="DecValTok">
-    <w:name w:val="DecValTok"/>
-    <w:basedOn w:val="VerbatimChar"/>
-    <w:rPr>
-      <w:color w:val="40a070"/>
-    </w:rPr>
-  </w:style>
-  <w:style w:type="character" w:customStyle="1" w:styleId="BaseNTok">
-    <w:name w:val="BaseNTok"/>
-    <w:basedOn w:val="VerbatimChar"/>
-    <w:rPr>
-      <w:color w:val="40a070"/>
-    </w:rPr>
-  </w:style>
-  <w:style w:type="character" w:customStyle="1" w:styleId="FloatTok">
-    <w:name w:val="FloatTok"/>
-    <w:basedOn w:val="VerbatimChar"/>
-    <w:rPr>
-      <w:color w:val="40a070"/>
-    </w:rPr>
-  </w:style>
-  <w:style w:type="character" w:customStyle="1" w:styleId="ConstantTok">
-    <w:name w:val="ConstantTok"/>
-    <w:basedOn w:val="VerbatimChar"/>
-    <w:rPr>
-      <w:color w:val="880000"/>
-    </w:rPr>
-  </w:style>
-  <w:style w:type="character" w:customStyle="1" w:styleId="CharTok">
-    <w:name w:val="CharTok"/>
-    <w:basedOn w:val="VerbatimChar"/>
-    <w:rPr>
-      <w:color w:val="4070a0"/>
-    </w:rPr>
-  </w:style>
-  <w:style w:type="character" w:customStyle="1" w:styleId="SpecialCharTok">
-    <w:name w:val="SpecialCharTok"/>
-    <w:basedOn w:val="VerbatimChar"/>
-    <w:rPr>
-      <w:color w:val="4070a0"/>
-    </w:rPr>
-  </w:style>
-  <w:style w:type="character" w:customStyle="1" w:styleId="StringTok">
-    <w:name w:val="StringTok"/>
-    <w:basedOn w:val="VerbatimChar"/>
-    <w:rPr>
-      <w:color w:val="4070a0"/>
-    </w:rPr>
-  </w:style>
-  <w:style w:type="character" w:customStyle="1" w:styleId="VerbatimStringTok">
-    <w:name w:val="VerbatimStringTok"/>
-    <w:basedOn w:val="VerbatimChar"/>
-    <w:rPr>
-      <w:color w:val="4070a0"/>
-    </w:rPr>
-  </w:style>
-  <w:style w:type="character" w:customStyle="1" w:styleId="SpecialStringTok">
-    <w:name w:val="SpecialStringTok"/>
-    <w:basedOn w:val="VerbatimChar"/>
-    <w:rPr>
-      <w:color w:val="bb6688"/>
-    </w:rPr>
-  </w:style>
-  <w:style w:type="character" w:customStyle="1" w:styleId="ImportTok">
-    <w:name w:val="ImportTok"/>
-    <w:basedOn w:val="VerbatimChar"/>
-    <w:rPr>
-      <w:b/>
-      <w:color w:val="008000"/>
-    </w:rPr>
-  </w:style>
-  <w:style w:type="character" w:customStyle="1" w:styleId="CommentTok">
-    <w:name w:val="CommentTok"/>
-    <w:basedOn w:val="VerbatimChar"/>
-    <w:rPr>
-      <w:i/>
-      <w:color w:val="60a0b0"/>
-    </w:rPr>
-  </w:style>
-  <w:style w:type="character" w:customStyle="1" w:styleId="DocumentationTok">
-    <w:name w:val="DocumentationTok"/>
-    <w:basedOn w:val="VerbatimChar"/>
-    <w:rPr>
-      <w:i/>
-      <w:color w:val="ba2121"/>
-    </w:rPr>
-  </w:style>
-  <w:style w:type="character" w:customStyle="1" w:styleId="AnnotationTok">
-    <w:name w:val="AnnotationTok"/>
-    <w:basedOn w:val="VerbatimChar"/>
-    <w:rPr>
-      <w:b/>
-      <w:i/>
-      <w:color w:val="60a0b0"/>
-    </w:rPr>
-  </w:style>
-  <w:style w:type="character" w:customStyle="1" w:styleId="CommentVarTok">
-    <w:name w:val="CommentVarTok"/>
-    <w:basedOn w:val="VerbatimChar"/>
-    <w:rPr>
-      <w:b/>
-      <w:i/>
-      <w:color w:val="60a0b0"/>
-    </w:rPr>
-  </w:style>
-  <w:style w:type="character" w:customStyle="1" w:styleId="OtherTok">
-    <w:name w:val="OtherTok"/>
-    <w:basedOn w:val="VerbatimChar"/>
-    <w:rPr>
-      <w:color w:val="007020"/>
-    </w:rPr>
-  </w:style>
-  <w:style w:type="character" w:customStyle="1" w:styleId="FunctionTok">
-    <w:name w:val="FunctionTok"/>
-    <w:basedOn w:val="VerbatimChar"/>
-    <w:rPr>
-      <w:color w:val="06287e"/>
-    </w:rPr>
-  </w:style>
-  <w:style w:type="character" w:customStyle="1" w:styleId="VariableTok">
-    <w:name w:val="VariableTok"/>
-    <w:basedOn w:val="VerbatimChar"/>
-    <w:rPr>
-      <w:color w:val="19177c"/>
-    </w:rPr>
-  </w:style>
-  <w:style w:type="character" w:customStyle="1" w:styleId="ControlFlowTok">
-    <w:name w:val="ControlFlowTok"/>
-    <w:basedOn w:val="VerbatimChar"/>
-    <w:rPr>
-      <w:b/>
-      <w:color w:val="007020"/>
-    </w:rPr>
-  </w:style>
-  <w:style w:type="character" w:customStyle="1" w:styleId="OperatorTok">
-    <w:name w:val="OperatorTok"/>
-    <w:basedOn w:val="VerbatimChar"/>
-    <w:rPr>
-      <w:color w:val="666666"/>
-    </w:rPr>
-  </w:style>
-  <w:style w:type="character" w:customStyle="1" w:styleId="BuiltInTok">
-    <w:name w:val="BuiltInTok"/>
-    <w:basedOn w:val="VerbatimChar"/>
-    <w:rPr>
-      <w:color w:val="008000"/>
-    </w:rPr>
-  </w:style>
-  <w:style w:type="character" w:customStyle="1" w:styleId="ExtensionTok">
-    <w:name w:val="ExtensionTok"/>
-    <w:basedOn w:val="VerbatimChar"/>
-    <w:rPr/>
-  </w:style>
-  <w:style w:type="character" w:customStyle="1" w:styleId="PreprocessorTok">
-    <w:name w:val="PreprocessorTok"/>
-    <w:basedOn w:val="VerbatimChar"/>
-    <w:rPr>
-      <w:color w:val="bc7a00"/>
-    </w:rPr>
-  </w:style>
-  <w:style w:type="character" w:customStyle="1" w:styleId="AttributeTok">
-    <w:name w:val="AttributeTok"/>
-    <w:basedOn w:val="VerbatimChar"/>
-    <w:rPr>
-      <w:color w:val="7d9029"/>
-    </w:rPr>
-  </w:style>
-  <w:style w:type="character" w:customStyle="1" w:styleId="RegionMarkerTok">
-    <w:name w:val="RegionMarkerTok"/>
-    <w:basedOn w:val="VerbatimChar"/>
-    <w:rPr/>
-  </w:style>
-  <w:style w:type="character" w:customStyle="1" w:styleId="InformationTok">
-    <w:name w:val="InformationTok"/>
-    <w:basedOn w:val="VerbatimChar"/>
-    <w:rPr>
-      <w:b/>
-      <w:i/>
-      <w:color w:val="60a0b0"/>
-    </w:rPr>
-  </w:style>
-  <w:style w:type="character" w:customStyle="1" w:styleId="WarningTok">
-    <w:name w:val="WarningTok"/>
-    <w:basedOn w:val="VerbatimChar"/>
-    <w:rPr>
-      <w:b/>
-      <w:i/>
-      <w:color w:val="60a0b0"/>
-    </w:rPr>
-  </w:style>
-  <w:style w:type="character" w:customStyle="1" w:styleId="AlertTok">
-    <w:name w:val="AlertTok"/>
-    <w:basedOn w:val="VerbatimChar"/>
-    <w:rPr>
-      <w:b/>
-      <w:color w:val="ff0000"/>
-    </w:rPr>
-  </w:style>
-  <w:style w:type="character" w:customStyle="1" w:styleId="ErrorTok">
-    <w:name w:val="ErrorTok"/>
-    <w:basedOn w:val="VerbatimChar"/>
-    <w:rPr>
-      <w:b/>
-      <w:color w:val="ff0000"/>
-    </w:rPr>
-  </w:style>
-  <w:style w:type="character" w:customStyle="1" w:styleId="NormalTok">
-    <w:name w:val="NormalTok"/>
-    <w:basedOn w:val="VerbatimChar"/>
-    <w:rPr/>
+    <w:qFormat/>
+    <w:pPr>
+      <w:pBdr>
+        <w:top w:color="BFBFBF" w:space="4" w:sz="4" w:val="single"/>
+        <w:left w:color="BFBFBF" w:space="4" w:sz="4" w:val="single"/>
+        <w:bottom w:color="BFBFBF" w:space="4" w:sz="4" w:val="single"/>
+        <w:right w:color="BFBFBF" w:space="4" w:sz="4" w:val="single"/>
+      </w:pBdr>
+      <w:shd w:color="auto" w:fill="F4F4F4" w:val="clear"/>
+      <w:spacing w:after="120" w:before="120" w:line="200" w:lineRule="auto"/>
+      <w:ind w:firstLine="0" w:left="284" w:right="284"/>
+      <w:jc w:val="left"/>
+    </w:pPr>
+    <w:rPr>
+      <w:rFonts w:ascii="Courier New" w:cs="Courier New" w:eastAsia="Courier New" w:hAnsi="Courier New"/>
+      <w:sz w:val="18"/>
+      <w:szCs w:val="18"/>
+    </w:rPr>
   </w:style>
 </w:styles>
 </file>

--- a/public/labs/os/ЛР7_ОС_Файлова_система_та_управління_даними_в_Linux.docx
+++ b/public/labs/os/ЛР7_ОС_Файлова_система_та_управління_даними_в_Linux.docx
@@ -15,7 +15,7 @@
         <w:pStyle w:val="Subtitle"/>
       </w:pPr>
       <w:r>
-        <w:t xml:space="preserve">Файлова система та управління даними в Linux</w:t>
+        <w:t xml:space="preserve">Вивчення файлової системи та функцій по обробці та управлінню даними в ОС Linux</w:t>
       </w:r>
     </w:p>
     <w:p>
@@ -23,9 +23,5300 @@
         <w:pStyle w:val="FirstParagraph"/>
       </w:pPr>
       <w:r>
-        <w:t xml:space="preserve">Матеріал цієї теми готується.</w:t>
-      </w:r>
-    </w:p>
+        <w:rPr>
+          <w:b/>
+          <w:bCs/>
+        </w:rPr>
+        <w:t xml:space="preserve">Мета:</w:t>
+      </w:r>
+      <w:r>
+        <w:t xml:space="preserve"> </w:t>
+      </w:r>
+      <w:r>
+        <w:t xml:space="preserve">навчитися працювати з файловою системою Linux засобами командного рядка: орієнтуватися в структурі FHS, виконувати повний цикл файлових операцій, шукати файли за різними критеріями, розрізняти жорсткі й символічні посилання, монтувати та відмонтовувати носії, аналізувати використання дискового простору й архівувати дані.</w:t>
+      </w:r>
+    </w:p>
+    <w:p>
+      <w:pPr>
+        <w:pStyle w:val="BodyText"/>
+      </w:pPr>
+      <w:r>
+        <w:rPr>
+          <w:b/>
+          <w:bCs/>
+        </w:rPr>
+        <w:t xml:space="preserve">Обладнання:</w:t>
+      </w:r>
+      <w:r>
+        <w:t xml:space="preserve"> </w:t>
+      </w:r>
+      <w:r>
+        <w:t xml:space="preserve">ПК або віртуальна машина з Ubuntu 22.04; термінал; право виконувати</w:t>
+      </w:r>
+      <w:r>
+        <w:t xml:space="preserve"> </w:t>
+      </w:r>
+      <w:r>
+        <w:rPr>
+          <w:rStyle w:val="VerbatimChar"/>
+        </w:rPr>
+        <w:t xml:space="preserve">sudo</w:t>
+      </w:r>
+      <w:r>
+        <w:t xml:space="preserve">; змінний носій або додатковий віртуальний диск.</w:t>
+      </w:r>
+    </w:p>
+    <w:p>
+      <w:pPr>
+        <w:pStyle w:val="BodyText"/>
+      </w:pPr>
+      <w:r>
+        <w:rPr>
+          <w:b/>
+          <w:bCs/>
+        </w:rPr>
+        <w:t xml:space="preserve">Тривалість:</w:t>
+      </w:r>
+      <w:r>
+        <w:t xml:space="preserve"> </w:t>
+      </w:r>
+      <w:r>
+        <w:t xml:space="preserve">4 академічні години (2 заняття).</w:t>
+      </w:r>
+    </w:p>
+    <w:p>
+      <w:pPr>
+        <w:pStyle w:val="BodyText"/>
+      </w:pPr>
+      <w:r>
+        <w:rPr>
+          <w:b/>
+          <w:bCs/>
+        </w:rPr>
+        <w:t xml:space="preserve">УВАГА. Робота містить команди видалення файлів і монтування носіїв. Команда</w:t>
+      </w:r>
+      <w:r>
+        <w:rPr>
+          <w:b/>
+          <w:bCs/>
+        </w:rPr>
+        <w:t xml:space="preserve"> </w:t>
+      </w:r>
+      <w:r>
+        <w:rPr>
+          <w:rStyle w:val="VerbatimChar"/>
+          <w:b/>
+          <w:bCs/>
+        </w:rPr>
+        <w:t xml:space="preserve">rm</w:t>
+      </w:r>
+      <w:r>
+        <w:rPr>
+          <w:b/>
+          <w:bCs/>
+        </w:rPr>
+        <w:t xml:space="preserve"> </w:t>
+      </w:r>
+      <w:r>
+        <w:rPr>
+          <w:b/>
+          <w:bCs/>
+        </w:rPr>
+        <w:t xml:space="preserve">не переміщує файли до кошика — вони знищуються одразу, а</w:t>
+      </w:r>
+      <w:r>
+        <w:rPr>
+          <w:b/>
+          <w:bCs/>
+        </w:rPr>
+        <w:t xml:space="preserve"> </w:t>
+      </w:r>
+      <w:r>
+        <w:rPr>
+          <w:rStyle w:val="VerbatimChar"/>
+          <w:b/>
+          <w:bCs/>
+        </w:rPr>
+        <w:t xml:space="preserve">rm -rf</w:t>
+      </w:r>
+      <w:r>
+        <w:rPr>
+          <w:b/>
+          <w:bCs/>
+        </w:rPr>
+        <w:t xml:space="preserve"> </w:t>
+      </w:r>
+      <w:r>
+        <w:rPr>
+          <w:b/>
+          <w:bCs/>
+        </w:rPr>
+        <w:t xml:space="preserve">не запитує підтвердження. Усі дії виконуються виключно всередині навчального каталогу</w:t>
+      </w:r>
+      <w:r>
+        <w:rPr>
+          <w:b/>
+          <w:bCs/>
+        </w:rPr>
+        <w:t xml:space="preserve"> </w:t>
+      </w:r>
+      <w:r>
+        <w:rPr>
+          <w:rStyle w:val="VerbatimChar"/>
+          <w:b/>
+          <w:bCs/>
+        </w:rPr>
+        <w:t xml:space="preserve">~/lab7</w:t>
+      </w:r>
+      <w:r>
+        <w:rPr>
+          <w:b/>
+          <w:bCs/>
+        </w:rPr>
+        <w:t xml:space="preserve">. Команди</w:t>
+      </w:r>
+      <w:r>
+        <w:rPr>
+          <w:b/>
+          <w:bCs/>
+        </w:rPr>
+        <w:t xml:space="preserve"> </w:t>
+      </w:r>
+      <w:r>
+        <w:rPr>
+          <w:rStyle w:val="VerbatimChar"/>
+          <w:b/>
+          <w:bCs/>
+        </w:rPr>
+        <w:t xml:space="preserve">mount</w:t>
+      </w:r>
+      <w:r>
+        <w:rPr>
+          <w:b/>
+          <w:bCs/>
+        </w:rPr>
+        <w:t xml:space="preserve">,</w:t>
+      </w:r>
+      <w:r>
+        <w:rPr>
+          <w:b/>
+          <w:bCs/>
+        </w:rPr>
+        <w:t xml:space="preserve"> </w:t>
+      </w:r>
+      <w:r>
+        <w:rPr>
+          <w:rStyle w:val="VerbatimChar"/>
+          <w:b/>
+          <w:bCs/>
+        </w:rPr>
+        <w:t xml:space="preserve">umount</w:t>
+      </w:r>
+      <w:r>
+        <w:rPr>
+          <w:b/>
+          <w:bCs/>
+        </w:rPr>
+        <w:t xml:space="preserve"> </w:t>
+      </w:r>
+      <w:r>
+        <w:rPr>
+          <w:b/>
+          <w:bCs/>
+        </w:rPr>
+        <w:t xml:space="preserve">і форматування виконуються лише на носії, вказаному викладачем.</w:t>
+      </w:r>
+    </w:p>
+    <w:bookmarkStart w:id="17" w:name="теоретичні-відомості"/>
+    <w:p>
+      <w:pPr>
+        <w:pStyle w:val="Heading2"/>
+      </w:pPr>
+      <w:r>
+        <w:t xml:space="preserve">Теоретичні відомості</w:t>
+      </w:r>
+    </w:p>
+    <w:bookmarkStart w:id="9" w:name="єдине-дерево-замість-літер-дисків"/>
+    <w:p>
+      <w:pPr>
+        <w:pStyle w:val="Heading3"/>
+      </w:pPr>
+      <w:r>
+        <w:t xml:space="preserve">1 Єдине дерево замість літер дисків</w:t>
+      </w:r>
+    </w:p>
+    <w:p>
+      <w:pPr>
+        <w:pStyle w:val="FirstParagraph"/>
+      </w:pPr>
+      <w:r>
+        <w:t xml:space="preserve">У Windows кожен носій отримує власну літеру й власний корінь. У Linux корінь один —</w:t>
+      </w:r>
+      <w:r>
+        <w:t xml:space="preserve"> </w:t>
+      </w:r>
+      <w:r>
+        <w:rPr>
+          <w:rStyle w:val="VerbatimChar"/>
+        </w:rPr>
+        <w:t xml:space="preserve">/</w:t>
+      </w:r>
+      <w:r>
+        <w:t xml:space="preserve">, а будь-який додатковий носій приєднується до наявного дерева в довільній точці, яка називається точкою монтування. Через це шлях</w:t>
+      </w:r>
+      <w:r>
+        <w:t xml:space="preserve"> </w:t>
+      </w:r>
+      <w:r>
+        <w:rPr>
+          <w:rStyle w:val="VerbatimChar"/>
+        </w:rPr>
+        <w:t xml:space="preserve">/media/student/usb/report.txt</w:t>
+      </w:r>
+      <w:r>
+        <w:t xml:space="preserve"> </w:t>
+      </w:r>
+      <w:r>
+        <w:t xml:space="preserve">нічого не говорить про фізичний пристрій: те саме дерево може бути зібране з кількох дисків, мережевих ресурсів і віртуальних файлових систем.</w:t>
+      </w:r>
+    </w:p>
+    <w:p>
+      <w:pPr>
+        <w:pStyle w:val="BodyText"/>
+      </w:pPr>
+      <w:r>
+        <w:t xml:space="preserve">Наслідок для адміністратора: питання «на якому диску лежить файл» у Linux завжди вимагає перевірки командою</w:t>
+      </w:r>
+      <w:r>
+        <w:t xml:space="preserve"> </w:t>
+      </w:r>
+      <w:r>
+        <w:rPr>
+          <w:rStyle w:val="VerbatimChar"/>
+        </w:rPr>
+        <w:t xml:space="preserve">df</w:t>
+      </w:r>
+      <w:r>
+        <w:t xml:space="preserve"> </w:t>
+      </w:r>
+      <w:r>
+        <w:t xml:space="preserve">або</w:t>
+      </w:r>
+      <w:r>
+        <w:t xml:space="preserve"> </w:t>
+      </w:r>
+      <w:r>
+        <w:rPr>
+          <w:rStyle w:val="VerbatimChar"/>
+        </w:rPr>
+        <w:t xml:space="preserve">findmnt</w:t>
+      </w:r>
+      <w:r>
+        <w:t xml:space="preserve">, а не читання шляху.</w:t>
+      </w:r>
+    </w:p>
+    <w:bookmarkEnd w:id="9"/>
+    <w:bookmarkStart w:id="10" w:name="навігація-та-перегляд"/>
+    <w:p>
+      <w:pPr>
+        <w:pStyle w:val="Heading3"/>
+      </w:pPr>
+      <w:r>
+        <w:t xml:space="preserve">2 Навігація та перегляд</w:t>
+      </w:r>
+    </w:p>
+    <w:p>
+      <w:pPr>
+        <w:pStyle w:val="SourceCode"/>
+      </w:pPr>
+      <w:r>
+        <w:rPr>
+          <w:rStyle w:val="VerbatimChar"/>
+        </w:rPr>
+        <w:t xml:space="preserve">pwd                      # поточний каталог</w:t>
+      </w:r>
+      <w:r>
+        <w:br/>
+      </w:r>
+      <w:r>
+        <w:rPr>
+          <w:rStyle w:val="VerbatimChar"/>
+        </w:rPr>
+        <w:t xml:space="preserve">cd /var/log              # абсолютний шлях</w:t>
+      </w:r>
+      <w:r>
+        <w:br/>
+      </w:r>
+      <w:r>
+        <w:rPr>
+          <w:rStyle w:val="VerbatimChar"/>
+        </w:rPr>
+        <w:t xml:space="preserve">cd ../..                 # на два рівні вгору</w:t>
+      </w:r>
+      <w:r>
+        <w:br/>
+      </w:r>
+      <w:r>
+        <w:rPr>
+          <w:rStyle w:val="VerbatimChar"/>
+        </w:rPr>
+        <w:t xml:space="preserve">cd ~                     # домашній каталог</w:t>
+      </w:r>
+      <w:r>
+        <w:br/>
+      </w:r>
+      <w:r>
+        <w:rPr>
+          <w:rStyle w:val="VerbatimChar"/>
+        </w:rPr>
+        <w:t xml:space="preserve">cd -                     # попередній каталог</w:t>
+      </w:r>
+      <w:r>
+        <w:br/>
+      </w:r>
+      <w:r>
+        <w:rPr>
+          <w:rStyle w:val="VerbatimChar"/>
+        </w:rPr>
+        <w:t xml:space="preserve">ls -lha                  # докладно, з прихованими, зручні одиниці</w:t>
+      </w:r>
+      <w:r>
+        <w:br/>
+      </w:r>
+      <w:r>
+        <w:rPr>
+          <w:rStyle w:val="VerbatimChar"/>
+        </w:rPr>
+        <w:t xml:space="preserve">ls -lt                   # сортування за часом зміни</w:t>
+      </w:r>
+      <w:r>
+        <w:br/>
+      </w:r>
+      <w:r>
+        <w:rPr>
+          <w:rStyle w:val="VerbatimChar"/>
+        </w:rPr>
+        <w:t xml:space="preserve">tree -L 2 /etc           # дерево обмеженої глибини</w:t>
+      </w:r>
+      <w:r>
+        <w:br/>
+      </w:r>
+      <w:r>
+        <w:rPr>
+          <w:rStyle w:val="VerbatimChar"/>
+        </w:rPr>
+        <w:t xml:space="preserve">stat report.txt          # повні метадані файлу</w:t>
+      </w:r>
+      <w:r>
+        <w:br/>
+      </w:r>
+      <w:r>
+        <w:rPr>
+          <w:rStyle w:val="VerbatimChar"/>
+        </w:rPr>
+        <w:t xml:space="preserve">file report.txt          # визначити реальний тип вмісту</w:t>
+      </w:r>
+    </w:p>
+    <w:p>
+      <w:pPr>
+        <w:pStyle w:val="FirstParagraph"/>
+      </w:pPr>
+      <w:r>
+        <w:t xml:space="preserve">Прихованим у Linux вважається файл, ім’я якого починається з крапки. Це не атрибут, як у Windows, а домовленість про ім’я — саме тому «приховати» файл можна звичайним перейменуванням.</w:t>
+      </w:r>
+    </w:p>
+    <w:bookmarkEnd w:id="10"/>
+    <w:bookmarkStart w:id="11" w:name="файлові-операції"/>
+    <w:p>
+      <w:pPr>
+        <w:pStyle w:val="Heading3"/>
+      </w:pPr>
+      <w:r>
+        <w:t xml:space="preserve">3 Файлові операції</w:t>
+      </w:r>
+    </w:p>
+    <w:p>
+      <w:pPr>
+        <w:pStyle w:val="TableCaption"/>
+      </w:pPr>
+      <w:r>
+        <w:t xml:space="preserve">Таблиця 1 — Основні команди роботи з файлами й каталогами</w:t>
+      </w:r>
+    </w:p>
+    <w:tbl>
+      <w:tblPr>
+        <w:tblStyle w:val="Table"/>
+        <w:tblW w:type="dxa" w:w="9637"/>
+        <w:tblLayout w:type="fixed"/>
+        <w:tblLook w:firstRow="1" w:lastRow="0" w:firstColumn="0" w:lastColumn="0" w:noHBand="0" w:noVBand="0" w:val="0020"/>
+      </w:tblPr>
+      <w:tblGrid>
+        <w:gridCol w:w="3097"/>
+        <w:gridCol w:w="1721"/>
+        <w:gridCol w:w="4819"/>
+      </w:tblGrid>
+      <w:tr>
+        <w:trPr>
+          <w:tblHeader w:val="on"/>
+        </w:trPr>
+        <w:tc>
+          <w:tcPr/>
+          <w:p>
+            <w:pPr>
+              <w:pStyle w:val="Compact"/>
+            </w:pPr>
+            <w:r>
+              <w:t xml:space="preserve">Команда</w:t>
+            </w:r>
+          </w:p>
+        </w:tc>
+        <w:tc>
+          <w:tcPr/>
+          <w:p>
+            <w:pPr>
+              <w:pStyle w:val="Compact"/>
+            </w:pPr>
+            <w:r>
+              <w:t xml:space="preserve">Дія</w:t>
+            </w:r>
+          </w:p>
+        </w:tc>
+        <w:tc>
+          <w:tcPr/>
+          <w:p>
+            <w:pPr>
+              <w:pStyle w:val="Compact"/>
+            </w:pPr>
+            <w:r>
+              <w:t xml:space="preserve">Типові ключі</w:t>
+            </w:r>
+          </w:p>
+        </w:tc>
+      </w:tr>
+      <w:tr>
+        <w:tc>
+          <w:tcPr/>
+          <w:p>
+            <w:pPr>
+              <w:pStyle w:val="Compact"/>
+            </w:pPr>
+            <w:r>
+              <w:rPr>
+                <w:rStyle w:val="VerbatimChar"/>
+              </w:rPr>
+              <w:t xml:space="preserve">mkdir</w:t>
+            </w:r>
+          </w:p>
+        </w:tc>
+        <w:tc>
+          <w:tcPr/>
+          <w:p>
+            <w:pPr>
+              <w:pStyle w:val="Compact"/>
+            </w:pPr>
+            <w:r>
+              <w:t xml:space="preserve">створити каталог</w:t>
+            </w:r>
+          </w:p>
+        </w:tc>
+        <w:tc>
+          <w:tcPr/>
+          <w:p>
+            <w:pPr>
+              <w:pStyle w:val="Compact"/>
+            </w:pPr>
+            <w:r>
+              <w:rPr>
+                <w:rStyle w:val="VerbatimChar"/>
+              </w:rPr>
+              <w:t xml:space="preserve">-p</w:t>
+            </w:r>
+            <w:r>
+              <w:t xml:space="preserve"> </w:t>
+            </w:r>
+            <w:r>
+              <w:t xml:space="preserve">створити разом із батьківськими</w:t>
+            </w:r>
+          </w:p>
+        </w:tc>
+      </w:tr>
+      <w:tr>
+        <w:tc>
+          <w:tcPr/>
+          <w:p>
+            <w:pPr>
+              <w:pStyle w:val="Compact"/>
+            </w:pPr>
+            <w:r>
+              <w:rPr>
+                <w:rStyle w:val="VerbatimChar"/>
+              </w:rPr>
+              <w:t xml:space="preserve">touch</w:t>
+            </w:r>
+          </w:p>
+        </w:tc>
+        <w:tc>
+          <w:tcPr/>
+          <w:p>
+            <w:pPr>
+              <w:pStyle w:val="Compact"/>
+            </w:pPr>
+            <w:r>
+              <w:t xml:space="preserve">створити порожній файл або оновити час</w:t>
+            </w:r>
+          </w:p>
+        </w:tc>
+        <w:tc>
+          <w:tcPr/>
+          <w:p>
+            <w:pPr>
+              <w:pStyle w:val="Compact"/>
+            </w:pPr>
+            <w:r>
+              <w:t xml:space="preserve">—</w:t>
+            </w:r>
+          </w:p>
+        </w:tc>
+      </w:tr>
+      <w:tr>
+        <w:tc>
+          <w:tcPr/>
+          <w:p>
+            <w:pPr>
+              <w:pStyle w:val="Compact"/>
+            </w:pPr>
+            <w:r>
+              <w:rPr>
+                <w:rStyle w:val="VerbatimChar"/>
+              </w:rPr>
+              <w:t xml:space="preserve">cp</w:t>
+            </w:r>
+          </w:p>
+        </w:tc>
+        <w:tc>
+          <w:tcPr/>
+          <w:p>
+            <w:pPr>
+              <w:pStyle w:val="Compact"/>
+            </w:pPr>
+            <w:r>
+              <w:t xml:space="preserve">копіювати</w:t>
+            </w:r>
+          </w:p>
+        </w:tc>
+        <w:tc>
+          <w:tcPr/>
+          <w:p>
+            <w:pPr>
+              <w:pStyle w:val="Compact"/>
+            </w:pPr>
+            <w:r>
+              <w:rPr>
+                <w:rStyle w:val="VerbatimChar"/>
+              </w:rPr>
+              <w:t xml:space="preserve">-r</w:t>
+            </w:r>
+            <w:r>
+              <w:t xml:space="preserve"> </w:t>
+            </w:r>
+            <w:r>
+              <w:t xml:space="preserve">рекурсивно,</w:t>
+            </w:r>
+            <w:r>
+              <w:t xml:space="preserve"> </w:t>
+            </w:r>
+            <w:r>
+              <w:rPr>
+                <w:rStyle w:val="VerbatimChar"/>
+              </w:rPr>
+              <w:t xml:space="preserve">-i</w:t>
+            </w:r>
+            <w:r>
+              <w:t xml:space="preserve"> </w:t>
+            </w:r>
+            <w:r>
+              <w:t xml:space="preserve">питати,</w:t>
+            </w:r>
+            <w:r>
+              <w:t xml:space="preserve"> </w:t>
+            </w:r>
+            <w:r>
+              <w:rPr>
+                <w:rStyle w:val="VerbatimChar"/>
+              </w:rPr>
+              <w:t xml:space="preserve">-p</w:t>
+            </w:r>
+            <w:r>
+              <w:t xml:space="preserve"> </w:t>
+            </w:r>
+            <w:r>
+              <w:t xml:space="preserve">зберегти атрибути</w:t>
+            </w:r>
+          </w:p>
+        </w:tc>
+      </w:tr>
+      <w:tr>
+        <w:tc>
+          <w:tcPr/>
+          <w:p>
+            <w:pPr>
+              <w:pStyle w:val="Compact"/>
+            </w:pPr>
+            <w:r>
+              <w:rPr>
+                <w:rStyle w:val="VerbatimChar"/>
+              </w:rPr>
+              <w:t xml:space="preserve">mv</w:t>
+            </w:r>
+          </w:p>
+        </w:tc>
+        <w:tc>
+          <w:tcPr/>
+          <w:p>
+            <w:pPr>
+              <w:pStyle w:val="Compact"/>
+            </w:pPr>
+            <w:r>
+              <w:t xml:space="preserve">перемістити або перейменувати</w:t>
+            </w:r>
+          </w:p>
+        </w:tc>
+        <w:tc>
+          <w:tcPr/>
+          <w:p>
+            <w:pPr>
+              <w:pStyle w:val="Compact"/>
+            </w:pPr>
+            <w:r>
+              <w:rPr>
+                <w:rStyle w:val="VerbatimChar"/>
+              </w:rPr>
+              <w:t xml:space="preserve">-i</w:t>
+            </w:r>
+            <w:r>
+              <w:t xml:space="preserve"> </w:t>
+            </w:r>
+            <w:r>
+              <w:t xml:space="preserve">питати,</w:t>
+            </w:r>
+            <w:r>
+              <w:t xml:space="preserve"> </w:t>
+            </w:r>
+            <w:r>
+              <w:rPr>
+                <w:rStyle w:val="VerbatimChar"/>
+              </w:rPr>
+              <w:t xml:space="preserve">-n</w:t>
+            </w:r>
+            <w:r>
+              <w:t xml:space="preserve"> </w:t>
+            </w:r>
+            <w:r>
+              <w:t xml:space="preserve">не перезаписувати</w:t>
+            </w:r>
+          </w:p>
+        </w:tc>
+      </w:tr>
+      <w:tr>
+        <w:tc>
+          <w:tcPr/>
+          <w:p>
+            <w:pPr>
+              <w:pStyle w:val="Compact"/>
+            </w:pPr>
+            <w:r>
+              <w:rPr>
+                <w:rStyle w:val="VerbatimChar"/>
+              </w:rPr>
+              <w:t xml:space="preserve">rm</w:t>
+            </w:r>
+          </w:p>
+        </w:tc>
+        <w:tc>
+          <w:tcPr/>
+          <w:p>
+            <w:pPr>
+              <w:pStyle w:val="Compact"/>
+            </w:pPr>
+            <w:r>
+              <w:t xml:space="preserve">видалити</w:t>
+            </w:r>
+          </w:p>
+        </w:tc>
+        <w:tc>
+          <w:tcPr/>
+          <w:p>
+            <w:pPr>
+              <w:pStyle w:val="Compact"/>
+            </w:pPr>
+            <w:r>
+              <w:rPr>
+                <w:rStyle w:val="VerbatimChar"/>
+              </w:rPr>
+              <w:t xml:space="preserve">-r</w:t>
+            </w:r>
+            <w:r>
+              <w:t xml:space="preserve"> </w:t>
+            </w:r>
+            <w:r>
+              <w:t xml:space="preserve">рекурсивно,</w:t>
+            </w:r>
+            <w:r>
+              <w:t xml:space="preserve"> </w:t>
+            </w:r>
+            <w:r>
+              <w:rPr>
+                <w:rStyle w:val="VerbatimChar"/>
+              </w:rPr>
+              <w:t xml:space="preserve">-f</w:t>
+            </w:r>
+            <w:r>
+              <w:t xml:space="preserve"> </w:t>
+            </w:r>
+            <w:r>
+              <w:t xml:space="preserve">без запитів,</w:t>
+            </w:r>
+            <w:r>
+              <w:t xml:space="preserve"> </w:t>
+            </w:r>
+            <w:r>
+              <w:rPr>
+                <w:rStyle w:val="VerbatimChar"/>
+              </w:rPr>
+              <w:t xml:space="preserve">-i</w:t>
+            </w:r>
+            <w:r>
+              <w:t xml:space="preserve"> </w:t>
+            </w:r>
+            <w:r>
+              <w:t xml:space="preserve">питати</w:t>
+            </w:r>
+          </w:p>
+        </w:tc>
+      </w:tr>
+      <w:tr>
+        <w:tc>
+          <w:tcPr/>
+          <w:p>
+            <w:pPr>
+              <w:pStyle w:val="Compact"/>
+            </w:pPr>
+            <w:r>
+              <w:rPr>
+                <w:rStyle w:val="VerbatimChar"/>
+              </w:rPr>
+              <w:t xml:space="preserve">rmdir</w:t>
+            </w:r>
+          </w:p>
+        </w:tc>
+        <w:tc>
+          <w:tcPr/>
+          <w:p>
+            <w:pPr>
+              <w:pStyle w:val="Compact"/>
+            </w:pPr>
+            <w:r>
+              <w:t xml:space="preserve">видалити порожній каталог</w:t>
+            </w:r>
+          </w:p>
+        </w:tc>
+        <w:tc>
+          <w:tcPr/>
+          <w:p>
+            <w:pPr>
+              <w:pStyle w:val="Compact"/>
+            </w:pPr>
+            <w:r>
+              <w:t xml:space="preserve">—</w:t>
+            </w:r>
+          </w:p>
+        </w:tc>
+      </w:tr>
+      <w:tr>
+        <w:tc>
+          <w:tcPr/>
+          <w:p>
+            <w:pPr>
+              <w:pStyle w:val="Compact"/>
+            </w:pPr>
+            <w:r>
+              <w:rPr>
+                <w:rStyle w:val="VerbatimChar"/>
+              </w:rPr>
+              <w:t xml:space="preserve">cat</w:t>
+            </w:r>
+            <w:r>
+              <w:t xml:space="preserve">,</w:t>
+            </w:r>
+            <w:r>
+              <w:t xml:space="preserve"> </w:t>
+            </w:r>
+            <w:r>
+              <w:rPr>
+                <w:rStyle w:val="VerbatimChar"/>
+              </w:rPr>
+              <w:t xml:space="preserve">less</w:t>
+            </w:r>
+          </w:p>
+        </w:tc>
+        <w:tc>
+          <w:tcPr/>
+          <w:p>
+            <w:pPr>
+              <w:pStyle w:val="Compact"/>
+            </w:pPr>
+            <w:r>
+              <w:t xml:space="preserve">переглянути вміст</w:t>
+            </w:r>
+          </w:p>
+        </w:tc>
+        <w:tc>
+          <w:tcPr/>
+          <w:p>
+            <w:pPr>
+              <w:pStyle w:val="Compact"/>
+            </w:pPr>
+            <w:r>
+              <w:rPr>
+                <w:rStyle w:val="VerbatimChar"/>
+              </w:rPr>
+              <w:t xml:space="preserve">less</w:t>
+            </w:r>
+            <w:r>
+              <w:t xml:space="preserve"> </w:t>
+            </w:r>
+            <w:r>
+              <w:t xml:space="preserve">гортає великі файли</w:t>
+            </w:r>
+          </w:p>
+        </w:tc>
+      </w:tr>
+      <w:tr>
+        <w:tc>
+          <w:tcPr/>
+          <w:p>
+            <w:pPr>
+              <w:pStyle w:val="Compact"/>
+            </w:pPr>
+            <w:r>
+              <w:rPr>
+                <w:rStyle w:val="VerbatimChar"/>
+              </w:rPr>
+              <w:t xml:space="preserve">head</w:t>
+            </w:r>
+            <w:r>
+              <w:t xml:space="preserve">,</w:t>
+            </w:r>
+            <w:r>
+              <w:t xml:space="preserve"> </w:t>
+            </w:r>
+            <w:r>
+              <w:rPr>
+                <w:rStyle w:val="VerbatimChar"/>
+              </w:rPr>
+              <w:t xml:space="preserve">tail</w:t>
+            </w:r>
+          </w:p>
+        </w:tc>
+        <w:tc>
+          <w:tcPr/>
+          <w:p>
+            <w:pPr>
+              <w:pStyle w:val="Compact"/>
+            </w:pPr>
+            <w:r>
+              <w:t xml:space="preserve">початок або кінець файлу</w:t>
+            </w:r>
+          </w:p>
+        </w:tc>
+        <w:tc>
+          <w:tcPr/>
+          <w:p>
+            <w:pPr>
+              <w:pStyle w:val="Compact"/>
+            </w:pPr>
+            <w:r>
+              <w:rPr>
+                <w:rStyle w:val="VerbatimChar"/>
+              </w:rPr>
+              <w:t xml:space="preserve">-n 20</w:t>
+            </w:r>
+            <w:r>
+              <w:t xml:space="preserve"> </w:t>
+            </w:r>
+            <w:r>
+              <w:t xml:space="preserve">кількість рядків,</w:t>
+            </w:r>
+            <w:r>
+              <w:t xml:space="preserve"> </w:t>
+            </w:r>
+            <w:r>
+              <w:rPr>
+                <w:rStyle w:val="VerbatimChar"/>
+              </w:rPr>
+              <w:t xml:space="preserve">-f</w:t>
+            </w:r>
+            <w:r>
+              <w:t xml:space="preserve"> </w:t>
+            </w:r>
+            <w:r>
+              <w:t xml:space="preserve">стежити</w:t>
+            </w:r>
+          </w:p>
+        </w:tc>
+      </w:tr>
+    </w:tbl>
+    <w:p>
+      <w:pPr>
+        <w:pStyle w:val="BodyText"/>
+      </w:pPr>
+      <w:r>
+        <w:t xml:space="preserve">Команда</w:t>
+      </w:r>
+      <w:r>
+        <w:t xml:space="preserve"> </w:t>
+      </w:r>
+      <w:r>
+        <w:rPr>
+          <w:rStyle w:val="VerbatimChar"/>
+        </w:rPr>
+        <w:t xml:space="preserve">mv</w:t>
+      </w:r>
+      <w:r>
+        <w:t xml:space="preserve"> </w:t>
+      </w:r>
+      <w:r>
+        <w:t xml:space="preserve">виконує і переміщення, і перейменування, бо для файлової системи це та сама операція — зміна запису в каталозі.</w:t>
+      </w:r>
+    </w:p>
+    <w:bookmarkEnd w:id="11"/>
+    <w:bookmarkStart w:id="12" w:name="пошук-файлів"/>
+    <w:p>
+      <w:pPr>
+        <w:pStyle w:val="Heading3"/>
+      </w:pPr>
+      <w:r>
+        <w:t xml:space="preserve">4 Пошук файлів</w:t>
+      </w:r>
+    </w:p>
+    <w:p>
+      <w:pPr>
+        <w:pStyle w:val="SourceCode"/>
+      </w:pPr>
+      <w:r>
+        <w:rPr>
+          <w:rStyle w:val="VerbatimChar"/>
+        </w:rPr>
+        <w:t xml:space="preserve">find ~/lab7 -name "*.log"              # за іменем</w:t>
+      </w:r>
+      <w:r>
+        <w:br/>
+      </w:r>
+      <w:r>
+        <w:rPr>
+          <w:rStyle w:val="VerbatimChar"/>
+        </w:rPr>
+        <w:t xml:space="preserve">find ~/lab7 -iname "*.LOG"             # без урахування регістру</w:t>
+      </w:r>
+      <w:r>
+        <w:br/>
+      </w:r>
+      <w:r>
+        <w:rPr>
+          <w:rStyle w:val="VerbatimChar"/>
+        </w:rPr>
+        <w:t xml:space="preserve">find /var/log -type f -size +1M        # файли більші за 1 МБ</w:t>
+      </w:r>
+      <w:r>
+        <w:br/>
+      </w:r>
+      <w:r>
+        <w:rPr>
+          <w:rStyle w:val="VerbatimChar"/>
+        </w:rPr>
+        <w:t xml:space="preserve">find ~ -mtime -1                       # змінені за останню добу</w:t>
+      </w:r>
+      <w:r>
+        <w:br/>
+      </w:r>
+      <w:r>
+        <w:rPr>
+          <w:rStyle w:val="VerbatimChar"/>
+        </w:rPr>
+        <w:t xml:space="preserve">find ~/lab7 -type f -exec wc -l {} \;  # виконати команду над кожним</w:t>
+      </w:r>
+      <w:r>
+        <w:br/>
+      </w:r>
+      <w:r>
+        <w:rPr>
+          <w:rStyle w:val="VerbatimChar"/>
+        </w:rPr>
+        <w:t xml:space="preserve">locate passwd                          # швидкий пошук за індексом</w:t>
+      </w:r>
+      <w:r>
+        <w:br/>
+      </w:r>
+      <w:r>
+        <w:rPr>
+          <w:rStyle w:val="VerbatimChar"/>
+        </w:rPr>
+        <w:t xml:space="preserve">grep -rn "PATH" /etc/profile.d/        # пошук усередині файлів</w:t>
+      </w:r>
+    </w:p>
+    <w:p>
+      <w:pPr>
+        <w:pStyle w:val="FirstParagraph"/>
+      </w:pPr>
+      <w:r>
+        <w:t xml:space="preserve">Команда</w:t>
+      </w:r>
+      <w:r>
+        <w:t xml:space="preserve"> </w:t>
+      </w:r>
+      <w:r>
+        <w:rPr>
+          <w:rStyle w:val="VerbatimChar"/>
+        </w:rPr>
+        <w:t xml:space="preserve">find</w:t>
+      </w:r>
+      <w:r>
+        <w:t xml:space="preserve"> </w:t>
+      </w:r>
+      <w:r>
+        <w:t xml:space="preserve">обходить дерево в реальному часі й тому бачить щойно створені файли;</w:t>
+      </w:r>
+      <w:r>
+        <w:t xml:space="preserve"> </w:t>
+      </w:r>
+      <w:r>
+        <w:rPr>
+          <w:rStyle w:val="VerbatimChar"/>
+        </w:rPr>
+        <w:t xml:space="preserve">locate</w:t>
+      </w:r>
+      <w:r>
+        <w:t xml:space="preserve"> </w:t>
+      </w:r>
+      <w:r>
+        <w:t xml:space="preserve">шукає в заздалегідь побудованому індексі й працює миттєво, але не знає про зміни, зроблені після останнього оновлення бази.</w:t>
+      </w:r>
+    </w:p>
+    <w:bookmarkEnd w:id="12"/>
+    <w:bookmarkStart w:id="13" w:name="посилання"/>
+    <w:p>
+      <w:pPr>
+        <w:pStyle w:val="Heading3"/>
+      </w:pPr>
+      <w:r>
+        <w:t xml:space="preserve">5 Посилання</w:t>
+      </w:r>
+    </w:p>
+    <w:p>
+      <w:pPr>
+        <w:pStyle w:val="TableCaption"/>
+      </w:pPr>
+      <w:r>
+        <w:t xml:space="preserve">Таблиця 2 — Жорсткі та символічні посилання</w:t>
+      </w:r>
+    </w:p>
+    <w:tbl>
+      <w:tblPr>
+        <w:tblStyle w:val="Table"/>
+        <w:tblW w:type="dxa" w:w="9637"/>
+        <w:tblLook w:firstRow="1" w:lastRow="0" w:firstColumn="0" w:lastColumn="0" w:noHBand="0" w:noVBand="0" w:val="0020"/>
+        <w:tblLayout w:type="fixed"/>
+      </w:tblPr>
+      <w:tblGrid>
+        <w:gridCol w:w="3212"/>
+        <w:gridCol w:w="3212"/>
+        <w:gridCol w:w="3213"/>
+      </w:tblGrid>
+      <w:tr>
+        <w:trPr>
+          <w:tblHeader w:val="on"/>
+        </w:trPr>
+        <w:tc>
+          <w:tcPr/>
+          <w:p>
+            <w:pPr>
+              <w:pStyle w:val="Compact"/>
+            </w:pPr>
+            <w:r>
+              <w:t xml:space="preserve">Характеристика</w:t>
+            </w:r>
+          </w:p>
+        </w:tc>
+        <w:tc>
+          <w:tcPr/>
+          <w:p>
+            <w:pPr>
+              <w:pStyle w:val="Compact"/>
+            </w:pPr>
+            <w:r>
+              <w:t xml:space="preserve">Жорстке (</w:t>
+            </w:r>
+            <w:r>
+              <w:rPr>
+                <w:rStyle w:val="VerbatimChar"/>
+              </w:rPr>
+              <w:t xml:space="preserve">ln</w:t>
+            </w:r>
+            <w:r>
+              <w:t xml:space="preserve">)</w:t>
+            </w:r>
+          </w:p>
+        </w:tc>
+        <w:tc>
+          <w:tcPr/>
+          <w:p>
+            <w:pPr>
+              <w:pStyle w:val="Compact"/>
+            </w:pPr>
+            <w:r>
+              <w:t xml:space="preserve">Символічне (</w:t>
+            </w:r>
+            <w:r>
+              <w:rPr>
+                <w:rStyle w:val="VerbatimChar"/>
+              </w:rPr>
+              <w:t xml:space="preserve">ln -s</w:t>
+            </w:r>
+            <w:r>
+              <w:t xml:space="preserve">)</w:t>
+            </w:r>
+          </w:p>
+        </w:tc>
+      </w:tr>
+      <w:tr>
+        <w:tc>
+          <w:tcPr/>
+          <w:p>
+            <w:pPr>
+              <w:pStyle w:val="Compact"/>
+            </w:pPr>
+            <w:r>
+              <w:t xml:space="preserve">Що зберігає</w:t>
+            </w:r>
+          </w:p>
+        </w:tc>
+        <w:tc>
+          <w:tcPr/>
+          <w:p>
+            <w:pPr>
+              <w:pStyle w:val="Compact"/>
+            </w:pPr>
+            <w:r>
+              <w:t xml:space="preserve">той самий inode</w:t>
+            </w:r>
+          </w:p>
+        </w:tc>
+        <w:tc>
+          <w:tcPr/>
+          <w:p>
+            <w:pPr>
+              <w:pStyle w:val="Compact"/>
+            </w:pPr>
+            <w:r>
+              <w:t xml:space="preserve">шлях до іншого файлу</w:t>
+            </w:r>
+          </w:p>
+        </w:tc>
+      </w:tr>
+      <w:tr>
+        <w:tc>
+          <w:tcPr/>
+          <w:p>
+            <w:pPr>
+              <w:pStyle w:val="Compact"/>
+            </w:pPr>
+            <w:r>
+              <w:t xml:space="preserve">Між файловими системами</w:t>
+            </w:r>
+          </w:p>
+        </w:tc>
+        <w:tc>
+          <w:tcPr/>
+          <w:p>
+            <w:pPr>
+              <w:pStyle w:val="Compact"/>
+            </w:pPr>
+            <w:r>
+              <w:t xml:space="preserve">неможливе</w:t>
+            </w:r>
+          </w:p>
+        </w:tc>
+        <w:tc>
+          <w:tcPr/>
+          <w:p>
+            <w:pPr>
+              <w:pStyle w:val="Compact"/>
+            </w:pPr>
+            <w:r>
+              <w:t xml:space="preserve">можливе</w:t>
+            </w:r>
+          </w:p>
+        </w:tc>
+      </w:tr>
+      <w:tr>
+        <w:tc>
+          <w:tcPr/>
+          <w:p>
+            <w:pPr>
+              <w:pStyle w:val="Compact"/>
+            </w:pPr>
+            <w:r>
+              <w:t xml:space="preserve">На каталог</w:t>
+            </w:r>
+          </w:p>
+        </w:tc>
+        <w:tc>
+          <w:tcPr/>
+          <w:p>
+            <w:pPr>
+              <w:pStyle w:val="Compact"/>
+            </w:pPr>
+            <w:r>
+              <w:t xml:space="preserve">неможливе</w:t>
+            </w:r>
+          </w:p>
+        </w:tc>
+        <w:tc>
+          <w:tcPr/>
+          <w:p>
+            <w:pPr>
+              <w:pStyle w:val="Compact"/>
+            </w:pPr>
+            <w:r>
+              <w:t xml:space="preserve">можливе</w:t>
+            </w:r>
+          </w:p>
+        </w:tc>
+      </w:tr>
+      <w:tr>
+        <w:tc>
+          <w:tcPr/>
+          <w:p>
+            <w:pPr>
+              <w:pStyle w:val="Compact"/>
+            </w:pPr>
+            <w:r>
+              <w:t xml:space="preserve">Після видалення оригіналу</w:t>
+            </w:r>
+          </w:p>
+        </w:tc>
+        <w:tc>
+          <w:tcPr/>
+          <w:p>
+            <w:pPr>
+              <w:pStyle w:val="Compact"/>
+            </w:pPr>
+            <w:r>
+              <w:t xml:space="preserve">дані доступні</w:t>
+            </w:r>
+          </w:p>
+        </w:tc>
+        <w:tc>
+          <w:tcPr/>
+          <w:p>
+            <w:pPr>
+              <w:pStyle w:val="Compact"/>
+            </w:pPr>
+            <w:r>
+              <w:t xml:space="preserve">посилання «висить»</w:t>
+            </w:r>
+          </w:p>
+        </w:tc>
+      </w:tr>
+      <w:tr>
+        <w:tc>
+          <w:tcPr/>
+          <w:p>
+            <w:pPr>
+              <w:pStyle w:val="Compact"/>
+            </w:pPr>
+            <w:r>
+              <w:t xml:space="preserve">Видно в</w:t>
+            </w:r>
+            <w:r>
+              <w:t xml:space="preserve"> </w:t>
+            </w:r>
+            <w:r>
+              <w:rPr>
+                <w:rStyle w:val="VerbatimChar"/>
+              </w:rPr>
+              <w:t xml:space="preserve">ls -l</w:t>
+            </w:r>
+          </w:p>
+        </w:tc>
+        <w:tc>
+          <w:tcPr/>
+          <w:p>
+            <w:pPr>
+              <w:pStyle w:val="Compact"/>
+            </w:pPr>
+            <w:r>
+              <w:t xml:space="preserve">звичайний файл</w:t>
+            </w:r>
+          </w:p>
+        </w:tc>
+        <w:tc>
+          <w:tcPr/>
+          <w:p>
+            <w:pPr>
+              <w:pStyle w:val="Compact"/>
+            </w:pPr>
+            <w:r>
+              <w:t xml:space="preserve">стрілка на ціль</w:t>
+            </w:r>
+          </w:p>
+        </w:tc>
+      </w:tr>
+    </w:tbl>
+    <w:p>
+      <w:pPr>
+        <w:pStyle w:val="BodyText"/>
+      </w:pPr>
+      <w:r>
+        <w:t xml:space="preserve">Жорстке посилання — це другий запис у каталозі, що вказує на той самий inode: обидва імені рівноправні, і файл зникає лише тоді, коли видалено останнє з них. Символічне посилання — окремий маленький файл із текстом шляху, тому воно «ламається», якщо ціль перемістити.</w:t>
+      </w:r>
+    </w:p>
+    <w:bookmarkEnd w:id="13"/>
+    <w:bookmarkStart w:id="14" w:name="монтування-носіїв"/>
+    <w:p>
+      <w:pPr>
+        <w:pStyle w:val="Heading3"/>
+      </w:pPr>
+      <w:r>
+        <w:t xml:space="preserve">6 Монтування носіїв</w:t>
+      </w:r>
+    </w:p>
+    <w:p>
+      <w:pPr>
+        <w:pStyle w:val="SourceCode"/>
+      </w:pPr>
+      <w:r>
+        <w:rPr>
+          <w:rStyle w:val="VerbatimChar"/>
+        </w:rPr>
+        <w:t xml:space="preserve">lsblk                                  # дерево блокових пристроїв</w:t>
+      </w:r>
+      <w:r>
+        <w:br/>
+      </w:r>
+      <w:r>
+        <w:rPr>
+          <w:rStyle w:val="VerbatimChar"/>
+        </w:rPr>
+        <w:t xml:space="preserve">sudo blkid                             # UUID і тип файлової системи</w:t>
+      </w:r>
+      <w:r>
+        <w:br/>
+      </w:r>
+      <w:r>
+        <w:rPr>
+          <w:rStyle w:val="VerbatimChar"/>
+        </w:rPr>
+        <w:t xml:space="preserve">sudo mkdir -p /mnt/lab</w:t>
+      </w:r>
+      <w:r>
+        <w:br/>
+      </w:r>
+      <w:r>
+        <w:rPr>
+          <w:rStyle w:val="VerbatimChar"/>
+        </w:rPr>
+        <w:t xml:space="preserve">sudo mount /dev/sdb1 /mnt/lab          # приєднати розділ</w:t>
+      </w:r>
+      <w:r>
+        <w:br/>
+      </w:r>
+      <w:r>
+        <w:rPr>
+          <w:rStyle w:val="VerbatimChar"/>
+        </w:rPr>
+        <w:t xml:space="preserve">findmnt /mnt/lab                       # перевірити монтування</w:t>
+      </w:r>
+      <w:r>
+        <w:br/>
+      </w:r>
+      <w:r>
+        <w:rPr>
+          <w:rStyle w:val="VerbatimChar"/>
+        </w:rPr>
+        <w:t xml:space="preserve">df -hT /mnt/lab                        # тип ФС і вільне місце</w:t>
+      </w:r>
+      <w:r>
+        <w:br/>
+      </w:r>
+      <w:r>
+        <w:rPr>
+          <w:rStyle w:val="VerbatimChar"/>
+        </w:rPr>
+        <w:t xml:space="preserve">sudo umount /mnt/lab                   # від'єднати</w:t>
+      </w:r>
+    </w:p>
+    <w:p>
+      <w:pPr>
+        <w:pStyle w:val="FirstParagraph"/>
+      </w:pPr>
+      <w:r>
+        <w:t xml:space="preserve">Перед вилученням носія його обов’язково відмонтовують: система тримає дані в кеші й записує їх на диск відкладено. Якщо</w:t>
+      </w:r>
+      <w:r>
+        <w:t xml:space="preserve"> </w:t>
+      </w:r>
+      <w:r>
+        <w:rPr>
+          <w:rStyle w:val="VerbatimChar"/>
+        </w:rPr>
+        <w:t xml:space="preserve">umount</w:t>
+      </w:r>
+      <w:r>
+        <w:t xml:space="preserve"> </w:t>
+      </w:r>
+      <w:r>
+        <w:t xml:space="preserve">повідомляє «target is busy», причину знаходять командою</w:t>
+      </w:r>
+      <w:r>
+        <w:t xml:space="preserve"> </w:t>
+      </w:r>
+      <w:r>
+        <w:rPr>
+          <w:rStyle w:val="VerbatimChar"/>
+        </w:rPr>
+        <w:t xml:space="preserve">lsof +D /mnt/lab</w:t>
+      </w:r>
+      <w:r>
+        <w:t xml:space="preserve"> </w:t>
+      </w:r>
+      <w:r>
+        <w:t xml:space="preserve">— це процес, який відкрив файл на цьому носії.</w:t>
+      </w:r>
+    </w:p>
+    <w:p>
+      <w:pPr>
+        <w:pStyle w:val="BodyText"/>
+      </w:pPr>
+      <w:r>
+        <w:t xml:space="preserve">Постійні монтування описують у файлі</w:t>
+      </w:r>
+      <w:r>
+        <w:t xml:space="preserve"> </w:t>
+      </w:r>
+      <w:r>
+        <w:rPr>
+          <w:rStyle w:val="VerbatimChar"/>
+        </w:rPr>
+        <w:t xml:space="preserve">/etc/fstab</w:t>
+      </w:r>
+      <w:r>
+        <w:t xml:space="preserve">, де носій зазвичай позначають не іменем пристрою, а UUID: імена</w:t>
+      </w:r>
+      <w:r>
+        <w:t xml:space="preserve"> </w:t>
+      </w:r>
+      <w:r>
+        <w:rPr>
+          <w:rStyle w:val="VerbatimChar"/>
+        </w:rPr>
+        <w:t xml:space="preserve">/dev/sdb1</w:t>
+      </w:r>
+      <w:r>
+        <w:t xml:space="preserve"> </w:t>
+      </w:r>
+      <w:r>
+        <w:t xml:space="preserve">залежать від порядку виявлення й можуть змінитися після перезавантаження.</w:t>
+      </w:r>
+    </w:p>
+    <w:bookmarkEnd w:id="14"/>
+    <w:bookmarkStart w:id="15" w:name="дисковий-простір"/>
+    <w:p>
+      <w:pPr>
+        <w:pStyle w:val="Heading3"/>
+      </w:pPr>
+      <w:r>
+        <w:t xml:space="preserve">7 Дисковий простір</w:t>
+      </w:r>
+    </w:p>
+    <w:p>
+      <w:pPr>
+        <w:pStyle w:val="SourceCode"/>
+      </w:pPr>
+      <w:r>
+        <w:rPr>
+          <w:rStyle w:val="VerbatimChar"/>
+        </w:rPr>
+        <w:t xml:space="preserve">df -h                                  # вільне місце за точками монтування</w:t>
+      </w:r>
+      <w:r>
+        <w:br/>
+      </w:r>
+      <w:r>
+        <w:rPr>
+          <w:rStyle w:val="VerbatimChar"/>
+        </w:rPr>
+        <w:t xml:space="preserve">df -i                                  # вільні inode</w:t>
+      </w:r>
+      <w:r>
+        <w:br/>
+      </w:r>
+      <w:r>
+        <w:rPr>
+          <w:rStyle w:val="VerbatimChar"/>
+        </w:rPr>
+        <w:t xml:space="preserve">du -sh ~/lab7                          # обсяг каталогу</w:t>
+      </w:r>
+      <w:r>
+        <w:br/>
+      </w:r>
+      <w:r>
+        <w:rPr>
+          <w:rStyle w:val="VerbatimChar"/>
+        </w:rPr>
+        <w:t xml:space="preserve">du -h --max-depth=1 /var | sort -h     # найбільші підкаталоги</w:t>
+      </w:r>
+      <w:r>
+        <w:br/>
+      </w:r>
+      <w:r>
+        <w:rPr>
+          <w:rStyle w:val="VerbatimChar"/>
+        </w:rPr>
+        <w:t xml:space="preserve">ncdu /var                              # інтерактивний аналіз (за наявності)</w:t>
+      </w:r>
+    </w:p>
+    <w:p>
+      <w:pPr>
+        <w:pStyle w:val="FirstParagraph"/>
+      </w:pPr>
+      <w:r>
+        <w:t xml:space="preserve">Можлива ситуація, коли</w:t>
+      </w:r>
+      <w:r>
+        <w:t xml:space="preserve"> </w:t>
+      </w:r>
+      <w:r>
+        <w:rPr>
+          <w:rStyle w:val="VerbatimChar"/>
+        </w:rPr>
+        <w:t xml:space="preserve">df -h</w:t>
+      </w:r>
+      <w:r>
+        <w:t xml:space="preserve"> </w:t>
+      </w:r>
+      <w:r>
+        <w:t xml:space="preserve">показує вільне місце, а система повідомляє «No space left on device»: це означає, що вичерпано не байти, а inode — записи для файлів. Саме тому дисковий простір перевіряють обома командами.</w:t>
+      </w:r>
+    </w:p>
+    <w:bookmarkEnd w:id="15"/>
+    <w:bookmarkStart w:id="16" w:name="архівування-та-стиснення"/>
+    <w:p>
+      <w:pPr>
+        <w:pStyle w:val="Heading3"/>
+      </w:pPr>
+      <w:r>
+        <w:t xml:space="preserve">8 Архівування та стиснення</w:t>
+      </w:r>
+    </w:p>
+    <w:p>
+      <w:pPr>
+        <w:pStyle w:val="SourceCode"/>
+      </w:pPr>
+      <w:r>
+        <w:rPr>
+          <w:rStyle w:val="VerbatimChar"/>
+        </w:rPr>
+        <w:t xml:space="preserve">tar -cvf archive.tar dir/              # створити архів</w:t>
+      </w:r>
+      <w:r>
+        <w:br/>
+      </w:r>
+      <w:r>
+        <w:rPr>
+          <w:rStyle w:val="VerbatimChar"/>
+        </w:rPr>
+        <w:t xml:space="preserve">tar -czvf archive.tar.gz dir/          # архів зі стисненням gzip</w:t>
+      </w:r>
+      <w:r>
+        <w:br/>
+      </w:r>
+      <w:r>
+        <w:rPr>
+          <w:rStyle w:val="VerbatimChar"/>
+        </w:rPr>
+        <w:t xml:space="preserve">tar -tzvf archive.tar.gz               # переглянути вміст</w:t>
+      </w:r>
+      <w:r>
+        <w:br/>
+      </w:r>
+      <w:r>
+        <w:rPr>
+          <w:rStyle w:val="VerbatimChar"/>
+        </w:rPr>
+        <w:t xml:space="preserve">tar -xzvf archive.tar.gz -C /tmp/out   # розпакувати в каталог</w:t>
+      </w:r>
+      <w:r>
+        <w:br/>
+      </w:r>
+      <w:r>
+        <w:rPr>
+          <w:rStyle w:val="VerbatimChar"/>
+        </w:rPr>
+        <w:t xml:space="preserve">gzip report.txt                        # стиснути окремий файл</w:t>
+      </w:r>
+      <w:r>
+        <w:br/>
+      </w:r>
+      <w:r>
+        <w:rPr>
+          <w:rStyle w:val="VerbatimChar"/>
+        </w:rPr>
+        <w:t xml:space="preserve">zip -r archive.zip dir/                # сумісний із Windows формат</w:t>
+      </w:r>
+    </w:p>
+    <w:p>
+      <w:pPr>
+        <w:pStyle w:val="FirstParagraph"/>
+      </w:pPr>
+      <w:r>
+        <w:t xml:space="preserve">У Linux архівування й стиснення історично розділені:</w:t>
+      </w:r>
+      <w:r>
+        <w:t xml:space="preserve"> </w:t>
+      </w:r>
+      <w:r>
+        <w:rPr>
+          <w:rStyle w:val="VerbatimChar"/>
+        </w:rPr>
+        <w:t xml:space="preserve">tar</w:t>
+      </w:r>
+      <w:r>
+        <w:t xml:space="preserve"> </w:t>
+      </w:r>
+      <w:r>
+        <w:t xml:space="preserve">збирає дерево файлів в один потік, а</w:t>
+      </w:r>
+      <w:r>
+        <w:t xml:space="preserve"> </w:t>
+      </w:r>
+      <w:r>
+        <w:rPr>
+          <w:rStyle w:val="VerbatimChar"/>
+        </w:rPr>
+        <w:t xml:space="preserve">gzip</w:t>
+      </w:r>
+      <w:r>
+        <w:t xml:space="preserve"> </w:t>
+      </w:r>
+      <w:r>
+        <w:t xml:space="preserve">чи</w:t>
+      </w:r>
+      <w:r>
+        <w:t xml:space="preserve"> </w:t>
+      </w:r>
+      <w:r>
+        <w:rPr>
+          <w:rStyle w:val="VerbatimChar"/>
+        </w:rPr>
+        <w:t xml:space="preserve">xz</w:t>
+      </w:r>
+      <w:r>
+        <w:t xml:space="preserve"> </w:t>
+      </w:r>
+      <w:r>
+        <w:t xml:space="preserve">стискає цей потік. Тому подвійне розширення</w:t>
+      </w:r>
+      <w:r>
+        <w:t xml:space="preserve"> </w:t>
+      </w:r>
+      <w:r>
+        <w:rPr>
+          <w:rStyle w:val="VerbatimChar"/>
+        </w:rPr>
+        <w:t xml:space="preserve">.tar.gz</w:t>
+      </w:r>
+      <w:r>
+        <w:t xml:space="preserve"> </w:t>
+      </w:r>
+      <w:r>
+        <w:t xml:space="preserve">описує саме два послідовні перетворення.</w:t>
+      </w:r>
+    </w:p>
+    <w:bookmarkEnd w:id="16"/>
+    <w:bookmarkEnd w:id="17"/>
+    <w:bookmarkStart w:id="24" w:name="приклад-виконання"/>
+    <w:p>
+      <w:pPr>
+        <w:pStyle w:val="Heading2"/>
+      </w:pPr>
+      <w:r>
+        <w:t xml:space="preserve">Приклад виконання</w:t>
+      </w:r>
+    </w:p>
+    <w:bookmarkStart w:id="18" w:name="крок-1.-пісочниця-та-структура-каталогів"/>
+    <w:p>
+      <w:pPr>
+        <w:pStyle w:val="Heading3"/>
+      </w:pPr>
+      <w:r>
+        <w:t xml:space="preserve">Крок 1. Пісочниця та структура каталогів</w:t>
+      </w:r>
+    </w:p>
+    <w:p>
+      <w:pPr>
+        <w:pStyle w:val="SourceCode"/>
+      </w:pPr>
+      <w:r>
+        <w:rPr>
+          <w:rStyle w:val="VerbatimChar"/>
+        </w:rPr>
+        <w:t xml:space="preserve">student@lab-vm:~$ mkdir -p ~/lab7/{src,docs,bak,mnt}</w:t>
+      </w:r>
+      <w:r>
+        <w:br/>
+      </w:r>
+      <w:r>
+        <w:rPr>
+          <w:rStyle w:val="VerbatimChar"/>
+        </w:rPr>
+        <w:t xml:space="preserve">student@lab-vm:~$ cd ~/lab7</w:t>
+      </w:r>
+      <w:r>
+        <w:br/>
+      </w:r>
+      <w:r>
+        <w:rPr>
+          <w:rStyle w:val="VerbatimChar"/>
+        </w:rPr>
+        <w:t xml:space="preserve">student@lab-vm:~/lab7$ cp /etc/services /etc/hosts /etc/passwd src/</w:t>
+      </w:r>
+      <w:r>
+        <w:br/>
+      </w:r>
+      <w:r>
+        <w:rPr>
+          <w:rStyle w:val="VerbatimChar"/>
+        </w:rPr>
+        <w:t xml:space="preserve">student@lab-vm:~/lab7$ ls -lh src/</w:t>
+      </w:r>
+      <w:r>
+        <w:br/>
+      </w:r>
+      <w:r>
+        <w:rPr>
+          <w:rStyle w:val="VerbatimChar"/>
+        </w:rPr>
+        <w:t xml:space="preserve">-rw-r--r-- 1 student student  221 вер 18 10:12 hosts</w:t>
+      </w:r>
+      <w:r>
+        <w:br/>
+      </w:r>
+      <w:r>
+        <w:rPr>
+          <w:rStyle w:val="VerbatimChar"/>
+        </w:rPr>
+        <w:t xml:space="preserve">-rw-r--r-- 1 student student 3,0K вер 18 10:12 passwd</w:t>
+      </w:r>
+      <w:r>
+        <w:br/>
+      </w:r>
+      <w:r>
+        <w:rPr>
+          <w:rStyle w:val="VerbatimChar"/>
+        </w:rPr>
+        <w:t xml:space="preserve">-rw-r--r-- 1 student student  19K вер 18 10:12 services</w:t>
+      </w:r>
+      <w:r>
+        <w:br/>
+      </w:r>
+      <w:r>
+        <w:br/>
+      </w:r>
+      <w:r>
+        <w:rPr>
+          <w:rStyle w:val="VerbatimChar"/>
+        </w:rPr>
+        <w:t xml:space="preserve">student@lab-vm:~/lab7$ tree -L 1</w:t>
+      </w:r>
+      <w:r>
+        <w:br/>
+      </w:r>
+      <w:r>
+        <w:rPr>
+          <w:rStyle w:val="VerbatimChar"/>
+        </w:rPr>
+        <w:t xml:space="preserve">.</w:t>
+      </w:r>
+      <w:r>
+        <w:br/>
+      </w:r>
+      <w:r>
+        <w:rPr>
+          <w:rStyle w:val="VerbatimChar"/>
+        </w:rPr>
+        <w:t xml:space="preserve">├── bak</w:t>
+      </w:r>
+      <w:r>
+        <w:br/>
+      </w:r>
+      <w:r>
+        <w:rPr>
+          <w:rStyle w:val="VerbatimChar"/>
+        </w:rPr>
+        <w:t xml:space="preserve">├── docs</w:t>
+      </w:r>
+      <w:r>
+        <w:br/>
+      </w:r>
+      <w:r>
+        <w:rPr>
+          <w:rStyle w:val="VerbatimChar"/>
+        </w:rPr>
+        <w:t xml:space="preserve">├── mnt</w:t>
+      </w:r>
+      <w:r>
+        <w:br/>
+      </w:r>
+      <w:r>
+        <w:rPr>
+          <w:rStyle w:val="VerbatimChar"/>
+        </w:rPr>
+        <w:t xml:space="preserve">└── src</w:t>
+      </w:r>
+    </w:p>
+    <w:p>
+      <w:pPr>
+        <w:pStyle w:val="FirstParagraph"/>
+      </w:pPr>
+      <w:r>
+        <w:t xml:space="preserve">Фігурні дужки розгортаються оболонкою: один рядок</w:t>
+      </w:r>
+      <w:r>
+        <w:t xml:space="preserve"> </w:t>
+      </w:r>
+      <w:r>
+        <w:rPr>
+          <w:rStyle w:val="VerbatimChar"/>
+        </w:rPr>
+        <w:t xml:space="preserve">mkdir -p ~/lab7/{src,docs,bak,mnt}</w:t>
+      </w:r>
+      <w:r>
+        <w:t xml:space="preserve"> </w:t>
+      </w:r>
+      <w:r>
+        <w:t xml:space="preserve">створює одразу чотири каталоги.</w:t>
+      </w:r>
+    </w:p>
+    <w:bookmarkEnd w:id="18"/>
+    <w:bookmarkStart w:id="19" w:name="крок-2.-метадані-та-типи-файлів"/>
+    <w:p>
+      <w:pPr>
+        <w:pStyle w:val="Heading3"/>
+      </w:pPr>
+      <w:r>
+        <w:t xml:space="preserve">Крок 2. Метадані та типи файлів</w:t>
+      </w:r>
+    </w:p>
+    <w:p>
+      <w:pPr>
+        <w:pStyle w:val="SourceCode"/>
+      </w:pPr>
+      <w:r>
+        <w:rPr>
+          <w:rStyle w:val="VerbatimChar"/>
+        </w:rPr>
+        <w:t xml:space="preserve">student@lab-vm:~/lab7$ stat src/hosts</w:t>
+      </w:r>
+      <w:r>
+        <w:br/>
+      </w:r>
+      <w:r>
+        <w:rPr>
+          <w:rStyle w:val="VerbatimChar"/>
+        </w:rPr>
+        <w:t xml:space="preserve">  File: src/hosts</w:t>
+      </w:r>
+      <w:r>
+        <w:br/>
+      </w:r>
+      <w:r>
+        <w:rPr>
+          <w:rStyle w:val="VerbatimChar"/>
+        </w:rPr>
+        <w:t xml:space="preserve">  Size: 221        Blocks: 8          IO Block: 4096   regular file</w:t>
+      </w:r>
+      <w:r>
+        <w:br/>
+      </w:r>
+      <w:r>
+        <w:rPr>
+          <w:rStyle w:val="VerbatimChar"/>
+        </w:rPr>
+        <w:t xml:space="preserve">Device: 8,2 Inode: 1443521     Links: 1</w:t>
+      </w:r>
+      <w:r>
+        <w:br/>
+      </w:r>
+      <w:r>
+        <w:rPr>
+          <w:rStyle w:val="VerbatimChar"/>
+        </w:rPr>
+        <w:t xml:space="preserve">Access: (0644/-rw-r--r--)  Uid: ( 1000/student)   Gid: ( 1000/student)</w:t>
+      </w:r>
+      <w:r>
+        <w:br/>
+      </w:r>
+      <w:r>
+        <w:rPr>
+          <w:rStyle w:val="VerbatimChar"/>
+        </w:rPr>
+        <w:t xml:space="preserve">Modify: 2026-09-18 10:12:03.412000000 +0300</w:t>
+      </w:r>
+      <w:r>
+        <w:br/>
+      </w:r>
+      <w:r>
+        <w:br/>
+      </w:r>
+      <w:r>
+        <w:rPr>
+          <w:rStyle w:val="VerbatimChar"/>
+        </w:rPr>
+        <w:t xml:space="preserve">student@lab-vm:~/lab7$ file src/*</w:t>
+      </w:r>
+      <w:r>
+        <w:br/>
+      </w:r>
+      <w:r>
+        <w:rPr>
+          <w:rStyle w:val="VerbatimChar"/>
+        </w:rPr>
+        <w:t xml:space="preserve">src/hosts:    ASCII text</w:t>
+      </w:r>
+      <w:r>
+        <w:br/>
+      </w:r>
+      <w:r>
+        <w:rPr>
+          <w:rStyle w:val="VerbatimChar"/>
+        </w:rPr>
+        <w:t xml:space="preserve">src/passwd:   ASCII text</w:t>
+      </w:r>
+      <w:r>
+        <w:br/>
+      </w:r>
+      <w:r>
+        <w:rPr>
+          <w:rStyle w:val="VerbatimChar"/>
+        </w:rPr>
+        <w:t xml:space="preserve">src/services: ASCII text</w:t>
+      </w:r>
+      <w:r>
+        <w:br/>
+      </w:r>
+      <w:r>
+        <w:br/>
+      </w:r>
+      <w:r>
+        <w:rPr>
+          <w:rStyle w:val="VerbatimChar"/>
+        </w:rPr>
+        <w:t xml:space="preserve">student@lab-vm:~/lab7$ file /bin/ls</w:t>
+      </w:r>
+      <w:r>
+        <w:br/>
+      </w:r>
+      <w:r>
+        <w:rPr>
+          <w:rStyle w:val="VerbatimChar"/>
+        </w:rPr>
+        <w:t xml:space="preserve">/bin/ls: ELF 64-bit LSB pie executable, x86-64, dynamically linked</w:t>
+      </w:r>
+    </w:p>
+    <w:p>
+      <w:pPr>
+        <w:pStyle w:val="FirstParagraph"/>
+      </w:pPr>
+      <w:r>
+        <w:t xml:space="preserve">Команда</w:t>
+      </w:r>
+      <w:r>
+        <w:t xml:space="preserve"> </w:t>
+      </w:r>
+      <w:r>
+        <w:rPr>
+          <w:rStyle w:val="VerbatimChar"/>
+        </w:rPr>
+        <w:t xml:space="preserve">file</w:t>
+      </w:r>
+      <w:r>
+        <w:t xml:space="preserve"> </w:t>
+      </w:r>
+      <w:r>
+        <w:t xml:space="preserve">визначає тип за вмістом, а не за розширенням: у Linux розширення є лише частиною імені й ні на що не впливає.</w:t>
+      </w:r>
+    </w:p>
+    <w:bookmarkEnd w:id="19"/>
+    <w:bookmarkStart w:id="20" w:name="крок-3.-пошук"/>
+    <w:p>
+      <w:pPr>
+        <w:pStyle w:val="Heading3"/>
+      </w:pPr>
+      <w:r>
+        <w:t xml:space="preserve">Крок 3. Пошук</w:t>
+      </w:r>
+    </w:p>
+    <w:p>
+      <w:pPr>
+        <w:pStyle w:val="SourceCode"/>
+      </w:pPr>
+      <w:r>
+        <w:rPr>
+          <w:rStyle w:val="VerbatimChar"/>
+        </w:rPr>
+        <w:t xml:space="preserve">student@lab-vm:~/lab7$ find /etc -name "*.conf" -size +10k 2&gt;/dev/null | head -3</w:t>
+      </w:r>
+      <w:r>
+        <w:br/>
+      </w:r>
+      <w:r>
+        <w:rPr>
+          <w:rStyle w:val="VerbatimChar"/>
+        </w:rPr>
+        <w:t xml:space="preserve">/etc/security/limits.conf</w:t>
+      </w:r>
+      <w:r>
+        <w:br/>
+      </w:r>
+      <w:r>
+        <w:rPr>
+          <w:rStyle w:val="VerbatimChar"/>
+        </w:rPr>
+        <w:t xml:space="preserve">/etc/ssh/sshd_config.conf</w:t>
+      </w:r>
+      <w:r>
+        <w:br/>
+      </w:r>
+      <w:r>
+        <w:rPr>
+          <w:rStyle w:val="VerbatimChar"/>
+        </w:rPr>
+        <w:t xml:space="preserve">/etc/sysctl.conf</w:t>
+      </w:r>
+      <w:r>
+        <w:br/>
+      </w:r>
+      <w:r>
+        <w:br/>
+      </w:r>
+      <w:r>
+        <w:rPr>
+          <w:rStyle w:val="VerbatimChar"/>
+        </w:rPr>
+        <w:t xml:space="preserve">student@lab-vm:~/lab7$ find ~/lab7 -type f -mmin -10</w:t>
+      </w:r>
+      <w:r>
+        <w:br/>
+      </w:r>
+      <w:r>
+        <w:rPr>
+          <w:rStyle w:val="VerbatimChar"/>
+        </w:rPr>
+        <w:t xml:space="preserve">/home/student/lab7/src/hosts</w:t>
+      </w:r>
+      <w:r>
+        <w:br/>
+      </w:r>
+      <w:r>
+        <w:rPr>
+          <w:rStyle w:val="VerbatimChar"/>
+        </w:rPr>
+        <w:t xml:space="preserve">/home/student/lab7/src/passwd</w:t>
+      </w:r>
+      <w:r>
+        <w:br/>
+      </w:r>
+      <w:r>
+        <w:rPr>
+          <w:rStyle w:val="VerbatimChar"/>
+        </w:rPr>
+        <w:t xml:space="preserve">/home/student/lab7/src/services</w:t>
+      </w:r>
+      <w:r>
+        <w:br/>
+      </w:r>
+      <w:r>
+        <w:br/>
+      </w:r>
+      <w:r>
+        <w:rPr>
+          <w:rStyle w:val="VerbatimChar"/>
+        </w:rPr>
+        <w:t xml:space="preserve">student@lab-vm:~/lab7$ find src -type f -exec wc -l {} \;</w:t>
+      </w:r>
+      <w:r>
+        <w:br/>
+      </w:r>
+      <w:r>
+        <w:rPr>
+          <w:rStyle w:val="VerbatimChar"/>
+        </w:rPr>
+        <w:t xml:space="preserve">12 src/hosts</w:t>
+      </w:r>
+      <w:r>
+        <w:br/>
+      </w:r>
+      <w:r>
+        <w:rPr>
+          <w:rStyle w:val="VerbatimChar"/>
+        </w:rPr>
+        <w:t xml:space="preserve">48 src/passwd</w:t>
+      </w:r>
+      <w:r>
+        <w:br/>
+      </w:r>
+      <w:r>
+        <w:rPr>
+          <w:rStyle w:val="VerbatimChar"/>
+        </w:rPr>
+        <w:t xml:space="preserve">11473 src/services</w:t>
+      </w:r>
+      <w:r>
+        <w:br/>
+      </w:r>
+      <w:r>
+        <w:br/>
+      </w:r>
+      <w:r>
+        <w:rPr>
+          <w:rStyle w:val="VerbatimChar"/>
+        </w:rPr>
+        <w:t xml:space="preserve">student@lab-vm:~/lab7$ grep -c "" src/services</w:t>
+      </w:r>
+      <w:r>
+        <w:br/>
+      </w:r>
+      <w:r>
+        <w:rPr>
+          <w:rStyle w:val="VerbatimChar"/>
+        </w:rPr>
+        <w:t xml:space="preserve">11473</w:t>
+      </w:r>
+    </w:p>
+    <w:p>
+      <w:pPr>
+        <w:pStyle w:val="FirstParagraph"/>
+      </w:pPr>
+      <w:r>
+        <w:t xml:space="preserve">Перенаправлення</w:t>
+      </w:r>
+      <w:r>
+        <w:t xml:space="preserve"> </w:t>
+      </w:r>
+      <w:r>
+        <w:rPr>
+          <w:rStyle w:val="VerbatimChar"/>
+        </w:rPr>
+        <w:t xml:space="preserve">2&gt;/dev/null</w:t>
+      </w:r>
+      <w:r>
+        <w:t xml:space="preserve"> </w:t>
+      </w:r>
+      <w:r>
+        <w:t xml:space="preserve">приховує повідомлення про відмову в доступі до каталогів, куди звичайний користувач зазирнути не може, і залишає у виводі лише корисний результат.</w:t>
+      </w:r>
+    </w:p>
+    <w:bookmarkEnd w:id="20"/>
+    <w:bookmarkStart w:id="21" w:name="крок-4.-посилання"/>
+    <w:p>
+      <w:pPr>
+        <w:pStyle w:val="Heading3"/>
+      </w:pPr>
+      <w:r>
+        <w:t xml:space="preserve">Крок 4. Посилання</w:t>
+      </w:r>
+    </w:p>
+    <w:p>
+      <w:pPr>
+        <w:pStyle w:val="SourceCode"/>
+      </w:pPr>
+      <w:r>
+        <w:rPr>
+          <w:rStyle w:val="VerbatimChar"/>
+        </w:rPr>
+        <w:t xml:space="preserve">student@lab-vm:~/lab7$ ln src/hosts docs/hosts-hard</w:t>
+      </w:r>
+      <w:r>
+        <w:br/>
+      </w:r>
+      <w:r>
+        <w:rPr>
+          <w:rStyle w:val="VerbatimChar"/>
+        </w:rPr>
+        <w:t xml:space="preserve">student@lab-vm:~/lab7$ ln -s ../src/hosts docs/hosts-soft</w:t>
+      </w:r>
+      <w:r>
+        <w:br/>
+      </w:r>
+      <w:r>
+        <w:rPr>
+          <w:rStyle w:val="VerbatimChar"/>
+        </w:rPr>
+        <w:t xml:space="preserve">student@lab-vm:~/lab7$ ls -l docs/</w:t>
+      </w:r>
+      <w:r>
+        <w:br/>
+      </w:r>
+      <w:r>
+        <w:rPr>
+          <w:rStyle w:val="VerbatimChar"/>
+        </w:rPr>
+        <w:t xml:space="preserve">-rw-r--r-- 2 student student 221 вер 18 10:12 hosts-hard</w:t>
+      </w:r>
+      <w:r>
+        <w:br/>
+      </w:r>
+      <w:r>
+        <w:rPr>
+          <w:rStyle w:val="VerbatimChar"/>
+        </w:rPr>
+        <w:t xml:space="preserve">lrwxrwxrwx 1 student student  12 вер 18 10:20 hosts-soft -&gt; ../src/hosts</w:t>
+      </w:r>
+      <w:r>
+        <w:br/>
+      </w:r>
+      <w:r>
+        <w:br/>
+      </w:r>
+      <w:r>
+        <w:rPr>
+          <w:rStyle w:val="VerbatimChar"/>
+        </w:rPr>
+        <w:t xml:space="preserve">student@lab-vm:~/lab7$ stat -c "%i %n" src/hosts docs/hosts-hard docs/hosts-soft</w:t>
+      </w:r>
+      <w:r>
+        <w:br/>
+      </w:r>
+      <w:r>
+        <w:rPr>
+          <w:rStyle w:val="VerbatimChar"/>
+        </w:rPr>
+        <w:t xml:space="preserve">1443521 src/hosts</w:t>
+      </w:r>
+      <w:r>
+        <w:br/>
+      </w:r>
+      <w:r>
+        <w:rPr>
+          <w:rStyle w:val="VerbatimChar"/>
+        </w:rPr>
+        <w:t xml:space="preserve">1443521 docs/hosts-hard</w:t>
+      </w:r>
+      <w:r>
+        <w:br/>
+      </w:r>
+      <w:r>
+        <w:rPr>
+          <w:rStyle w:val="VerbatimChar"/>
+        </w:rPr>
+        <w:t xml:space="preserve">1443902 docs/hosts-soft</w:t>
+      </w:r>
+      <w:r>
+        <w:br/>
+      </w:r>
+      <w:r>
+        <w:br/>
+      </w:r>
+      <w:r>
+        <w:rPr>
+          <w:rStyle w:val="VerbatimChar"/>
+        </w:rPr>
+        <w:t xml:space="preserve">student@lab-vm:~/lab7$ rm src/hosts</w:t>
+      </w:r>
+      <w:r>
+        <w:br/>
+      </w:r>
+      <w:r>
+        <w:rPr>
+          <w:rStyle w:val="VerbatimChar"/>
+        </w:rPr>
+        <w:t xml:space="preserve">student@lab-vm:~/lab7$ cat docs/hosts-hard | head -2</w:t>
+      </w:r>
+      <w:r>
+        <w:br/>
+      </w:r>
+      <w:r>
+        <w:rPr>
+          <w:rStyle w:val="VerbatimChar"/>
+        </w:rPr>
+        <w:t xml:space="preserve">127.0.0.1   localhost</w:t>
+      </w:r>
+      <w:r>
+        <w:br/>
+      </w:r>
+      <w:r>
+        <w:rPr>
+          <w:rStyle w:val="VerbatimChar"/>
+        </w:rPr>
+        <w:t xml:space="preserve">127.0.1.1   lab-vm</w:t>
+      </w:r>
+      <w:r>
+        <w:br/>
+      </w:r>
+      <w:r>
+        <w:br/>
+      </w:r>
+      <w:r>
+        <w:rPr>
+          <w:rStyle w:val="VerbatimChar"/>
+        </w:rPr>
+        <w:t xml:space="preserve">student@lab-vm:~/lab7$ cat docs/hosts-soft</w:t>
+      </w:r>
+      <w:r>
+        <w:br/>
+      </w:r>
+      <w:r>
+        <w:rPr>
+          <w:rStyle w:val="VerbatimChar"/>
+        </w:rPr>
+        <w:t xml:space="preserve">cat: docs/hosts-soft: No such file or directory</w:t>
+      </w:r>
+    </w:p>
+    <w:p>
+      <w:pPr>
+        <w:pStyle w:val="FirstParagraph"/>
+      </w:pPr>
+      <w:r>
+        <w:t xml:space="preserve">Число</w:t>
+      </w:r>
+      <w:r>
+        <w:t xml:space="preserve"> </w:t>
+      </w:r>
+      <w:r>
+        <w:rPr>
+          <w:rStyle w:val="VerbatimChar"/>
+        </w:rPr>
+        <w:t xml:space="preserve">2</w:t>
+      </w:r>
+      <w:r>
+        <w:t xml:space="preserve"> </w:t>
+      </w:r>
+      <w:r>
+        <w:t xml:space="preserve">у виводі</w:t>
+      </w:r>
+      <w:r>
+        <w:t xml:space="preserve"> </w:t>
+      </w:r>
+      <w:r>
+        <w:rPr>
+          <w:rStyle w:val="VerbatimChar"/>
+        </w:rPr>
+        <w:t xml:space="preserve">ls -l</w:t>
+      </w:r>
+      <w:r>
+        <w:t xml:space="preserve"> </w:t>
+      </w:r>
+      <w:r>
+        <w:t xml:space="preserve">для</w:t>
+      </w:r>
+      <w:r>
+        <w:t xml:space="preserve"> </w:t>
+      </w:r>
+      <w:r>
+        <w:rPr>
+          <w:rStyle w:val="VerbatimChar"/>
+        </w:rPr>
+        <w:t xml:space="preserve">hosts-hard</w:t>
+      </w:r>
+      <w:r>
+        <w:t xml:space="preserve"> </w:t>
+      </w:r>
+      <w:r>
+        <w:t xml:space="preserve">— це кількість імен, що вказують на inode. Після видалення оригіналу жорстке посилання лишається робочим, а символічне «повисає»: воно зберігало лише шлях.</w:t>
+      </w:r>
+    </w:p>
+    <w:bookmarkEnd w:id="21"/>
+    <w:bookmarkStart w:id="22" w:name="крок-5.-монтування-носія"/>
+    <w:p>
+      <w:pPr>
+        <w:pStyle w:val="Heading3"/>
+      </w:pPr>
+      <w:r>
+        <w:t xml:space="preserve">Крок 5. Монтування носія</w:t>
+      </w:r>
+    </w:p>
+    <w:p>
+      <w:pPr>
+        <w:pStyle w:val="SourceCode"/>
+      </w:pPr>
+      <w:r>
+        <w:rPr>
+          <w:rStyle w:val="VerbatimChar"/>
+        </w:rPr>
+        <w:t xml:space="preserve">student@lab-vm:~/lab7$ lsblk</w:t>
+      </w:r>
+      <w:r>
+        <w:br/>
+      </w:r>
+      <w:r>
+        <w:rPr>
+          <w:rStyle w:val="VerbatimChar"/>
+        </w:rPr>
+        <w:t xml:space="preserve">NAME   MAJ:MIN RM  SIZE RO TYPE MOUNTPOINTS</w:t>
+      </w:r>
+      <w:r>
+        <w:br/>
+      </w:r>
+      <w:r>
+        <w:rPr>
+          <w:rStyle w:val="VerbatimChar"/>
+        </w:rPr>
+        <w:t xml:space="preserve">sda      8:0    0   25G  0 disk</w:t>
+      </w:r>
+      <w:r>
+        <w:br/>
+      </w:r>
+      <w:r>
+        <w:rPr>
+          <w:rStyle w:val="VerbatimChar"/>
+        </w:rPr>
+        <w:t xml:space="preserve">├─sda1   8:1    0    1G  0 part /boot/efi</w:t>
+      </w:r>
+      <w:r>
+        <w:br/>
+      </w:r>
+      <w:r>
+        <w:rPr>
+          <w:rStyle w:val="VerbatimChar"/>
+        </w:rPr>
+        <w:t xml:space="preserve">└─sda2   8:2    0   24G  0 part /</w:t>
+      </w:r>
+      <w:r>
+        <w:br/>
+      </w:r>
+      <w:r>
+        <w:rPr>
+          <w:rStyle w:val="VerbatimChar"/>
+        </w:rPr>
+        <w:t xml:space="preserve">sdb      8:16   1  7,5G  0 disk</w:t>
+      </w:r>
+      <w:r>
+        <w:br/>
+      </w:r>
+      <w:r>
+        <w:rPr>
+          <w:rStyle w:val="VerbatimChar"/>
+        </w:rPr>
+        <w:t xml:space="preserve">└─sdb1   8:17   1  7,5G  0 part</w:t>
+      </w:r>
+      <w:r>
+        <w:br/>
+      </w:r>
+      <w:r>
+        <w:br/>
+      </w:r>
+      <w:r>
+        <w:rPr>
+          <w:rStyle w:val="VerbatimChar"/>
+        </w:rPr>
+        <w:t xml:space="preserve">student@lab-vm:~/lab7$ sudo blkid /dev/sdb1</w:t>
+      </w:r>
+      <w:r>
+        <w:br/>
+      </w:r>
+      <w:r>
+        <w:rPr>
+          <w:rStyle w:val="VerbatimChar"/>
+        </w:rPr>
+        <w:t xml:space="preserve">/dev/sdb1: UUID="A1B2-C3D4" TYPE="vfat"</w:t>
+      </w:r>
+      <w:r>
+        <w:br/>
+      </w:r>
+      <w:r>
+        <w:br/>
+      </w:r>
+      <w:r>
+        <w:rPr>
+          <w:rStyle w:val="VerbatimChar"/>
+        </w:rPr>
+        <w:t xml:space="preserve">student@lab-vm:~/lab7$ sudo mount /dev/sdb1 ~/lab7/mnt</w:t>
+      </w:r>
+      <w:r>
+        <w:br/>
+      </w:r>
+      <w:r>
+        <w:rPr>
+          <w:rStyle w:val="VerbatimChar"/>
+        </w:rPr>
+        <w:t xml:space="preserve">student@lab-vm:~/lab7$ df -hT ~/lab7/mnt</w:t>
+      </w:r>
+      <w:r>
+        <w:br/>
+      </w:r>
+      <w:r>
+        <w:rPr>
+          <w:rStyle w:val="VerbatimChar"/>
+        </w:rPr>
+        <w:t xml:space="preserve">Filesystem     Type  Size  Used Avail Use% Mounted on</w:t>
+      </w:r>
+      <w:r>
+        <w:br/>
+      </w:r>
+      <w:r>
+        <w:rPr>
+          <w:rStyle w:val="VerbatimChar"/>
+        </w:rPr>
+        <w:t xml:space="preserve">/dev/sdb1      vfat  7,5G  1,2G  6,3G  16% /home/student/lab7/mnt</w:t>
+      </w:r>
+      <w:r>
+        <w:br/>
+      </w:r>
+      <w:r>
+        <w:br/>
+      </w:r>
+      <w:r>
+        <w:rPr>
+          <w:rStyle w:val="VerbatimChar"/>
+        </w:rPr>
+        <w:t xml:space="preserve">student@lab-vm:~/lab7$ sudo umount ~/lab7/mnt</w:t>
+      </w:r>
+      <w:r>
+        <w:br/>
+      </w:r>
+      <w:r>
+        <w:rPr>
+          <w:rStyle w:val="VerbatimChar"/>
+        </w:rPr>
+        <w:t xml:space="preserve">student@lab-vm:~/lab7$ findmnt ~/lab7/mnt</w:t>
+      </w:r>
+      <w:r>
+        <w:br/>
+      </w:r>
+      <w:r>
+        <w:rPr>
+          <w:rStyle w:val="VerbatimChar"/>
+        </w:rPr>
+        <w:t xml:space="preserve">student@lab-vm:~/lab7$ echo $?</w:t>
+      </w:r>
+      <w:r>
+        <w:br/>
+      </w:r>
+      <w:r>
+        <w:rPr>
+          <w:rStyle w:val="VerbatimChar"/>
+        </w:rPr>
+        <w:t xml:space="preserve">1</w:t>
+      </w:r>
+    </w:p>
+    <w:p>
+      <w:pPr>
+        <w:pStyle w:val="FirstParagraph"/>
+      </w:pPr>
+      <w:r>
+        <w:t xml:space="preserve">Порожній вивід</w:t>
+      </w:r>
+      <w:r>
+        <w:t xml:space="preserve"> </w:t>
+      </w:r>
+      <w:r>
+        <w:rPr>
+          <w:rStyle w:val="VerbatimChar"/>
+        </w:rPr>
+        <w:t xml:space="preserve">findmnt</w:t>
+      </w:r>
+      <w:r>
+        <w:t xml:space="preserve"> </w:t>
+      </w:r>
+      <w:r>
+        <w:t xml:space="preserve">і код повернення 1 підтверджують, що носій відмонтовано і його можна безпечно вилучити.</w:t>
+      </w:r>
+    </w:p>
+    <w:bookmarkEnd w:id="22"/>
+    <w:bookmarkStart w:id="23" w:name="крок-6.-простір-і-архівування"/>
+    <w:p>
+      <w:pPr>
+        <w:pStyle w:val="Heading3"/>
+      </w:pPr>
+      <w:r>
+        <w:t xml:space="preserve">Крок 6. Простір і архівування</w:t>
+      </w:r>
+    </w:p>
+    <w:p>
+      <w:pPr>
+        <w:pStyle w:val="SourceCode"/>
+      </w:pPr>
+      <w:r>
+        <w:rPr>
+          <w:rStyle w:val="VerbatimChar"/>
+        </w:rPr>
+        <w:t xml:space="preserve">student@lab-vm:~/lab7$ du -h --max-depth=1 ~/lab7 | sort -h</w:t>
+      </w:r>
+      <w:r>
+        <w:br/>
+      </w:r>
+      <w:r>
+        <w:rPr>
+          <w:rStyle w:val="VerbatimChar"/>
+        </w:rPr>
+        <w:t xml:space="preserve">4,0K    /home/student/lab7/bak</w:t>
+      </w:r>
+      <w:r>
+        <w:br/>
+      </w:r>
+      <w:r>
+        <w:rPr>
+          <w:rStyle w:val="VerbatimChar"/>
+        </w:rPr>
+        <w:t xml:space="preserve">4,0K    /home/student/lab7/mnt</w:t>
+      </w:r>
+      <w:r>
+        <w:br/>
+      </w:r>
+      <w:r>
+        <w:rPr>
+          <w:rStyle w:val="VerbatimChar"/>
+        </w:rPr>
+        <w:t xml:space="preserve">28K /home/student/lab7/docs</w:t>
+      </w:r>
+      <w:r>
+        <w:br/>
+      </w:r>
+      <w:r>
+        <w:rPr>
+          <w:rStyle w:val="VerbatimChar"/>
+        </w:rPr>
+        <w:t xml:space="preserve">32K /home/student/lab7/src</w:t>
+      </w:r>
+      <w:r>
+        <w:br/>
+      </w:r>
+      <w:r>
+        <w:rPr>
+          <w:rStyle w:val="VerbatimChar"/>
+        </w:rPr>
+        <w:t xml:space="preserve">72K /home/student/lab7</w:t>
+      </w:r>
+      <w:r>
+        <w:br/>
+      </w:r>
+      <w:r>
+        <w:br/>
+      </w:r>
+      <w:r>
+        <w:rPr>
+          <w:rStyle w:val="VerbatimChar"/>
+        </w:rPr>
+        <w:t xml:space="preserve">student@lab-vm:~/lab7$ tar -czvf bak/lab7-$(date +%F).tar.gz src docs</w:t>
+      </w:r>
+      <w:r>
+        <w:br/>
+      </w:r>
+      <w:r>
+        <w:rPr>
+          <w:rStyle w:val="VerbatimChar"/>
+        </w:rPr>
+        <w:t xml:space="preserve">src/</w:t>
+      </w:r>
+      <w:r>
+        <w:br/>
+      </w:r>
+      <w:r>
+        <w:rPr>
+          <w:rStyle w:val="VerbatimChar"/>
+        </w:rPr>
+        <w:t xml:space="preserve">src/passwd</w:t>
+      </w:r>
+      <w:r>
+        <w:br/>
+      </w:r>
+      <w:r>
+        <w:rPr>
+          <w:rStyle w:val="VerbatimChar"/>
+        </w:rPr>
+        <w:t xml:space="preserve">src/services</w:t>
+      </w:r>
+      <w:r>
+        <w:br/>
+      </w:r>
+      <w:r>
+        <w:rPr>
+          <w:rStyle w:val="VerbatimChar"/>
+        </w:rPr>
+        <w:t xml:space="preserve">docs/</w:t>
+      </w:r>
+      <w:r>
+        <w:br/>
+      </w:r>
+      <w:r>
+        <w:rPr>
+          <w:rStyle w:val="VerbatimChar"/>
+        </w:rPr>
+        <w:t xml:space="preserve">docs/hosts-hard</w:t>
+      </w:r>
+      <w:r>
+        <w:br/>
+      </w:r>
+      <w:r>
+        <w:br/>
+      </w:r>
+      <w:r>
+        <w:rPr>
+          <w:rStyle w:val="VerbatimChar"/>
+        </w:rPr>
+        <w:t xml:space="preserve">student@lab-vm:~/lab7$ ls -lh bak/</w:t>
+      </w:r>
+      <w:r>
+        <w:br/>
+      </w:r>
+      <w:r>
+        <w:rPr>
+          <w:rStyle w:val="VerbatimChar"/>
+        </w:rPr>
+        <w:t xml:space="preserve">-rw-r--r-- 1 student student 6,1K вер 18 10:34 lab7-2026-09-18.tar.gz</w:t>
+      </w:r>
+      <w:r>
+        <w:br/>
+      </w:r>
+      <w:r>
+        <w:br/>
+      </w:r>
+      <w:r>
+        <w:rPr>
+          <w:rStyle w:val="VerbatimChar"/>
+        </w:rPr>
+        <w:t xml:space="preserve">student@lab-vm:~/lab7$ tar -tzvf bak/lab7-2026-09-18.tar.gz | head -3</w:t>
+      </w:r>
+      <w:r>
+        <w:br/>
+      </w:r>
+      <w:r>
+        <w:rPr>
+          <w:rStyle w:val="VerbatimChar"/>
+        </w:rPr>
+        <w:t xml:space="preserve">drwxrwxr-x student/student   0 2026-09-18 10:12 src/</w:t>
+      </w:r>
+      <w:r>
+        <w:br/>
+      </w:r>
+      <w:r>
+        <w:rPr>
+          <w:rStyle w:val="VerbatimChar"/>
+        </w:rPr>
+        <w:t xml:space="preserve">-rw-r--r-- student/student 3020 2026-09-18 10:12 src/passwd</w:t>
+      </w:r>
+    </w:p>
+    <w:p>
+      <w:pPr>
+        <w:pStyle w:val="FirstParagraph"/>
+      </w:pPr>
+      <w:r>
+        <w:t xml:space="preserve">Архів обсягом 6 КБ проти 60 КБ вихідних даних показує ефективність стиснення текстових файлів; для вже стиснених форматів виграш був би близьким до нуля.</w:t>
+      </w:r>
+    </w:p>
+    <w:bookmarkEnd w:id="23"/>
+    <w:bookmarkEnd w:id="24"/>
+    <w:bookmarkStart w:id="25" w:name="порядок-виконання-роботи"/>
+    <w:p>
+      <w:pPr>
+        <w:pStyle w:val="Heading2"/>
+      </w:pPr>
+      <w:r>
+        <w:t xml:space="preserve">Порядок виконання роботи</w:t>
+      </w:r>
+    </w:p>
+    <w:p>
+      <w:pPr>
+        <w:numPr>
+          <w:ilvl w:val="0"/>
+          <w:numId w:val="1001"/>
+        </w:numPr>
+        <w:jc w:val="both"/>
+      </w:pPr>
+      <w:r>
+        <w:t xml:space="preserve">Отримати в викладача номер індивідуального варіанта.</w:t>
+      </w:r>
+    </w:p>
+    <w:p>
+      <w:pPr>
+        <w:numPr>
+          <w:ilvl w:val="0"/>
+          <w:numId w:val="1001"/>
+        </w:numPr>
+        <w:jc w:val="both"/>
+      </w:pPr>
+      <w:r>
+        <w:t xml:space="preserve">Створити в домашньому каталозі структуру</w:t>
+      </w:r>
+      <w:r>
+        <w:t xml:space="preserve"> </w:t>
+      </w:r>
+      <w:r>
+        <w:rPr>
+          <w:rStyle w:val="VerbatimChar"/>
+        </w:rPr>
+        <w:t xml:space="preserve">~/lab7</w:t>
+      </w:r>
+      <w:r>
+        <w:t xml:space="preserve"> </w:t>
+      </w:r>
+      <w:r>
+        <w:t xml:space="preserve">з підкаталогами</w:t>
+      </w:r>
+      <w:r>
+        <w:t xml:space="preserve"> </w:t>
+      </w:r>
+      <w:r>
+        <w:rPr>
+          <w:rStyle w:val="VerbatimChar"/>
+        </w:rPr>
+        <w:t xml:space="preserve">src</w:t>
+      </w:r>
+      <w:r>
+        <w:t xml:space="preserve">,</w:t>
+      </w:r>
+      <w:r>
+        <w:t xml:space="preserve"> </w:t>
+      </w:r>
+      <w:r>
+        <w:rPr>
+          <w:rStyle w:val="VerbatimChar"/>
+        </w:rPr>
+        <w:t xml:space="preserve">docs</w:t>
+      </w:r>
+      <w:r>
+        <w:t xml:space="preserve">,</w:t>
+      </w:r>
+      <w:r>
+        <w:t xml:space="preserve"> </w:t>
+      </w:r>
+      <w:r>
+        <w:rPr>
+          <w:rStyle w:val="VerbatimChar"/>
+        </w:rPr>
+        <w:t xml:space="preserve">bak</w:t>
+      </w:r>
+      <w:r>
+        <w:t xml:space="preserve">,</w:t>
+      </w:r>
+      <w:r>
+        <w:t xml:space="preserve"> </w:t>
+      </w:r>
+      <w:r>
+        <w:rPr>
+          <w:rStyle w:val="VerbatimChar"/>
+        </w:rPr>
+        <w:t xml:space="preserve">mnt</w:t>
+      </w:r>
+      <w:r>
+        <w:t xml:space="preserve">. Скопіювати в</w:t>
+      </w:r>
+      <w:r>
+        <w:t xml:space="preserve"> </w:t>
+      </w:r>
+      <w:r>
+        <w:rPr>
+          <w:rStyle w:val="VerbatimChar"/>
+        </w:rPr>
+        <w:t xml:space="preserve">src</w:t>
+      </w:r>
+      <w:r>
+        <w:t xml:space="preserve"> </w:t>
+      </w:r>
+      <w:r>
+        <w:t xml:space="preserve">три файли з каталогу, зазначеного у варіанті.</w:t>
+      </w:r>
+    </w:p>
+    <w:p>
+      <w:pPr>
+        <w:numPr>
+          <w:ilvl w:val="0"/>
+          <w:numId w:val="1001"/>
+        </w:numPr>
+        <w:jc w:val="both"/>
+      </w:pPr>
+      <w:r>
+        <w:t xml:space="preserve">Вивести метадані одного з файлів командою</w:t>
+      </w:r>
+      <w:r>
+        <w:t xml:space="preserve"> </w:t>
+      </w:r>
+      <w:r>
+        <w:rPr>
+          <w:rStyle w:val="VerbatimChar"/>
+        </w:rPr>
+        <w:t xml:space="preserve">stat</w:t>
+      </w:r>
+      <w:r>
+        <w:t xml:space="preserve"> </w:t>
+      </w:r>
+      <w:r>
+        <w:t xml:space="preserve">і пояснити призначення полів Inode, Links, Access. Визначити реальний тип трьох файлів командою</w:t>
+      </w:r>
+      <w:r>
+        <w:t xml:space="preserve"> </w:t>
+      </w:r>
+      <w:r>
+        <w:rPr>
+          <w:rStyle w:val="VerbatimChar"/>
+        </w:rPr>
+        <w:t xml:space="preserve">file</w:t>
+      </w:r>
+      <w:r>
+        <w:t xml:space="preserve">.</w:t>
+      </w:r>
+    </w:p>
+    <w:p>
+      <w:pPr>
+        <w:numPr>
+          <w:ilvl w:val="0"/>
+          <w:numId w:val="1001"/>
+        </w:numPr>
+        <w:jc w:val="both"/>
+      </w:pPr>
+      <w:r>
+        <w:t xml:space="preserve">Виконати чотири різні пошуки: за іменем, за розміром, за часом зміни та за вмістом. Критерій пошуку за розміром узяти з варіанта. Навести використані команди з ключами.</w:t>
+      </w:r>
+    </w:p>
+    <w:p>
+      <w:pPr>
+        <w:numPr>
+          <w:ilvl w:val="0"/>
+          <w:numId w:val="1001"/>
+        </w:numPr>
+        <w:jc w:val="both"/>
+      </w:pPr>
+      <w:r>
+        <w:t xml:space="preserve">Створити жорстке й символічне посилання на один файл. Порівняти номери inode. Видалити оригінал і показати, що сталося з кожним посиланням. Пояснити результат.</w:t>
+      </w:r>
+    </w:p>
+    <w:p>
+      <w:pPr>
+        <w:numPr>
+          <w:ilvl w:val="0"/>
+          <w:numId w:val="1001"/>
+        </w:numPr>
+        <w:jc w:val="both"/>
+      </w:pPr>
+      <w:r>
+        <w:t xml:space="preserve">Виконати операції копіювання, переміщення та перейменування згідно з варіантом. Показати, чим</w:t>
+      </w:r>
+      <w:r>
+        <w:t xml:space="preserve"> </w:t>
+      </w:r>
+      <w:r>
+        <w:rPr>
+          <w:rStyle w:val="VerbatimChar"/>
+        </w:rPr>
+        <w:t xml:space="preserve">cp -p</w:t>
+      </w:r>
+      <w:r>
+        <w:t xml:space="preserve"> </w:t>
+      </w:r>
+      <w:r>
+        <w:t xml:space="preserve">відрізняється від звичайного</w:t>
+      </w:r>
+      <w:r>
+        <w:t xml:space="preserve"> </w:t>
+      </w:r>
+      <w:r>
+        <w:rPr>
+          <w:rStyle w:val="VerbatimChar"/>
+        </w:rPr>
+        <w:t xml:space="preserve">cp</w:t>
+      </w:r>
+      <w:r>
+        <w:t xml:space="preserve">.</w:t>
+      </w:r>
+    </w:p>
+    <w:p>
+      <w:pPr>
+        <w:numPr>
+          <w:ilvl w:val="0"/>
+          <w:numId w:val="1001"/>
+        </w:numPr>
+        <w:jc w:val="both"/>
+      </w:pPr>
+      <w:r>
+        <w:t xml:space="preserve">Змонтувати носій, зазначений викладачем, у каталог</w:t>
+      </w:r>
+      <w:r>
+        <w:t xml:space="preserve"> </w:t>
+      </w:r>
+      <w:r>
+        <w:rPr>
+          <w:rStyle w:val="VerbatimChar"/>
+        </w:rPr>
+        <w:t xml:space="preserve">~/lab7/mnt</w:t>
+      </w:r>
+      <w:r>
+        <w:t xml:space="preserve">. Визначити тип файлової системи, UUID і обсяг вільного місця. Скопіювати на носій файл, після чого коректно відмонтувати й підтвердити це командою</w:t>
+      </w:r>
+      <w:r>
+        <w:t xml:space="preserve"> </w:t>
+      </w:r>
+      <w:r>
+        <w:rPr>
+          <w:rStyle w:val="VerbatimChar"/>
+        </w:rPr>
+        <w:t xml:space="preserve">findmnt</w:t>
+      </w:r>
+      <w:r>
+        <w:t xml:space="preserve">.</w:t>
+      </w:r>
+    </w:p>
+    <w:p>
+      <w:pPr>
+        <w:numPr>
+          <w:ilvl w:val="0"/>
+          <w:numId w:val="1001"/>
+        </w:numPr>
+        <w:jc w:val="both"/>
+      </w:pPr>
+      <w:r>
+        <w:t xml:space="preserve">Проаналізувати дисковий простір: знайти п’ять найбільших підкаталогів каталогу, зазначеного у варіанті. Пояснити різницю між</w:t>
+      </w:r>
+      <w:r>
+        <w:t xml:space="preserve"> </w:t>
+      </w:r>
+      <w:r>
+        <w:rPr>
+          <w:rStyle w:val="VerbatimChar"/>
+        </w:rPr>
+        <w:t xml:space="preserve">df -h</w:t>
+      </w:r>
+      <w:r>
+        <w:t xml:space="preserve"> </w:t>
+      </w:r>
+      <w:r>
+        <w:t xml:space="preserve">і</w:t>
+      </w:r>
+      <w:r>
+        <w:t xml:space="preserve"> </w:t>
+      </w:r>
+      <w:r>
+        <w:rPr>
+          <w:rStyle w:val="VerbatimChar"/>
+        </w:rPr>
+        <w:t xml:space="preserve">df -i</w:t>
+      </w:r>
+      <w:r>
+        <w:t xml:space="preserve">.</w:t>
+      </w:r>
+    </w:p>
+    <w:p>
+      <w:pPr>
+        <w:numPr>
+          <w:ilvl w:val="0"/>
+          <w:numId w:val="1001"/>
+        </w:numPr>
+        <w:jc w:val="both"/>
+      </w:pPr>
+      <w:r>
+        <w:t xml:space="preserve">Створити архів каталогів</w:t>
+      </w:r>
+      <w:r>
+        <w:t xml:space="preserve"> </w:t>
+      </w:r>
+      <w:r>
+        <w:rPr>
+          <w:rStyle w:val="VerbatimChar"/>
+        </w:rPr>
+        <w:t xml:space="preserve">src</w:t>
+      </w:r>
+      <w:r>
+        <w:t xml:space="preserve"> </w:t>
+      </w:r>
+      <w:r>
+        <w:t xml:space="preserve">і</w:t>
+      </w:r>
+      <w:r>
+        <w:t xml:space="preserve"> </w:t>
+      </w:r>
+      <w:r>
+        <w:rPr>
+          <w:rStyle w:val="VerbatimChar"/>
+        </w:rPr>
+        <w:t xml:space="preserve">docs</w:t>
+      </w:r>
+      <w:r>
+        <w:t xml:space="preserve"> </w:t>
+      </w:r>
+      <w:r>
+        <w:t xml:space="preserve">у форматі свого варіанта, переглянути вміст архіву без розпакування та розпакувати його до</w:t>
+      </w:r>
+      <w:r>
+        <w:t xml:space="preserve"> </w:t>
+      </w:r>
+      <w:r>
+        <w:rPr>
+          <w:rStyle w:val="VerbatimChar"/>
+        </w:rPr>
+        <w:t xml:space="preserve">/tmp</w:t>
+      </w:r>
+      <w:r>
+        <w:t xml:space="preserve">. Порівняти обсяг архіву й вихідних даних.</w:t>
+      </w:r>
+    </w:p>
+    <w:p>
+      <w:pPr>
+        <w:numPr>
+          <w:ilvl w:val="0"/>
+          <w:numId w:val="1001"/>
+        </w:numPr>
+        <w:jc w:val="both"/>
+      </w:pPr>
+      <w:r>
+        <w:t xml:space="preserve">Виконати додаткове завдання свого варіанта.</w:t>
+      </w:r>
+    </w:p>
+    <w:p>
+      <w:pPr>
+        <w:numPr>
+          <w:ilvl w:val="0"/>
+          <w:numId w:val="1001"/>
+        </w:numPr>
+        <w:jc w:val="both"/>
+      </w:pPr>
+      <w:r>
+        <w:t xml:space="preserve">Оформити звіт і зробити висновок.</w:t>
+      </w:r>
+    </w:p>
+    <w:bookmarkEnd w:id="25"/>
+    <w:bookmarkStart w:id="26" w:name="вимоги-до-звіту"/>
+    <w:p>
+      <w:pPr>
+        <w:pStyle w:val="Heading2"/>
+      </w:pPr>
+      <w:r>
+        <w:t xml:space="preserve">Вимоги до звіту</w:t>
+      </w:r>
+    </w:p>
+    <w:p>
+      <w:pPr>
+        <w:pStyle w:val="FirstParagraph"/>
+      </w:pPr>
+      <w:r>
+        <w:t xml:space="preserve">Звіт оформлюється на бланку встановленого зразка і має містити:</w:t>
+      </w:r>
+    </w:p>
+    <w:p>
+      <w:pPr>
+        <w:pStyle w:val="Compact"/>
+        <w:numPr>
+          <w:ilvl w:val="0"/>
+          <w:numId w:val="1002"/>
+        </w:numPr>
+        <w:jc w:val="both"/>
+      </w:pPr>
+      <w:r>
+        <w:t xml:space="preserve">тему, мету та обладнання;</w:t>
+      </w:r>
+    </w:p>
+    <w:p>
+      <w:pPr>
+        <w:pStyle w:val="Compact"/>
+        <w:numPr>
+          <w:ilvl w:val="0"/>
+          <w:numId w:val="1002"/>
+        </w:numPr>
+        <w:jc w:val="both"/>
+      </w:pPr>
+      <w:r>
+        <w:t xml:space="preserve">постановку задачі за індивідуальним варіантом;</w:t>
+      </w:r>
+    </w:p>
+    <w:p>
+      <w:pPr>
+        <w:pStyle w:val="Compact"/>
+        <w:numPr>
+          <w:ilvl w:val="0"/>
+          <w:numId w:val="1002"/>
+        </w:numPr>
+        <w:jc w:val="both"/>
+      </w:pPr>
+      <w:r>
+        <w:t xml:space="preserve">схему створеної структури каталогів (вивід</w:t>
+      </w:r>
+      <w:r>
+        <w:t xml:space="preserve"> </w:t>
+      </w:r>
+      <w:r>
+        <w:rPr>
+          <w:rStyle w:val="VerbatimChar"/>
+        </w:rPr>
+        <w:t xml:space="preserve">tree</w:t>
+      </w:r>
+      <w:r>
+        <w:t xml:space="preserve">);</w:t>
+      </w:r>
+    </w:p>
+    <w:p>
+      <w:pPr>
+        <w:pStyle w:val="Compact"/>
+        <w:numPr>
+          <w:ilvl w:val="0"/>
+          <w:numId w:val="1002"/>
+        </w:numPr>
+        <w:jc w:val="both"/>
+      </w:pPr>
+      <w:r>
+        <w:t xml:space="preserve">перелік виконаних команд із поясненням призначення кожного ключа;</w:t>
+      </w:r>
+    </w:p>
+    <w:p>
+      <w:pPr>
+        <w:pStyle w:val="Compact"/>
+        <w:numPr>
+          <w:ilvl w:val="0"/>
+          <w:numId w:val="1002"/>
+        </w:numPr>
+        <w:jc w:val="both"/>
+      </w:pPr>
+      <w:r>
+        <w:t xml:space="preserve">знімки екрана з результатами пошуку, роботи з посиланнями та монтування носія;</w:t>
+      </w:r>
+    </w:p>
+    <w:p>
+      <w:pPr>
+        <w:pStyle w:val="Compact"/>
+        <w:numPr>
+          <w:ilvl w:val="0"/>
+          <w:numId w:val="1002"/>
+        </w:numPr>
+        <w:jc w:val="both"/>
+      </w:pPr>
+      <w:r>
+        <w:t xml:space="preserve">таблицю порівняння жорсткого й символічного посилань за результатами пункту 5;</w:t>
+      </w:r>
+    </w:p>
+    <w:p>
+      <w:pPr>
+        <w:pStyle w:val="Compact"/>
+        <w:numPr>
+          <w:ilvl w:val="0"/>
+          <w:numId w:val="1002"/>
+        </w:numPr>
+        <w:jc w:val="both"/>
+      </w:pPr>
+      <w:r>
+        <w:t xml:space="preserve">обсяг архіву й вихідних даних із поясненням отриманого коефіцієнта стиснення;</w:t>
+      </w:r>
+    </w:p>
+    <w:p>
+      <w:pPr>
+        <w:pStyle w:val="Compact"/>
+        <w:numPr>
+          <w:ilvl w:val="0"/>
+          <w:numId w:val="1002"/>
+        </w:numPr>
+        <w:jc w:val="both"/>
+      </w:pPr>
+      <w:r>
+        <w:t xml:space="preserve">відповідь на запитання додаткового завдання варіанта;</w:t>
+      </w:r>
+    </w:p>
+    <w:p>
+      <w:pPr>
+        <w:pStyle w:val="Compact"/>
+        <w:numPr>
+          <w:ilvl w:val="0"/>
+          <w:numId w:val="1002"/>
+        </w:numPr>
+        <w:jc w:val="both"/>
+      </w:pPr>
+      <w:r>
+        <w:t xml:space="preserve">висновок про переваги єдиного дерева каталогів Linux порівняно з літерами дисків у Windows.</w:t>
+      </w:r>
+    </w:p>
+    <w:bookmarkEnd w:id="26"/>
+    <w:bookmarkStart w:id="27" w:name="варіанти-індивідуальних-завдань"/>
+    <w:p>
+      <w:pPr>
+        <w:pStyle w:val="Heading2"/>
+      </w:pPr>
+      <w:r>
+        <w:t xml:space="preserve">Варіанти індивідуальних завдань</w:t>
+      </w:r>
+    </w:p>
+    <w:tbl>
+      <w:tblPr>
+        <w:tblStyle w:val="Table"/>
+        <w:tblW w:type="dxa" w:w="9637"/>
+        <w:tblLayout w:type="fixed"/>
+        <w:tblLook w:firstRow="1" w:lastRow="0" w:firstColumn="0" w:lastColumn="0" w:noHBand="0" w:noVBand="0" w:val="0020"/>
+      </w:tblPr>
+      <w:tblGrid>
+        <w:gridCol w:w="396"/>
+        <w:gridCol w:w="2376"/>
+        <w:gridCol w:w="2245"/>
+        <w:gridCol w:w="1980"/>
+        <w:gridCol w:w="2640"/>
+      </w:tblGrid>
+      <w:tr>
+        <w:trPr>
+          <w:tblHeader w:val="on"/>
+        </w:trPr>
+        <w:tc>
+          <w:tcPr/>
+          <w:p>
+            <w:pPr>
+              <w:pStyle w:val="Compact"/>
+            </w:pPr>
+            <w:r>
+              <w:t xml:space="preserve">№</w:t>
+            </w:r>
+          </w:p>
+        </w:tc>
+        <w:tc>
+          <w:tcPr/>
+          <w:p>
+            <w:pPr>
+              <w:pStyle w:val="Compact"/>
+            </w:pPr>
+            <w:r>
+              <w:t xml:space="preserve">Вихідний каталог</w:t>
+            </w:r>
+          </w:p>
+        </w:tc>
+        <w:tc>
+          <w:tcPr/>
+          <w:p>
+            <w:pPr>
+              <w:pStyle w:val="Compact"/>
+            </w:pPr>
+            <w:r>
+              <w:t xml:space="preserve">Критерій пошуку</w:t>
+            </w:r>
+          </w:p>
+        </w:tc>
+        <w:tc>
+          <w:tcPr/>
+          <w:p>
+            <w:pPr>
+              <w:pStyle w:val="Compact"/>
+            </w:pPr>
+            <w:r>
+              <w:t xml:space="preserve">Формат архіву</w:t>
+            </w:r>
+          </w:p>
+        </w:tc>
+        <w:tc>
+          <w:tcPr/>
+          <w:p>
+            <w:pPr>
+              <w:pStyle w:val="Compact"/>
+            </w:pPr>
+            <w:r>
+              <w:t xml:space="preserve">Додаткове завдання</w:t>
+            </w:r>
+          </w:p>
+        </w:tc>
+      </w:tr>
+      <w:tr>
+        <w:tc>
+          <w:tcPr/>
+          <w:p>
+            <w:pPr>
+              <w:pStyle w:val="Compact"/>
+            </w:pPr>
+            <w:r>
+              <w:t xml:space="preserve">1</w:t>
+            </w:r>
+          </w:p>
+        </w:tc>
+        <w:tc>
+          <w:tcPr/>
+          <w:p>
+            <w:pPr>
+              <w:pStyle w:val="Compact"/>
+            </w:pPr>
+            <w:r>
+              <w:rPr>
+                <w:rStyle w:val="VerbatimChar"/>
+              </w:rPr>
+              <w:t xml:space="preserve">/etc/ssh</w:t>
+            </w:r>
+          </w:p>
+        </w:tc>
+        <w:tc>
+          <w:tcPr/>
+          <w:p>
+            <w:pPr>
+              <w:pStyle w:val="Compact"/>
+            </w:pPr>
+            <w:r>
+              <w:t xml:space="preserve">файли більші за 4 КБ</w:t>
+            </w:r>
+          </w:p>
+        </w:tc>
+        <w:tc>
+          <w:tcPr/>
+          <w:p>
+            <w:pPr>
+              <w:pStyle w:val="Compact"/>
+            </w:pPr>
+            <w:r>
+              <w:rPr>
+                <w:rStyle w:val="VerbatimChar"/>
+              </w:rPr>
+              <w:t xml:space="preserve">tar.gz</w:t>
+            </w:r>
+          </w:p>
+        </w:tc>
+        <w:tc>
+          <w:tcPr/>
+          <w:p>
+            <w:pPr>
+              <w:pStyle w:val="Compact"/>
+            </w:pPr>
+            <w:r>
+              <w:t xml:space="preserve">Пояснити, чому</w:t>
+            </w:r>
+            <w:r>
+              <w:t xml:space="preserve"> </w:t>
+            </w:r>
+            <w:r>
+              <w:rPr>
+                <w:rStyle w:val="VerbatimChar"/>
+              </w:rPr>
+              <w:t xml:space="preserve">find</w:t>
+            </w:r>
+            <w:r>
+              <w:t xml:space="preserve"> </w:t>
+            </w:r>
+            <w:r>
+              <w:t xml:space="preserve">бачить нові файли, а</w:t>
+            </w:r>
+            <w:r>
+              <w:t xml:space="preserve"> </w:t>
+            </w:r>
+            <w:r>
+              <w:rPr>
+                <w:rStyle w:val="VerbatimChar"/>
+              </w:rPr>
+              <w:t xml:space="preserve">locate</w:t>
+            </w:r>
+            <w:r>
+              <w:t xml:space="preserve"> </w:t>
+            </w:r>
+            <w:r>
+              <w:t xml:space="preserve">— ні</w:t>
+            </w:r>
+          </w:p>
+        </w:tc>
+      </w:tr>
+      <w:tr>
+        <w:tc>
+          <w:tcPr/>
+          <w:p>
+            <w:pPr>
+              <w:pStyle w:val="Compact"/>
+            </w:pPr>
+            <w:r>
+              <w:t xml:space="preserve">2</w:t>
+            </w:r>
+          </w:p>
+        </w:tc>
+        <w:tc>
+          <w:tcPr/>
+          <w:p>
+            <w:pPr>
+              <w:pStyle w:val="Compact"/>
+            </w:pPr>
+            <w:r>
+              <w:rPr>
+                <w:rStyle w:val="VerbatimChar"/>
+              </w:rPr>
+              <w:t xml:space="preserve">/etc/default</w:t>
+            </w:r>
+          </w:p>
+        </w:tc>
+        <w:tc>
+          <w:tcPr/>
+          <w:p>
+            <w:pPr>
+              <w:pStyle w:val="Compact"/>
+            </w:pPr>
+            <w:r>
+              <w:t xml:space="preserve">змінені за останню добу</w:t>
+            </w:r>
+          </w:p>
+        </w:tc>
+        <w:tc>
+          <w:tcPr/>
+          <w:p>
+            <w:pPr>
+              <w:pStyle w:val="Compact"/>
+            </w:pPr>
+            <w:r>
+              <w:rPr>
+                <w:rStyle w:val="VerbatimChar"/>
+              </w:rPr>
+              <w:t xml:space="preserve">tar.bz2</w:t>
+            </w:r>
+          </w:p>
+        </w:tc>
+        <w:tc>
+          <w:tcPr/>
+          <w:p>
+            <w:pPr>
+              <w:pStyle w:val="Compact"/>
+            </w:pPr>
+            <w:r>
+              <w:t xml:space="preserve">Порівняти ступінь стиснення gzip і bzip2 на тих самих даних</w:t>
+            </w:r>
+          </w:p>
+        </w:tc>
+      </w:tr>
+      <w:tr>
+        <w:tc>
+          <w:tcPr/>
+          <w:p>
+            <w:pPr>
+              <w:pStyle w:val="Compact"/>
+            </w:pPr>
+            <w:r>
+              <w:t xml:space="preserve">3</w:t>
+            </w:r>
+          </w:p>
+        </w:tc>
+        <w:tc>
+          <w:tcPr/>
+          <w:p>
+            <w:pPr>
+              <w:pStyle w:val="Compact"/>
+            </w:pPr>
+            <w:r>
+              <w:rPr>
+                <w:rStyle w:val="VerbatimChar"/>
+              </w:rPr>
+              <w:t xml:space="preserve">/usr/share/doc/bash</w:t>
+            </w:r>
+          </w:p>
+        </w:tc>
+        <w:tc>
+          <w:tcPr/>
+          <w:p>
+            <w:pPr>
+              <w:pStyle w:val="Compact"/>
+            </w:pPr>
+            <w:r>
+              <w:t xml:space="preserve">порожні файли</w:t>
+            </w:r>
+          </w:p>
+        </w:tc>
+        <w:tc>
+          <w:tcPr/>
+          <w:p>
+            <w:pPr>
+              <w:pStyle w:val="Compact"/>
+            </w:pPr>
+            <w:r>
+              <w:rPr>
+                <w:rStyle w:val="VerbatimChar"/>
+              </w:rPr>
+              <w:t xml:space="preserve">zip</w:t>
+            </w:r>
+          </w:p>
+        </w:tc>
+        <w:tc>
+          <w:tcPr/>
+          <w:p>
+            <w:pPr>
+              <w:pStyle w:val="Compact"/>
+            </w:pPr>
+            <w:r>
+              <w:t xml:space="preserve">Пояснити, у яких випадках потрібен формат zip</w:t>
+            </w:r>
+          </w:p>
+        </w:tc>
+      </w:tr>
+      <w:tr>
+        <w:tc>
+          <w:tcPr/>
+          <w:p>
+            <w:pPr>
+              <w:pStyle w:val="Compact"/>
+            </w:pPr>
+            <w:r>
+              <w:t xml:space="preserve">4</w:t>
+            </w:r>
+          </w:p>
+        </w:tc>
+        <w:tc>
+          <w:tcPr/>
+          <w:p>
+            <w:pPr>
+              <w:pStyle w:val="Compact"/>
+            </w:pPr>
+            <w:r>
+              <w:rPr>
+                <w:rStyle w:val="VerbatimChar"/>
+              </w:rPr>
+              <w:t xml:space="preserve">/etc/apt</w:t>
+            </w:r>
+          </w:p>
+        </w:tc>
+        <w:tc>
+          <w:tcPr/>
+          <w:p>
+            <w:pPr>
+              <w:pStyle w:val="Compact"/>
+            </w:pPr>
+            <w:r>
+              <w:t xml:space="preserve">файли з розширенням</w:t>
+            </w:r>
+            <w:r>
+              <w:t xml:space="preserve"> </w:t>
+            </w:r>
+            <w:r>
+              <w:rPr>
+                <w:rStyle w:val="VerbatimChar"/>
+              </w:rPr>
+              <w:t xml:space="preserve">.list</w:t>
+            </w:r>
+          </w:p>
+        </w:tc>
+        <w:tc>
+          <w:tcPr/>
+          <w:p>
+            <w:pPr>
+              <w:pStyle w:val="Compact"/>
+            </w:pPr>
+            <w:r>
+              <w:rPr>
+                <w:rStyle w:val="VerbatimChar"/>
+              </w:rPr>
+              <w:t xml:space="preserve">tar.gz</w:t>
+            </w:r>
+          </w:p>
+        </w:tc>
+        <w:tc>
+          <w:tcPr/>
+          <w:p>
+            <w:pPr>
+              <w:pStyle w:val="Compact"/>
+            </w:pPr>
+            <w:r>
+              <w:t xml:space="preserve">Знайти всі символічні посилання в</w:t>
+            </w:r>
+            <w:r>
+              <w:t xml:space="preserve"> </w:t>
+            </w:r>
+            <w:r>
+              <w:rPr>
+                <w:rStyle w:val="VerbatimChar"/>
+              </w:rPr>
+              <w:t xml:space="preserve">/etc</w:t>
+            </w:r>
+            <w:r>
+              <w:t xml:space="preserve"> </w:t>
+            </w:r>
+            <w:r>
+              <w:t xml:space="preserve">і пояснити їх призначення</w:t>
+            </w:r>
+          </w:p>
+        </w:tc>
+      </w:tr>
+      <w:tr>
+        <w:tc>
+          <w:tcPr/>
+          <w:p>
+            <w:pPr>
+              <w:pStyle w:val="Compact"/>
+            </w:pPr>
+            <w:r>
+              <w:t xml:space="preserve">5</w:t>
+            </w:r>
+          </w:p>
+        </w:tc>
+        <w:tc>
+          <w:tcPr/>
+          <w:p>
+            <w:pPr>
+              <w:pStyle w:val="Compact"/>
+            </w:pPr>
+            <w:r>
+              <w:rPr>
+                <w:rStyle w:val="VerbatimChar"/>
+              </w:rPr>
+              <w:t xml:space="preserve">/var/log</w:t>
+            </w:r>
+          </w:p>
+        </w:tc>
+        <w:tc>
+          <w:tcPr/>
+          <w:p>
+            <w:pPr>
+              <w:pStyle w:val="Compact"/>
+            </w:pPr>
+            <w:r>
+              <w:t xml:space="preserve">файли більші за 100 КБ</w:t>
+            </w:r>
+          </w:p>
+        </w:tc>
+        <w:tc>
+          <w:tcPr/>
+          <w:p>
+            <w:pPr>
+              <w:pStyle w:val="Compact"/>
+            </w:pPr>
+            <w:r>
+              <w:rPr>
+                <w:rStyle w:val="VerbatimChar"/>
+              </w:rPr>
+              <w:t xml:space="preserve">tar.xz</w:t>
+            </w:r>
+          </w:p>
+        </w:tc>
+        <w:tc>
+          <w:tcPr/>
+          <w:p>
+            <w:pPr>
+              <w:pStyle w:val="Compact"/>
+            </w:pPr>
+            <w:r>
+              <w:t xml:space="preserve">Пояснити, чому журнали ротують і як це налаштовано</w:t>
+            </w:r>
+          </w:p>
+        </w:tc>
+      </w:tr>
+      <w:tr>
+        <w:tc>
+          <w:tcPr/>
+          <w:p>
+            <w:pPr>
+              <w:pStyle w:val="Compact"/>
+            </w:pPr>
+            <w:r>
+              <w:t xml:space="preserve">6</w:t>
+            </w:r>
+          </w:p>
+        </w:tc>
+        <w:tc>
+          <w:tcPr/>
+          <w:p>
+            <w:pPr>
+              <w:pStyle w:val="Compact"/>
+            </w:pPr>
+            <w:r>
+              <w:rPr>
+                <w:rStyle w:val="VerbatimChar"/>
+              </w:rPr>
+              <w:t xml:space="preserve">/etc/systemd</w:t>
+            </w:r>
+          </w:p>
+        </w:tc>
+        <w:tc>
+          <w:tcPr/>
+          <w:p>
+            <w:pPr>
+              <w:pStyle w:val="Compact"/>
+            </w:pPr>
+            <w:r>
+              <w:t xml:space="preserve">каталоги на глибині 2</w:t>
+            </w:r>
+          </w:p>
+        </w:tc>
+        <w:tc>
+          <w:tcPr/>
+          <w:p>
+            <w:pPr>
+              <w:pStyle w:val="Compact"/>
+            </w:pPr>
+            <w:r>
+              <w:rPr>
+                <w:rStyle w:val="VerbatimChar"/>
+              </w:rPr>
+              <w:t xml:space="preserve">tar.gz</w:t>
+            </w:r>
+          </w:p>
+        </w:tc>
+        <w:tc>
+          <w:tcPr/>
+          <w:p>
+            <w:pPr>
+              <w:pStyle w:val="Compact"/>
+            </w:pPr>
+            <w:r>
+              <w:t xml:space="preserve">Показати, що станеться з жорстким посиланням на іншій ФС</w:t>
+            </w:r>
+          </w:p>
+        </w:tc>
+      </w:tr>
+      <w:tr>
+        <w:tc>
+          <w:tcPr/>
+          <w:p>
+            <w:pPr>
+              <w:pStyle w:val="Compact"/>
+            </w:pPr>
+            <w:r>
+              <w:t xml:space="preserve">7</w:t>
+            </w:r>
+          </w:p>
+        </w:tc>
+        <w:tc>
+          <w:tcPr/>
+          <w:p>
+            <w:pPr>
+              <w:pStyle w:val="Compact"/>
+            </w:pPr>
+            <w:r>
+              <w:rPr>
+                <w:rStyle w:val="VerbatimChar"/>
+              </w:rPr>
+              <w:t xml:space="preserve">/usr/include</w:t>
+            </w:r>
+          </w:p>
+        </w:tc>
+        <w:tc>
+          <w:tcPr/>
+          <w:p>
+            <w:pPr>
+              <w:pStyle w:val="Compact"/>
+            </w:pPr>
+            <w:r>
+              <w:t xml:space="preserve">файли</w:t>
+            </w:r>
+            <w:r>
+              <w:t xml:space="preserve"> </w:t>
+            </w:r>
+            <w:r>
+              <w:rPr>
+                <w:rStyle w:val="VerbatimChar"/>
+              </w:rPr>
+              <w:t xml:space="preserve">.h</w:t>
+            </w:r>
+            <w:r>
+              <w:t xml:space="preserve"> </w:t>
+            </w:r>
+            <w:r>
+              <w:t xml:space="preserve">більші за 10 КБ</w:t>
+            </w:r>
+          </w:p>
+        </w:tc>
+        <w:tc>
+          <w:tcPr/>
+          <w:p>
+            <w:pPr>
+              <w:pStyle w:val="Compact"/>
+            </w:pPr>
+            <w:r>
+              <w:rPr>
+                <w:rStyle w:val="VerbatimChar"/>
+              </w:rPr>
+              <w:t xml:space="preserve">zip</w:t>
+            </w:r>
+          </w:p>
+        </w:tc>
+        <w:tc>
+          <w:tcPr/>
+          <w:p>
+            <w:pPr>
+              <w:pStyle w:val="Compact"/>
+            </w:pPr>
+            <w:r>
+              <w:t xml:space="preserve">Пояснити різницю між</w:t>
+            </w:r>
+            <w:r>
+              <w:t xml:space="preserve"> </w:t>
+            </w:r>
+            <w:r>
+              <w:rPr>
+                <w:rStyle w:val="VerbatimChar"/>
+              </w:rPr>
+              <w:t xml:space="preserve">du</w:t>
+            </w:r>
+            <w:r>
+              <w:t xml:space="preserve"> </w:t>
+            </w:r>
+            <w:r>
+              <w:t xml:space="preserve">і</w:t>
+            </w:r>
+            <w:r>
+              <w:t xml:space="preserve"> </w:t>
+            </w:r>
+            <w:r>
+              <w:rPr>
+                <w:rStyle w:val="VerbatimChar"/>
+              </w:rPr>
+              <w:t xml:space="preserve">df</w:t>
+            </w:r>
+            <w:r>
+              <w:t xml:space="preserve"> </w:t>
+            </w:r>
+            <w:r>
+              <w:t xml:space="preserve">для того самого каталогу</w:t>
+            </w:r>
+          </w:p>
+        </w:tc>
+      </w:tr>
+      <w:tr>
+        <w:tc>
+          <w:tcPr/>
+          <w:p>
+            <w:pPr>
+              <w:pStyle w:val="Compact"/>
+            </w:pPr>
+            <w:r>
+              <w:t xml:space="preserve">8</w:t>
+            </w:r>
+          </w:p>
+        </w:tc>
+        <w:tc>
+          <w:tcPr/>
+          <w:p>
+            <w:pPr>
+              <w:pStyle w:val="Compact"/>
+            </w:pPr>
+            <w:r>
+              <w:rPr>
+                <w:rStyle w:val="VerbatimChar"/>
+              </w:rPr>
+              <w:t xml:space="preserve">/etc/security</w:t>
+            </w:r>
+          </w:p>
+        </w:tc>
+        <w:tc>
+          <w:tcPr/>
+          <w:p>
+            <w:pPr>
+              <w:pStyle w:val="Compact"/>
+            </w:pPr>
+            <w:r>
+              <w:t xml:space="preserve">файли, змінені за тиждень</w:t>
+            </w:r>
+          </w:p>
+        </w:tc>
+        <w:tc>
+          <w:tcPr/>
+          <w:p>
+            <w:pPr>
+              <w:pStyle w:val="Compact"/>
+            </w:pPr>
+            <w:r>
+              <w:rPr>
+                <w:rStyle w:val="VerbatimChar"/>
+              </w:rPr>
+              <w:t xml:space="preserve">tar.gz</w:t>
+            </w:r>
+          </w:p>
+        </w:tc>
+        <w:tc>
+          <w:tcPr/>
+          <w:p>
+            <w:pPr>
+              <w:pStyle w:val="Compact"/>
+            </w:pPr>
+            <w:r>
+              <w:t xml:space="preserve">Знайти файли, доступні на запис усім користувачам</w:t>
+            </w:r>
+          </w:p>
+        </w:tc>
+      </w:tr>
+      <w:tr>
+        <w:tc>
+          <w:tcPr/>
+          <w:p>
+            <w:pPr>
+              <w:pStyle w:val="Compact"/>
+            </w:pPr>
+            <w:r>
+              <w:t xml:space="preserve">9</w:t>
+            </w:r>
+          </w:p>
+        </w:tc>
+        <w:tc>
+          <w:tcPr/>
+          <w:p>
+            <w:pPr>
+              <w:pStyle w:val="Compact"/>
+            </w:pPr>
+            <w:r>
+              <w:rPr>
+                <w:rStyle w:val="VerbatimChar"/>
+              </w:rPr>
+              <w:t xml:space="preserve">/etc/network</w:t>
+            </w:r>
+          </w:p>
+        </w:tc>
+        <w:tc>
+          <w:tcPr/>
+          <w:p>
+            <w:pPr>
+              <w:pStyle w:val="Compact"/>
+            </w:pPr>
+            <w:r>
+              <w:t xml:space="preserve">файли без розширення</w:t>
+            </w:r>
+          </w:p>
+        </w:tc>
+        <w:tc>
+          <w:tcPr/>
+          <w:p>
+            <w:pPr>
+              <w:pStyle w:val="Compact"/>
+            </w:pPr>
+            <w:r>
+              <w:rPr>
+                <w:rStyle w:val="VerbatimChar"/>
+              </w:rPr>
+              <w:t xml:space="preserve">tar.bz2</w:t>
+            </w:r>
+          </w:p>
+        </w:tc>
+        <w:tc>
+          <w:tcPr/>
+          <w:p>
+            <w:pPr>
+              <w:pStyle w:val="Compact"/>
+            </w:pPr>
+            <w:r>
+              <w:t xml:space="preserve">Пояснити, навіщо в</w:t>
+            </w:r>
+            <w:r>
+              <w:t xml:space="preserve"> </w:t>
+            </w:r>
+            <w:r>
+              <w:rPr>
+                <w:rStyle w:val="VerbatimChar"/>
+              </w:rPr>
+              <w:t xml:space="preserve">/etc/fstab</w:t>
+            </w:r>
+            <w:r>
+              <w:t xml:space="preserve"> </w:t>
+            </w:r>
+            <w:r>
+              <w:t xml:space="preserve">використовують UUID</w:t>
+            </w:r>
+          </w:p>
+        </w:tc>
+      </w:tr>
+      <w:tr>
+        <w:tc>
+          <w:tcPr/>
+          <w:p>
+            <w:pPr>
+              <w:pStyle w:val="Compact"/>
+            </w:pPr>
+            <w:r>
+              <w:t xml:space="preserve">10</w:t>
+            </w:r>
+          </w:p>
+        </w:tc>
+        <w:tc>
+          <w:tcPr/>
+          <w:p>
+            <w:pPr>
+              <w:pStyle w:val="Compact"/>
+            </w:pPr>
+            <w:r>
+              <w:rPr>
+                <w:rStyle w:val="VerbatimChar"/>
+              </w:rPr>
+              <w:t xml:space="preserve">/usr/share/applications</w:t>
+            </w:r>
+          </w:p>
+        </w:tc>
+        <w:tc>
+          <w:tcPr/>
+          <w:p>
+            <w:pPr>
+              <w:pStyle w:val="Compact"/>
+            </w:pPr>
+            <w:r>
+              <w:t xml:space="preserve">файли</w:t>
+            </w:r>
+            <w:r>
+              <w:t xml:space="preserve"> </w:t>
+            </w:r>
+            <w:r>
+              <w:rPr>
+                <w:rStyle w:val="VerbatimChar"/>
+              </w:rPr>
+              <w:t xml:space="preserve">.desktop</w:t>
+            </w:r>
+          </w:p>
+        </w:tc>
+        <w:tc>
+          <w:tcPr/>
+          <w:p>
+            <w:pPr>
+              <w:pStyle w:val="Compact"/>
+            </w:pPr>
+            <w:r>
+              <w:rPr>
+                <w:rStyle w:val="VerbatimChar"/>
+              </w:rPr>
+              <w:t xml:space="preserve">tar.gz</w:t>
+            </w:r>
+          </w:p>
+        </w:tc>
+        <w:tc>
+          <w:tcPr/>
+          <w:p>
+            <w:pPr>
+              <w:pStyle w:val="Compact"/>
+            </w:pPr>
+            <w:r>
+              <w:t xml:space="preserve">Пояснити, чому розширення в Linux не визначає тип файлу</w:t>
+            </w:r>
+          </w:p>
+        </w:tc>
+      </w:tr>
+      <w:tr>
+        <w:tc>
+          <w:tcPr/>
+          <w:p>
+            <w:pPr>
+              <w:pStyle w:val="Compact"/>
+            </w:pPr>
+            <w:r>
+              <w:t xml:space="preserve">11</w:t>
+            </w:r>
+          </w:p>
+        </w:tc>
+        <w:tc>
+          <w:tcPr/>
+          <w:p>
+            <w:pPr>
+              <w:pStyle w:val="Compact"/>
+            </w:pPr>
+            <w:r>
+              <w:rPr>
+                <w:rStyle w:val="VerbatimChar"/>
+              </w:rPr>
+              <w:t xml:space="preserve">/etc/cron.d</w:t>
+            </w:r>
+          </w:p>
+        </w:tc>
+        <w:tc>
+          <w:tcPr/>
+          <w:p>
+            <w:pPr>
+              <w:pStyle w:val="Compact"/>
+            </w:pPr>
+            <w:r>
+              <w:t xml:space="preserve">усі звичайні файли</w:t>
+            </w:r>
+          </w:p>
+        </w:tc>
+        <w:tc>
+          <w:tcPr/>
+          <w:p>
+            <w:pPr>
+              <w:pStyle w:val="Compact"/>
+            </w:pPr>
+            <w:r>
+              <w:rPr>
+                <w:rStyle w:val="VerbatimChar"/>
+              </w:rPr>
+              <w:t xml:space="preserve">zip</w:t>
+            </w:r>
+          </w:p>
+        </w:tc>
+        <w:tc>
+          <w:tcPr/>
+          <w:p>
+            <w:pPr>
+              <w:pStyle w:val="Compact"/>
+            </w:pPr>
+            <w:r>
+              <w:t xml:space="preserve">Показати вміст архіву без розпакування та пояснити ключі</w:t>
+            </w:r>
+          </w:p>
+        </w:tc>
+      </w:tr>
+      <w:tr>
+        <w:tc>
+          <w:tcPr/>
+          <w:p>
+            <w:pPr>
+              <w:pStyle w:val="Compact"/>
+            </w:pPr>
+            <w:r>
+              <w:t xml:space="preserve">12</w:t>
+            </w:r>
+          </w:p>
+        </w:tc>
+        <w:tc>
+          <w:tcPr/>
+          <w:p>
+            <w:pPr>
+              <w:pStyle w:val="Compact"/>
+            </w:pPr>
+            <w:r>
+              <w:rPr>
+                <w:rStyle w:val="VerbatimChar"/>
+              </w:rPr>
+              <w:t xml:space="preserve">/var/backups</w:t>
+            </w:r>
+          </w:p>
+        </w:tc>
+        <w:tc>
+          <w:tcPr/>
+          <w:p>
+            <w:pPr>
+              <w:pStyle w:val="Compact"/>
+            </w:pPr>
+            <w:r>
+              <w:t xml:space="preserve">файли старші за 7 днів</w:t>
+            </w:r>
+          </w:p>
+        </w:tc>
+        <w:tc>
+          <w:tcPr/>
+          <w:p>
+            <w:pPr>
+              <w:pStyle w:val="Compact"/>
+            </w:pPr>
+            <w:r>
+              <w:rPr>
+                <w:rStyle w:val="VerbatimChar"/>
+              </w:rPr>
+              <w:t xml:space="preserve">tar.gz</w:t>
+            </w:r>
+          </w:p>
+        </w:tc>
+        <w:tc>
+          <w:tcPr/>
+          <w:p>
+            <w:pPr>
+              <w:pStyle w:val="Compact"/>
+            </w:pPr>
+            <w:r>
+              <w:t xml:space="preserve">Запропонувати схему ротації резервних копій</w:t>
+            </w:r>
+          </w:p>
+        </w:tc>
+      </w:tr>
+      <w:tr>
+        <w:tc>
+          <w:tcPr/>
+          <w:p>
+            <w:pPr>
+              <w:pStyle w:val="Compact"/>
+            </w:pPr>
+            <w:r>
+              <w:t xml:space="preserve">13</w:t>
+            </w:r>
+          </w:p>
+        </w:tc>
+        <w:tc>
+          <w:tcPr/>
+          <w:p>
+            <w:pPr>
+              <w:pStyle w:val="Compact"/>
+            </w:pPr>
+            <w:r>
+              <w:rPr>
+                <w:rStyle w:val="VerbatimChar"/>
+              </w:rPr>
+              <w:t xml:space="preserve">/etc/pam.d</w:t>
+            </w:r>
+          </w:p>
+        </w:tc>
+        <w:tc>
+          <w:tcPr/>
+          <w:p>
+            <w:pPr>
+              <w:pStyle w:val="Compact"/>
+            </w:pPr>
+            <w:r>
+              <w:t xml:space="preserve">файли з іменем із 4 символів</w:t>
+            </w:r>
+          </w:p>
+        </w:tc>
+        <w:tc>
+          <w:tcPr/>
+          <w:p>
+            <w:pPr>
+              <w:pStyle w:val="Compact"/>
+            </w:pPr>
+            <w:r>
+              <w:rPr>
+                <w:rStyle w:val="VerbatimChar"/>
+              </w:rPr>
+              <w:t xml:space="preserve">tar.xz</w:t>
+            </w:r>
+          </w:p>
+        </w:tc>
+        <w:tc>
+          <w:tcPr/>
+          <w:p>
+            <w:pPr>
+              <w:pStyle w:val="Compact"/>
+            </w:pPr>
+            <w:r>
+              <w:t xml:space="preserve">Порівняти час архівування gzip і xz</w:t>
+            </w:r>
+          </w:p>
+        </w:tc>
+      </w:tr>
+      <w:tr>
+        <w:tc>
+          <w:tcPr/>
+          <w:p>
+            <w:pPr>
+              <w:pStyle w:val="Compact"/>
+            </w:pPr>
+            <w:r>
+              <w:t xml:space="preserve">14</w:t>
+            </w:r>
+          </w:p>
+        </w:tc>
+        <w:tc>
+          <w:tcPr/>
+          <w:p>
+            <w:pPr>
+              <w:pStyle w:val="Compact"/>
+            </w:pPr>
+            <w:r>
+              <w:rPr>
+                <w:rStyle w:val="VerbatimChar"/>
+              </w:rPr>
+              <w:t xml:space="preserve">/usr/lib/systemd/system</w:t>
+            </w:r>
+          </w:p>
+        </w:tc>
+        <w:tc>
+          <w:tcPr/>
+          <w:p>
+            <w:pPr>
+              <w:pStyle w:val="Compact"/>
+            </w:pPr>
+            <w:r>
+              <w:t xml:space="preserve">файли</w:t>
+            </w:r>
+            <w:r>
+              <w:t xml:space="preserve"> </w:t>
+            </w:r>
+            <w:r>
+              <w:rPr>
+                <w:rStyle w:val="VerbatimChar"/>
+              </w:rPr>
+              <w:t xml:space="preserve">.service</w:t>
+            </w:r>
+          </w:p>
+        </w:tc>
+        <w:tc>
+          <w:tcPr/>
+          <w:p>
+            <w:pPr>
+              <w:pStyle w:val="Compact"/>
+            </w:pPr>
+            <w:r>
+              <w:rPr>
+                <w:rStyle w:val="VerbatimChar"/>
+              </w:rPr>
+              <w:t xml:space="preserve">tar.gz</w:t>
+            </w:r>
+          </w:p>
+        </w:tc>
+        <w:tc>
+          <w:tcPr/>
+          <w:p>
+            <w:pPr>
+              <w:pStyle w:val="Compact"/>
+            </w:pPr>
+            <w:r>
+              <w:t xml:space="preserve">Знайти службу за словом в описі та пояснити спосіб пошуку</w:t>
+            </w:r>
+          </w:p>
+        </w:tc>
+      </w:tr>
+      <w:tr>
+        <w:tc>
+          <w:tcPr/>
+          <w:p>
+            <w:pPr>
+              <w:pStyle w:val="Compact"/>
+            </w:pPr>
+            <w:r>
+              <w:t xml:space="preserve">15</w:t>
+            </w:r>
+          </w:p>
+        </w:tc>
+        <w:tc>
+          <w:tcPr/>
+          <w:p>
+            <w:pPr>
+              <w:pStyle w:val="Compact"/>
+            </w:pPr>
+            <w:r>
+              <w:rPr>
+                <w:rStyle w:val="VerbatimChar"/>
+              </w:rPr>
+              <w:t xml:space="preserve">/etc/udev</w:t>
+            </w:r>
+          </w:p>
+        </w:tc>
+        <w:tc>
+          <w:tcPr/>
+          <w:p>
+            <w:pPr>
+              <w:pStyle w:val="Compact"/>
+            </w:pPr>
+            <w:r>
+              <w:t xml:space="preserve">усі каталоги</w:t>
+            </w:r>
+          </w:p>
+        </w:tc>
+        <w:tc>
+          <w:tcPr/>
+          <w:p>
+            <w:pPr>
+              <w:pStyle w:val="Compact"/>
+            </w:pPr>
+            <w:r>
+              <w:rPr>
+                <w:rStyle w:val="VerbatimChar"/>
+              </w:rPr>
+              <w:t xml:space="preserve">zip</w:t>
+            </w:r>
+          </w:p>
+        </w:tc>
+        <w:tc>
+          <w:tcPr/>
+          <w:p>
+            <w:pPr>
+              <w:pStyle w:val="Compact"/>
+            </w:pPr>
+            <w:r>
+              <w:t xml:space="preserve">Пояснити, що станеться, якщо відмонтувати зайнятий носій</w:t>
+            </w:r>
+          </w:p>
+        </w:tc>
+      </w:tr>
+      <w:tr>
+        <w:tc>
+          <w:tcPr/>
+          <w:p>
+            <w:pPr>
+              <w:pStyle w:val="Compact"/>
+            </w:pPr>
+            <w:r>
+              <w:t xml:space="preserve">16</w:t>
+            </w:r>
+          </w:p>
+        </w:tc>
+        <w:tc>
+          <w:tcPr/>
+          <w:p>
+            <w:pPr>
+              <w:pStyle w:val="Compact"/>
+            </w:pPr>
+            <w:r>
+              <w:rPr>
+                <w:rStyle w:val="VerbatimChar"/>
+              </w:rPr>
+              <w:t xml:space="preserve">/usr/share/man/man1</w:t>
+            </w:r>
+          </w:p>
+        </w:tc>
+        <w:tc>
+          <w:tcPr/>
+          <w:p>
+            <w:pPr>
+              <w:pStyle w:val="Compact"/>
+            </w:pPr>
+            <w:r>
+              <w:t xml:space="preserve">файли більші за 2 КБ</w:t>
+            </w:r>
+          </w:p>
+        </w:tc>
+        <w:tc>
+          <w:tcPr/>
+          <w:p>
+            <w:pPr>
+              <w:pStyle w:val="Compact"/>
+            </w:pPr>
+            <w:r>
+              <w:rPr>
+                <w:rStyle w:val="VerbatimChar"/>
+              </w:rPr>
+              <w:t xml:space="preserve">tar.gz</w:t>
+            </w:r>
+          </w:p>
+        </w:tc>
+        <w:tc>
+          <w:tcPr/>
+          <w:p>
+            <w:pPr>
+              <w:pStyle w:val="Compact"/>
+            </w:pPr>
+            <w:r>
+              <w:t xml:space="preserve">Пояснити, як влаштована нумерація розділів man</w:t>
+            </w:r>
+          </w:p>
+        </w:tc>
+      </w:tr>
+      <w:tr>
+        <w:tc>
+          <w:tcPr/>
+          <w:p>
+            <w:pPr>
+              <w:pStyle w:val="Compact"/>
+            </w:pPr>
+            <w:r>
+              <w:t xml:space="preserve">17</w:t>
+            </w:r>
+          </w:p>
+        </w:tc>
+        <w:tc>
+          <w:tcPr/>
+          <w:p>
+            <w:pPr>
+              <w:pStyle w:val="Compact"/>
+            </w:pPr>
+            <w:r>
+              <w:rPr>
+                <w:rStyle w:val="VerbatimChar"/>
+              </w:rPr>
+              <w:t xml:space="preserve">/etc/logrotate.d</w:t>
+            </w:r>
+          </w:p>
+        </w:tc>
+        <w:tc>
+          <w:tcPr/>
+          <w:p>
+            <w:pPr>
+              <w:pStyle w:val="Compact"/>
+            </w:pPr>
+            <w:r>
+              <w:t xml:space="preserve">файли, змінені за місяць</w:t>
+            </w:r>
+          </w:p>
+        </w:tc>
+        <w:tc>
+          <w:tcPr/>
+          <w:p>
+            <w:pPr>
+              <w:pStyle w:val="Compact"/>
+            </w:pPr>
+            <w:r>
+              <w:rPr>
+                <w:rStyle w:val="VerbatimChar"/>
+              </w:rPr>
+              <w:t xml:space="preserve">tar.bz2</w:t>
+            </w:r>
+          </w:p>
+        </w:tc>
+        <w:tc>
+          <w:tcPr/>
+          <w:p>
+            <w:pPr>
+              <w:pStyle w:val="Compact"/>
+            </w:pPr>
+            <w:r>
+              <w:t xml:space="preserve">Знайти найбільший файл у домашньому каталозі двома способами</w:t>
+            </w:r>
+          </w:p>
+        </w:tc>
+      </w:tr>
+      <w:tr>
+        <w:tc>
+          <w:tcPr/>
+          <w:p>
+            <w:pPr>
+              <w:pStyle w:val="Compact"/>
+            </w:pPr>
+            <w:r>
+              <w:t xml:space="preserve">18</w:t>
+            </w:r>
+          </w:p>
+        </w:tc>
+        <w:tc>
+          <w:tcPr/>
+          <w:p>
+            <w:pPr>
+              <w:pStyle w:val="Compact"/>
+            </w:pPr>
+            <w:r>
+              <w:rPr>
+                <w:rStyle w:val="VerbatimChar"/>
+              </w:rPr>
+              <w:t xml:space="preserve">/boot</w:t>
+            </w:r>
+          </w:p>
+        </w:tc>
+        <w:tc>
+          <w:tcPr/>
+          <w:p>
+            <w:pPr>
+              <w:pStyle w:val="Compact"/>
+            </w:pPr>
+            <w:r>
+              <w:t xml:space="preserve">файли більші за 1 МБ</w:t>
+            </w:r>
+          </w:p>
+        </w:tc>
+        <w:tc>
+          <w:tcPr/>
+          <w:p>
+            <w:pPr>
+              <w:pStyle w:val="Compact"/>
+            </w:pPr>
+            <w:r>
+              <w:rPr>
+                <w:rStyle w:val="VerbatimChar"/>
+              </w:rPr>
+              <w:t xml:space="preserve">tar.gz</w:t>
+            </w:r>
+          </w:p>
+        </w:tc>
+        <w:tc>
+          <w:tcPr/>
+          <w:p>
+            <w:pPr>
+              <w:pStyle w:val="Compact"/>
+            </w:pPr>
+            <w:r>
+              <w:t xml:space="preserve">Пояснити, чому</w:t>
+            </w:r>
+            <w:r>
+              <w:t xml:space="preserve"> </w:t>
+            </w:r>
+            <w:r>
+              <w:rPr>
+                <w:rStyle w:val="VerbatimChar"/>
+              </w:rPr>
+              <w:t xml:space="preserve">/boot</w:t>
+            </w:r>
+            <w:r>
+              <w:t xml:space="preserve"> </w:t>
+            </w:r>
+            <w:r>
+              <w:t xml:space="preserve">часто виносять в окремий розділ</w:t>
+            </w:r>
+          </w:p>
+        </w:tc>
+      </w:tr>
+      <w:tr>
+        <w:tc>
+          <w:tcPr/>
+          <w:p>
+            <w:pPr>
+              <w:pStyle w:val="Compact"/>
+            </w:pPr>
+            <w:r>
+              <w:t xml:space="preserve">19</w:t>
+            </w:r>
+          </w:p>
+        </w:tc>
+        <w:tc>
+          <w:tcPr/>
+          <w:p>
+            <w:pPr>
+              <w:pStyle w:val="Compact"/>
+            </w:pPr>
+            <w:r>
+              <w:rPr>
+                <w:rStyle w:val="VerbatimChar"/>
+              </w:rPr>
+              <w:t xml:space="preserve">/etc/init.d</w:t>
+            </w:r>
+          </w:p>
+        </w:tc>
+        <w:tc>
+          <w:tcPr/>
+          <w:p>
+            <w:pPr>
+              <w:pStyle w:val="Compact"/>
+            </w:pPr>
+            <w:r>
+              <w:t xml:space="preserve">виконувані файли</w:t>
+            </w:r>
+          </w:p>
+        </w:tc>
+        <w:tc>
+          <w:tcPr/>
+          <w:p>
+            <w:pPr>
+              <w:pStyle w:val="Compact"/>
+            </w:pPr>
+            <w:r>
+              <w:rPr>
+                <w:rStyle w:val="VerbatimChar"/>
+              </w:rPr>
+              <w:t xml:space="preserve">zip</w:t>
+            </w:r>
+          </w:p>
+        </w:tc>
+        <w:tc>
+          <w:tcPr/>
+          <w:p>
+            <w:pPr>
+              <w:pStyle w:val="Compact"/>
+            </w:pPr>
+            <w:r>
+              <w:t xml:space="preserve">Пояснити зв’язок між</w:t>
+            </w:r>
+            <w:r>
+              <w:t xml:space="preserve"> </w:t>
+            </w:r>
+            <w:r>
+              <w:rPr>
+                <w:rStyle w:val="VerbatimChar"/>
+              </w:rPr>
+              <w:t xml:space="preserve">/etc/init.d</w:t>
+            </w:r>
+            <w:r>
+              <w:t xml:space="preserve"> </w:t>
+            </w:r>
+            <w:r>
+              <w:t xml:space="preserve">і systemd</w:t>
+            </w:r>
+          </w:p>
+        </w:tc>
+      </w:tr>
+      <w:tr>
+        <w:tc>
+          <w:tcPr/>
+          <w:p>
+            <w:pPr>
+              <w:pStyle w:val="Compact"/>
+            </w:pPr>
+            <w:r>
+              <w:t xml:space="preserve">20</w:t>
+            </w:r>
+          </w:p>
+        </w:tc>
+        <w:tc>
+          <w:tcPr/>
+          <w:p>
+            <w:pPr>
+              <w:pStyle w:val="Compact"/>
+            </w:pPr>
+            <w:r>
+              <w:rPr>
+                <w:rStyle w:val="VerbatimChar"/>
+              </w:rPr>
+              <w:t xml:space="preserve">/usr/games</w:t>
+            </w:r>
+            <w:r>
+              <w:t xml:space="preserve"> </w:t>
+            </w:r>
+            <w:r>
+              <w:t xml:space="preserve">або</w:t>
+            </w:r>
+            <w:r>
+              <w:t xml:space="preserve"> </w:t>
+            </w:r>
+            <w:r>
+              <w:rPr>
+                <w:rStyle w:val="VerbatimChar"/>
+              </w:rPr>
+              <w:t xml:space="preserve">/usr/bin</w:t>
+            </w:r>
+          </w:p>
+        </w:tc>
+        <w:tc>
+          <w:tcPr/>
+          <w:p>
+            <w:pPr>
+              <w:pStyle w:val="Compact"/>
+            </w:pPr>
+            <w:r>
+              <w:t xml:space="preserve">файли з правом виконання для всіх</w:t>
+            </w:r>
+          </w:p>
+        </w:tc>
+        <w:tc>
+          <w:tcPr/>
+          <w:p>
+            <w:pPr>
+              <w:pStyle w:val="Compact"/>
+            </w:pPr>
+            <w:r>
+              <w:rPr>
+                <w:rStyle w:val="VerbatimChar"/>
+              </w:rPr>
+              <w:t xml:space="preserve">tar.gz</w:t>
+            </w:r>
+          </w:p>
+        </w:tc>
+        <w:tc>
+          <w:tcPr/>
+          <w:p>
+            <w:pPr>
+              <w:pStyle w:val="Compact"/>
+            </w:pPr>
+            <w:r>
+              <w:t xml:space="preserve">Пояснити, чому вичерпання inode блокує запис попри вільне місце</w:t>
+            </w:r>
+          </w:p>
+        </w:tc>
+      </w:tr>
+    </w:tbl>
+    <w:bookmarkEnd w:id="27"/>
+    <w:bookmarkStart w:id="31" w:name="контрольні-запитання"/>
+    <w:p>
+      <w:pPr>
+        <w:pStyle w:val="Heading2"/>
+      </w:pPr>
+      <w:r>
+        <w:t xml:space="preserve">Контрольні запитання</w:t>
+      </w:r>
+    </w:p>
+    <w:p>
+      <w:pPr>
+        <w:pStyle w:val="FirstParagraph"/>
+      </w:pPr>
+      <w:r>
+        <w:t xml:space="preserve">Запитання згруповано за рівнями навчальних досягнень. Для позитивної оцінки студент має відповісти на запитання середнього рівня, оцінка «добре» потребує відповідей достатнього рівня, оцінка «відмінно» — високого.</w:t>
+      </w:r>
+    </w:p>
+    <w:bookmarkStart w:id="28" w:name="середній-рівень-репродуктивний"/>
+    <w:p>
+      <w:pPr>
+        <w:pStyle w:val="Heading3"/>
+      </w:pPr>
+      <w:r>
+        <w:t xml:space="preserve">Середній рівень (репродуктивний)</w:t>
+      </w:r>
+    </w:p>
+    <w:p>
+      <w:pPr>
+        <w:pStyle w:val="Compact"/>
+        <w:numPr>
+          <w:ilvl w:val="0"/>
+          <w:numId w:val="1003"/>
+        </w:numPr>
+        <w:jc w:val="both"/>
+      </w:pPr>
+      <w:r>
+        <w:t xml:space="preserve">Чим організація файлової системи Linux відрізняється від Windows?</w:t>
+      </w:r>
+    </w:p>
+    <w:p>
+      <w:pPr>
+        <w:pStyle w:val="Compact"/>
+        <w:numPr>
+          <w:ilvl w:val="0"/>
+          <w:numId w:val="1003"/>
+        </w:numPr>
+        <w:jc w:val="both"/>
+      </w:pPr>
+      <w:r>
+        <w:t xml:space="preserve">Що таке точка монтування?</w:t>
+      </w:r>
+    </w:p>
+    <w:p>
+      <w:pPr>
+        <w:pStyle w:val="Compact"/>
+        <w:numPr>
+          <w:ilvl w:val="0"/>
+          <w:numId w:val="1003"/>
+        </w:numPr>
+        <w:jc w:val="both"/>
+      </w:pPr>
+      <w:r>
+        <w:t xml:space="preserve">Які команди створюють, копіюють, переміщують і видаляють файли?</w:t>
+      </w:r>
+    </w:p>
+    <w:p>
+      <w:pPr>
+        <w:pStyle w:val="Compact"/>
+        <w:numPr>
+          <w:ilvl w:val="0"/>
+          <w:numId w:val="1003"/>
+        </w:numPr>
+        <w:jc w:val="both"/>
+      </w:pPr>
+      <w:r>
+        <w:t xml:space="preserve">Як у Linux позначається прихований файл?</w:t>
+      </w:r>
+    </w:p>
+    <w:p>
+      <w:pPr>
+        <w:pStyle w:val="Compact"/>
+        <w:numPr>
+          <w:ilvl w:val="0"/>
+          <w:numId w:val="1003"/>
+        </w:numPr>
+        <w:jc w:val="both"/>
+      </w:pPr>
+      <w:r>
+        <w:t xml:space="preserve">Чим</w:t>
+      </w:r>
+      <w:r>
+        <w:t xml:space="preserve"> </w:t>
+      </w:r>
+      <w:r>
+        <w:rPr>
+          <w:rStyle w:val="VerbatimChar"/>
+        </w:rPr>
+        <w:t xml:space="preserve">find</w:t>
+      </w:r>
+      <w:r>
+        <w:t xml:space="preserve"> </w:t>
+      </w:r>
+      <w:r>
+        <w:t xml:space="preserve">відрізняється від</w:t>
+      </w:r>
+      <w:r>
+        <w:t xml:space="preserve"> </w:t>
+      </w:r>
+      <w:r>
+        <w:rPr>
+          <w:rStyle w:val="VerbatimChar"/>
+        </w:rPr>
+        <w:t xml:space="preserve">locate</w:t>
+      </w:r>
+      <w:r>
+        <w:t xml:space="preserve">?</w:t>
+      </w:r>
+    </w:p>
+    <w:p>
+      <w:pPr>
+        <w:pStyle w:val="Compact"/>
+        <w:numPr>
+          <w:ilvl w:val="0"/>
+          <w:numId w:val="1003"/>
+        </w:numPr>
+        <w:jc w:val="both"/>
+      </w:pPr>
+      <w:r>
+        <w:t xml:space="preserve">Що таке inode?</w:t>
+      </w:r>
+    </w:p>
+    <w:p>
+      <w:pPr>
+        <w:pStyle w:val="Compact"/>
+        <w:numPr>
+          <w:ilvl w:val="0"/>
+          <w:numId w:val="1003"/>
+        </w:numPr>
+        <w:jc w:val="both"/>
+      </w:pPr>
+      <w:r>
+        <w:t xml:space="preserve">Якою командою створюють символічне посилання?</w:t>
+      </w:r>
+    </w:p>
+    <w:p>
+      <w:pPr>
+        <w:pStyle w:val="Compact"/>
+        <w:numPr>
+          <w:ilvl w:val="0"/>
+          <w:numId w:val="1003"/>
+        </w:numPr>
+        <w:jc w:val="both"/>
+      </w:pPr>
+      <w:r>
+        <w:t xml:space="preserve">Що робить команда</w:t>
+      </w:r>
+      <w:r>
+        <w:t xml:space="preserve"> </w:t>
+      </w:r>
+      <w:r>
+        <w:rPr>
+          <w:rStyle w:val="VerbatimChar"/>
+        </w:rPr>
+        <w:t xml:space="preserve">tar</w:t>
+      </w:r>
+      <w:r>
+        <w:t xml:space="preserve"> </w:t>
+      </w:r>
+      <w:r>
+        <w:t xml:space="preserve">і що робить</w:t>
+      </w:r>
+      <w:r>
+        <w:t xml:space="preserve"> </w:t>
+      </w:r>
+      <w:r>
+        <w:rPr>
+          <w:rStyle w:val="VerbatimChar"/>
+        </w:rPr>
+        <w:t xml:space="preserve">gzip</w:t>
+      </w:r>
+      <w:r>
+        <w:t xml:space="preserve">?</w:t>
+      </w:r>
+    </w:p>
+    <w:bookmarkEnd w:id="28"/>
+    <w:bookmarkStart w:id="29" w:name="Xf8a59b0220f3a7cb520922cfcf2989f7f66f7c3"/>
+    <w:p>
+      <w:pPr>
+        <w:pStyle w:val="Heading3"/>
+      </w:pPr>
+      <w:r>
+        <w:t xml:space="preserve">Достатній рівень (конструктивно-варіативний)</w:t>
+      </w:r>
+    </w:p>
+    <w:p>
+      <w:pPr>
+        <w:pStyle w:val="Compact"/>
+        <w:numPr>
+          <w:ilvl w:val="0"/>
+          <w:numId w:val="1004"/>
+        </w:numPr>
+        <w:jc w:val="both"/>
+      </w:pPr>
+      <w:r>
+        <w:t xml:space="preserve">Чому</w:t>
+      </w:r>
+      <w:r>
+        <w:t xml:space="preserve"> </w:t>
+      </w:r>
+      <w:r>
+        <w:rPr>
+          <w:rStyle w:val="VerbatimChar"/>
+        </w:rPr>
+        <w:t xml:space="preserve">mv</w:t>
+      </w:r>
+      <w:r>
+        <w:t xml:space="preserve"> </w:t>
+      </w:r>
+      <w:r>
+        <w:t xml:space="preserve">виконує і переміщення, і перейменування? Що відбувається у файловій системі в кожному випадку?</w:t>
+      </w:r>
+    </w:p>
+    <w:p>
+      <w:pPr>
+        <w:pStyle w:val="Compact"/>
+        <w:numPr>
+          <w:ilvl w:val="0"/>
+          <w:numId w:val="1004"/>
+        </w:numPr>
+        <w:jc w:val="both"/>
+      </w:pPr>
+      <w:r>
+        <w:t xml:space="preserve">Запишіть команду, яка знайде в</w:t>
+      </w:r>
+      <w:r>
+        <w:t xml:space="preserve"> </w:t>
+      </w:r>
+      <w:r>
+        <w:rPr>
+          <w:rStyle w:val="VerbatimChar"/>
+        </w:rPr>
+        <w:t xml:space="preserve">/var/log</w:t>
+      </w:r>
+      <w:r>
+        <w:t xml:space="preserve"> </w:t>
+      </w:r>
+      <w:r>
+        <w:t xml:space="preserve">усі файли більші за 1 МБ, змінені за останню добу.</w:t>
+      </w:r>
+    </w:p>
+    <w:p>
+      <w:pPr>
+        <w:pStyle w:val="Compact"/>
+        <w:numPr>
+          <w:ilvl w:val="0"/>
+          <w:numId w:val="1004"/>
+        </w:numPr>
+        <w:jc w:val="both"/>
+      </w:pPr>
+      <w:r>
+        <w:t xml:space="preserve">Чим жорстке посилання відрізняється від символічного? Наведіть задачу, де потрібне саме символічне.</w:t>
+      </w:r>
+    </w:p>
+    <w:p>
+      <w:pPr>
+        <w:pStyle w:val="Compact"/>
+        <w:numPr>
+          <w:ilvl w:val="0"/>
+          <w:numId w:val="1004"/>
+        </w:numPr>
+        <w:jc w:val="both"/>
+      </w:pPr>
+      <w:r>
+        <w:t xml:space="preserve">Чому після видалення оригіналу жорстке посилання працює, а символічне — ні?</w:t>
+      </w:r>
+    </w:p>
+    <w:p>
+      <w:pPr>
+        <w:pStyle w:val="Compact"/>
+        <w:numPr>
+          <w:ilvl w:val="0"/>
+          <w:numId w:val="1004"/>
+        </w:numPr>
+        <w:jc w:val="both"/>
+      </w:pPr>
+      <w:r>
+        <w:t xml:space="preserve">Чому в</w:t>
+      </w:r>
+      <w:r>
+        <w:t xml:space="preserve"> </w:t>
+      </w:r>
+      <w:r>
+        <w:rPr>
+          <w:rStyle w:val="VerbatimChar"/>
+        </w:rPr>
+        <w:t xml:space="preserve">/etc/fstab</w:t>
+      </w:r>
+      <w:r>
+        <w:t xml:space="preserve"> </w:t>
+      </w:r>
+      <w:r>
+        <w:t xml:space="preserve">носії позначають UUID, а не іменем</w:t>
+      </w:r>
+      <w:r>
+        <w:t xml:space="preserve"> </w:t>
+      </w:r>
+      <w:r>
+        <w:rPr>
+          <w:rStyle w:val="VerbatimChar"/>
+        </w:rPr>
+        <w:t xml:space="preserve">/dev/sdb1</w:t>
+      </w:r>
+      <w:r>
+        <w:t xml:space="preserve">?</w:t>
+      </w:r>
+    </w:p>
+    <w:p>
+      <w:pPr>
+        <w:pStyle w:val="Compact"/>
+        <w:numPr>
+          <w:ilvl w:val="0"/>
+          <w:numId w:val="1004"/>
+        </w:numPr>
+        <w:jc w:val="both"/>
+      </w:pPr>
+      <w:r>
+        <w:t xml:space="preserve">Що робити, якщо</w:t>
+      </w:r>
+      <w:r>
+        <w:t xml:space="preserve"> </w:t>
+      </w:r>
+      <w:r>
+        <w:rPr>
+          <w:rStyle w:val="VerbatimChar"/>
+        </w:rPr>
+        <w:t xml:space="preserve">umount</w:t>
+      </w:r>
+      <w:r>
+        <w:t xml:space="preserve"> </w:t>
+      </w:r>
+      <w:r>
+        <w:t xml:space="preserve">повідомляє «target is busy»?</w:t>
+      </w:r>
+    </w:p>
+    <w:p>
+      <w:pPr>
+        <w:pStyle w:val="Compact"/>
+        <w:numPr>
+          <w:ilvl w:val="0"/>
+          <w:numId w:val="1004"/>
+        </w:numPr>
+        <w:jc w:val="both"/>
+      </w:pPr>
+      <w:r>
+        <w:t xml:space="preserve">Чому</w:t>
+      </w:r>
+      <w:r>
+        <w:t xml:space="preserve"> </w:t>
+      </w:r>
+      <w:r>
+        <w:rPr>
+          <w:rStyle w:val="VerbatimChar"/>
+        </w:rPr>
+        <w:t xml:space="preserve">df -h</w:t>
+      </w:r>
+      <w:r>
+        <w:t xml:space="preserve"> </w:t>
+      </w:r>
+      <w:r>
+        <w:t xml:space="preserve">може показувати вільне місце, коли система повідомляє про його брак?</w:t>
+      </w:r>
+    </w:p>
+    <w:p>
+      <w:pPr>
+        <w:pStyle w:val="Compact"/>
+        <w:numPr>
+          <w:ilvl w:val="0"/>
+          <w:numId w:val="1004"/>
+        </w:numPr>
+        <w:jc w:val="both"/>
+      </w:pPr>
+      <w:r>
+        <w:t xml:space="preserve">Поясніть подвійне розширення</w:t>
+      </w:r>
+      <w:r>
+        <w:t xml:space="preserve"> </w:t>
+      </w:r>
+      <w:r>
+        <w:rPr>
+          <w:rStyle w:val="VerbatimChar"/>
+        </w:rPr>
+        <w:t xml:space="preserve">.tar.gz</w:t>
+      </w:r>
+      <w:r>
+        <w:t xml:space="preserve"> </w:t>
+      </w:r>
+      <w:r>
+        <w:t xml:space="preserve">і запишіть команду перегляду вмісту такого архіву.</w:t>
+      </w:r>
+    </w:p>
+    <w:bookmarkEnd w:id="29"/>
+    <w:bookmarkStart w:id="30" w:name="високий-рівень-творчий"/>
+    <w:p>
+      <w:pPr>
+        <w:pStyle w:val="Heading3"/>
+      </w:pPr>
+      <w:r>
+        <w:t xml:space="preserve">Високий рівень (творчий)</w:t>
+      </w:r>
+    </w:p>
+    <w:p>
+      <w:pPr>
+        <w:pStyle w:val="Compact"/>
+        <w:numPr>
+          <w:ilvl w:val="0"/>
+          <w:numId w:val="1005"/>
+        </w:numPr>
+        <w:jc w:val="both"/>
+      </w:pPr>
+      <w:r>
+        <w:t xml:space="preserve">Поясніть, які переваги для адміністрування дає єдине дерево каталогів із монтуванням, і наведіть сценарій, неможливий у моделі з літерами дисків.</w:t>
+      </w:r>
+    </w:p>
+    <w:p>
+      <w:pPr>
+        <w:pStyle w:val="Compact"/>
+        <w:numPr>
+          <w:ilvl w:val="0"/>
+          <w:numId w:val="1005"/>
+        </w:numPr>
+        <w:jc w:val="both"/>
+      </w:pPr>
+      <w:r>
+        <w:t xml:space="preserve">Каталог із журналами заповнив увесь розділ. Опишіть послідовність дій із зазначенням команд на кожному кроці й поясніть, чому просте видалення файлу відкритим процесом не звільняє місце.</w:t>
+      </w:r>
+    </w:p>
+    <w:p>
+      <w:pPr>
+        <w:pStyle w:val="Compact"/>
+        <w:numPr>
+          <w:ilvl w:val="0"/>
+          <w:numId w:val="1005"/>
+        </w:numPr>
+        <w:jc w:val="both"/>
+      </w:pPr>
+      <w:r>
+        <w:t xml:space="preserve">Запропонуйте схему резервного копіювання домашнього каталогу з кількома поколіннями копій. Обґрунтуйте вибір формату архіву та періодичність.</w:t>
+      </w:r>
+    </w:p>
+    <w:p>
+      <w:pPr>
+        <w:pStyle w:val="Compact"/>
+        <w:numPr>
+          <w:ilvl w:val="0"/>
+          <w:numId w:val="1005"/>
+        </w:numPr>
+        <w:jc w:val="both"/>
+      </w:pPr>
+      <w:r>
+        <w:t xml:space="preserve">Сформулюйте критерії вибору між жорстким посиланням, символічним посиланням і копією файлу. Проілюструйте кожен критерій прикладом із цієї роботи.</w:t>
+      </w:r>
+    </w:p>
+    <w:bookmarkEnd w:id="30"/>
+    <w:bookmarkEnd w:id="31"/>
     <w:sectPr>
       <w:pgSz w:h="16838" w:orient="portrait" w:w="11906"/>
       <w:pgMar w:bottom="1134" w:footer="708" w:gutter="0" w:header="708" w:left="1418" w:right="851" w:top="1134"/>
@@ -137,8 +5428,307 @@
       </w:pPr>
     </w:lvl>
   </w:abstractNum>
+  <w:abstractNum w:abstractNumId="99411">
+    <w:nsid w:val="00A99411"/>
+    <w:multiLevelType w:val="multilevel"/>
+    <w:lvl w:ilvl="0">
+      <w:start w:val="1"/>
+      <w:numFmt w:val="decimal"/>
+      <w:lvlText w:val="%1."/>
+      <w:lvlJc w:val="left"/>
+      <w:pPr>
+        <w:ind w:left="1134" w:hanging="425"/>
+      </w:pPr>
+    </w:lvl>
+    <w:lvl w:ilvl="1">
+      <w:start w:val="1"/>
+      <w:numFmt w:val="decimal"/>
+      <w:lvlText w:val="%2."/>
+      <w:lvlJc w:val="left"/>
+      <w:pPr>
+        <w:ind w:left="1701" w:hanging="425"/>
+      </w:pPr>
+    </w:lvl>
+    <w:lvl w:ilvl="2">
+      <w:start w:val="1"/>
+      <w:numFmt w:val="decimal"/>
+      <w:lvlText w:val="%3."/>
+      <w:lvlJc w:val="left"/>
+      <w:pPr>
+        <w:ind w:left="2268" w:hanging="425"/>
+      </w:pPr>
+    </w:lvl>
+    <w:lvl w:ilvl="3">
+      <w:start w:val="1"/>
+      <w:numFmt w:val="decimal"/>
+      <w:lvlText w:val="%4."/>
+      <w:lvlJc w:val="left"/>
+      <w:pPr>
+        <w:ind w:left="2835" w:hanging="425"/>
+      </w:pPr>
+    </w:lvl>
+    <w:lvl w:ilvl="4">
+      <w:start w:val="1"/>
+      <w:numFmt w:val="decimal"/>
+      <w:lvlText w:val="%5."/>
+      <w:lvlJc w:val="left"/>
+      <w:pPr>
+        <w:ind w:left="3402" w:hanging="425"/>
+      </w:pPr>
+    </w:lvl>
+    <w:lvl w:ilvl="5">
+      <w:start w:val="1"/>
+      <w:numFmt w:val="decimal"/>
+      <w:lvlText w:val="%6."/>
+      <w:lvlJc w:val="left"/>
+      <w:pPr>
+        <w:ind w:left="3969" w:hanging="425"/>
+      </w:pPr>
+    </w:lvl>
+    <w:lvl w:ilvl="6">
+      <w:start w:val="1"/>
+      <w:numFmt w:val="decimal"/>
+      <w:lvlText w:val="%7."/>
+      <w:lvlJc w:val="left"/>
+      <w:pPr>
+        <w:ind w:left="4536" w:hanging="425"/>
+      </w:pPr>
+    </w:lvl>
+    <w:lvl w:ilvl="7">
+      <w:start w:val="1"/>
+      <w:numFmt w:val="decimal"/>
+      <w:lvlText w:val="%8."/>
+      <w:lvlJc w:val="left"/>
+      <w:pPr>
+        <w:ind w:left="5103" w:hanging="425"/>
+      </w:pPr>
+    </w:lvl>
+    <w:lvl w:ilvl="8">
+      <w:start w:val="1"/>
+      <w:numFmt w:val="decimal"/>
+      <w:lvlText w:val="%9."/>
+      <w:lvlJc w:val="left"/>
+      <w:pPr>
+        <w:ind w:left="5670" w:hanging="425"/>
+      </w:pPr>
+    </w:lvl>
+  </w:abstractNum>
+  <w:abstractNum w:abstractNumId="991">
+    <w:nsid w:val="0000A991"/>
+    <w:multiLevelType w:val="multilevel"/>
+    <w:lvl w:ilvl="0">
+      <w:numFmt w:val="bullet"/>
+      <w:lvlText w:val="–"/>
+      <w:lvlJc w:val="left"/>
+      <w:pPr>
+        <w:ind w:left="1134" w:hanging="425"/>
+      </w:pPr>
+      <w:rPr/>
+    </w:lvl>
+    <w:lvl w:ilvl="1">
+      <w:numFmt w:val="bullet"/>
+      <w:lvlText w:val="–"/>
+      <w:lvlJc w:val="left"/>
+      <w:pPr>
+        <w:ind w:left="1701" w:hanging="425"/>
+      </w:pPr>
+      <w:rPr>
+        <w:rFonts w:ascii="Courier New" w:hAnsi="Courier New" w:cs="Courier New" w:hint="default"/>
+      </w:rPr>
+    </w:lvl>
+    <w:lvl w:ilvl="2">
+      <w:numFmt w:val="bullet"/>
+      <w:lvlText w:val="–"/>
+      <w:lvlJc w:val="left"/>
+      <w:pPr>
+        <w:ind w:left="2268" w:hanging="425"/>
+      </w:pPr>
+      <w:rPr/>
+    </w:lvl>
+    <w:lvl w:ilvl="3">
+      <w:numFmt w:val="bullet"/>
+      <w:lvlText w:val="–"/>
+      <w:lvlJc w:val="left"/>
+      <w:pPr>
+        <w:ind w:left="2835" w:hanging="425"/>
+      </w:pPr>
+      <w:rPr/>
+    </w:lvl>
+    <w:lvl w:ilvl="4">
+      <w:numFmt w:val="bullet"/>
+      <w:lvlText w:val="–"/>
+      <w:lvlJc w:val="left"/>
+      <w:pPr>
+        <w:ind w:left="3402" w:hanging="425"/>
+      </w:pPr>
+      <w:rPr>
+        <w:rFonts w:ascii="Courier New" w:hAnsi="Courier New" w:cs="Courier New" w:hint="default"/>
+      </w:rPr>
+    </w:lvl>
+    <w:lvl w:ilvl="5">
+      <w:numFmt w:val="bullet"/>
+      <w:lvlText w:val="–"/>
+      <w:lvlJc w:val="left"/>
+      <w:pPr>
+        <w:ind w:left="3969" w:hanging="425"/>
+      </w:pPr>
+      <w:rPr/>
+    </w:lvl>
+    <w:lvl w:ilvl="6">
+      <w:numFmt w:val="bullet"/>
+      <w:lvlText w:val="–"/>
+      <w:lvlJc w:val="left"/>
+      <w:pPr>
+        <w:ind w:left="4536" w:hanging="425"/>
+      </w:pPr>
+      <w:rPr/>
+    </w:lvl>
+    <w:lvl w:ilvl="7">
+      <w:numFmt w:val="bullet"/>
+      <w:lvlText w:val="–"/>
+      <w:lvlJc w:val="left"/>
+      <w:pPr>
+        <w:ind w:left="5103" w:hanging="425"/>
+      </w:pPr>
+      <w:rPr>
+        <w:rFonts w:ascii="Courier New" w:hAnsi="Courier New" w:cs="Courier New" w:hint="default"/>
+      </w:rPr>
+    </w:lvl>
+    <w:lvl w:ilvl="8">
+      <w:numFmt w:val="bullet"/>
+      <w:lvlText w:val="–"/>
+      <w:lvlJc w:val="left"/>
+      <w:pPr>
+        <w:ind w:left="5670" w:hanging="425"/>
+      </w:pPr>
+      <w:rPr/>
+    </w:lvl>
+  </w:abstractNum>
   <w:num w:numId="1000">
     <w:abstractNumId w:val="990"/>
+  </w:num>
+  <w:num w:numId="1001">
+    <w:abstractNumId w:val="99411"/>
+    <w:lvlOverride w:ilvl="0">
+      <w:startOverride w:val="1"/>
+    </w:lvlOverride>
+    <w:lvlOverride w:ilvl="1">
+      <w:startOverride w:val="1"/>
+    </w:lvlOverride>
+    <w:lvlOverride w:ilvl="2">
+      <w:startOverride w:val="1"/>
+    </w:lvlOverride>
+    <w:lvlOverride w:ilvl="3">
+      <w:startOverride w:val="1"/>
+    </w:lvlOverride>
+    <w:lvlOverride w:ilvl="4">
+      <w:startOverride w:val="1"/>
+    </w:lvlOverride>
+    <w:lvlOverride w:ilvl="5">
+      <w:startOverride w:val="1"/>
+    </w:lvlOverride>
+    <w:lvlOverride w:ilvl="6">
+      <w:startOverride w:val="1"/>
+    </w:lvlOverride>
+    <w:lvlOverride w:ilvl="7">
+      <w:startOverride w:val="1"/>
+    </w:lvlOverride>
+    <w:lvlOverride w:ilvl="8">
+      <w:startOverride w:val="1"/>
+    </w:lvlOverride>
+  </w:num>
+  <w:num w:numId="1002">
+    <w:abstractNumId w:val="991"/>
+  </w:num>
+  <w:num w:numId="1003">
+    <w:abstractNumId w:val="99411"/>
+    <w:lvlOverride w:ilvl="0">
+      <w:startOverride w:val="1"/>
+    </w:lvlOverride>
+    <w:lvlOverride w:ilvl="1">
+      <w:startOverride w:val="1"/>
+    </w:lvlOverride>
+    <w:lvlOverride w:ilvl="2">
+      <w:startOverride w:val="1"/>
+    </w:lvlOverride>
+    <w:lvlOverride w:ilvl="3">
+      <w:startOverride w:val="1"/>
+    </w:lvlOverride>
+    <w:lvlOverride w:ilvl="4">
+      <w:startOverride w:val="1"/>
+    </w:lvlOverride>
+    <w:lvlOverride w:ilvl="5">
+      <w:startOverride w:val="1"/>
+    </w:lvlOverride>
+    <w:lvlOverride w:ilvl="6">
+      <w:startOverride w:val="1"/>
+    </w:lvlOverride>
+    <w:lvlOverride w:ilvl="7">
+      <w:startOverride w:val="1"/>
+    </w:lvlOverride>
+    <w:lvlOverride w:ilvl="8">
+      <w:startOverride w:val="1"/>
+    </w:lvlOverride>
+  </w:num>
+  <w:num w:numId="1004">
+    <w:abstractNumId w:val="99411"/>
+    <w:lvlOverride w:ilvl="0">
+      <w:startOverride w:val="1"/>
+    </w:lvlOverride>
+    <w:lvlOverride w:ilvl="1">
+      <w:startOverride w:val="1"/>
+    </w:lvlOverride>
+    <w:lvlOverride w:ilvl="2">
+      <w:startOverride w:val="1"/>
+    </w:lvlOverride>
+    <w:lvlOverride w:ilvl="3">
+      <w:startOverride w:val="1"/>
+    </w:lvlOverride>
+    <w:lvlOverride w:ilvl="4">
+      <w:startOverride w:val="1"/>
+    </w:lvlOverride>
+    <w:lvlOverride w:ilvl="5">
+      <w:startOverride w:val="1"/>
+    </w:lvlOverride>
+    <w:lvlOverride w:ilvl="6">
+      <w:startOverride w:val="1"/>
+    </w:lvlOverride>
+    <w:lvlOverride w:ilvl="7">
+      <w:startOverride w:val="1"/>
+    </w:lvlOverride>
+    <w:lvlOverride w:ilvl="8">
+      <w:startOverride w:val="1"/>
+    </w:lvlOverride>
+  </w:num>
+  <w:num w:numId="1005">
+    <w:abstractNumId w:val="99411"/>
+    <w:lvlOverride w:ilvl="0">
+      <w:startOverride w:val="1"/>
+    </w:lvlOverride>
+    <w:lvlOverride w:ilvl="1">
+      <w:startOverride w:val="1"/>
+    </w:lvlOverride>
+    <w:lvlOverride w:ilvl="2">
+      <w:startOverride w:val="1"/>
+    </w:lvlOverride>
+    <w:lvlOverride w:ilvl="3">
+      <w:startOverride w:val="1"/>
+    </w:lvlOverride>
+    <w:lvlOverride w:ilvl="4">
+      <w:startOverride w:val="1"/>
+    </w:lvlOverride>
+    <w:lvlOverride w:ilvl="5">
+      <w:startOverride w:val="1"/>
+    </w:lvlOverride>
+    <w:lvlOverride w:ilvl="6">
+      <w:startOverride w:val="1"/>
+    </w:lvlOverride>
+    <w:lvlOverride w:ilvl="7">
+      <w:startOverride w:val="1"/>
+    </w:lvlOverride>
+    <w:lvlOverride w:ilvl="8">
+      <w:startOverride w:val="1"/>
+    </w:lvlOverride>
   </w:num>
 </w:numbering>
 </file>
@@ -850,6 +6440,11 @@
       <w:szCs w:val="18"/>
     </w:rPr>
   </w:style>
+  <w:style w:type="paragraph" w:customStyle="1" w:styleId="TableCaption">
+    <w:name w:val="TableCaption"/>
+    <w:basedOn w:val="BodyText"/>
+    <w:qFormat/>
+  </w:style>
 </w:styles>
 </file>
 
